--- a/datasource/transcriptions/docx/Placentius-Plausus.docx
+++ b/datasource/transcriptions/docx/Placentius-Plausus.docx
@@ -10,7 +10,7 @@
           <w:rFonts w:ascii="Times New Roman" w:eastAsia="Times New Roman" w:hAnsi="Times New Roman" w:cs="Times New Roman"/>
           <w:sz w:val="20"/>
           <w:szCs w:val="20"/>
-          <w:lang w:eastAsia="nl-NL"/>
+          <w:lang w:val="la-Latn" w:eastAsia="nl-NL"/>
         </w:rPr>
       </w:pPr>
     </w:p>
@@ -22,7 +22,7 @@
           <w:rFonts w:ascii="Times New Roman" w:eastAsia="Times New Roman" w:hAnsi="Times New Roman" w:cs="Times New Roman"/>
           <w:sz w:val="20"/>
           <w:szCs w:val="20"/>
-          <w:lang w:eastAsia="nl-NL"/>
+          <w:lang w:val="la-Latn" w:eastAsia="nl-NL"/>
         </w:rPr>
       </w:pPr>
       <w:r>
@@ -30,7 +30,7 @@
           <w:rFonts w:ascii="Times New Roman" w:eastAsia="Times New Roman" w:hAnsi="Times New Roman" w:cs="Times New Roman"/>
           <w:sz w:val="20"/>
           <w:szCs w:val="20"/>
-          <w:lang w:eastAsia="nl-NL"/>
+          <w:lang w:val="la-Latn" w:eastAsia="nl-NL"/>
         </w:rPr>
         <w:t>/front/</w:t>
       </w:r>
@@ -43,19 +43,19 @@
           <w:rFonts w:ascii="Times New Roman" w:eastAsia="Times New Roman" w:hAnsi="Times New Roman" w:cs="Times New Roman"/>
           <w:sz w:val="24"/>
           <w:szCs w:val="24"/>
-          <w:lang w:eastAsia="nl-NL"/>
-        </w:rPr>
-      </w:pPr>
-    </w:p>
-    <w:p>
-      <w:pPr>
-        <w:shd w:val="clear" w:color="auto" w:fill="FFFFFF"/>
-        <w:spacing w:after="0" w:line="240" w:lineRule="auto"/>
-        <w:rPr>
-          <w:rFonts w:ascii="Times New Roman" w:eastAsia="Times New Roman" w:hAnsi="Times New Roman" w:cs="Times New Roman"/>
-          <w:sz w:val="24"/>
-          <w:szCs w:val="24"/>
-          <w:lang w:eastAsia="nl-NL"/>
+          <w:lang w:val="la-Latn" w:eastAsia="nl-NL"/>
+        </w:rPr>
+      </w:pPr>
+    </w:p>
+    <w:p>
+      <w:pPr>
+        <w:shd w:val="clear" w:color="auto" w:fill="FFFFFF"/>
+        <w:spacing w:after="0" w:line="240" w:lineRule="auto"/>
+        <w:rPr>
+          <w:rFonts w:ascii="Times New Roman" w:eastAsia="Times New Roman" w:hAnsi="Times New Roman" w:cs="Times New Roman"/>
+          <w:sz w:val="24"/>
+          <w:szCs w:val="24"/>
+          <w:lang w:val="la-Latn" w:eastAsia="nl-NL"/>
         </w:rPr>
       </w:pPr>
       <w:bookmarkStart w:id="0" w:name="OLE_LINK6"/>
@@ -64,7 +64,7 @@
           <w:rFonts w:ascii="Times New Roman" w:eastAsia="Times New Roman" w:hAnsi="Times New Roman" w:cs="Times New Roman"/>
           <w:sz w:val="24"/>
           <w:szCs w:val="24"/>
-          <w:lang w:eastAsia="nl-NL"/>
+          <w:lang w:val="la-Latn" w:eastAsia="nl-NL"/>
         </w:rPr>
         <w:t>PLA</w:t>
       </w:r>
@@ -73,7 +73,7 @@
           <w:rFonts w:ascii="Times New Roman" w:eastAsia="Times New Roman" w:hAnsi="Times New Roman" w:cs="Times New Roman"/>
           <w:sz w:val="24"/>
           <w:szCs w:val="24"/>
-          <w:lang w:eastAsia="nl-NL"/>
+          <w:lang w:val="la-Latn" w:eastAsia="nl-NL"/>
         </w:rPr>
         <w:t>V</w:t>
       </w:r>
@@ -82,7 +82,7 @@
           <w:rFonts w:ascii="Times New Roman" w:eastAsia="Times New Roman" w:hAnsi="Times New Roman" w:cs="Times New Roman"/>
           <w:sz w:val="24"/>
           <w:szCs w:val="24"/>
-          <w:lang w:eastAsia="nl-NL"/>
+          <w:lang w:val="la-Latn" w:eastAsia="nl-NL"/>
         </w:rPr>
         <w:t>SUS</w:t>
       </w:r>
@@ -91,7 +91,7 @@
           <w:rFonts w:ascii="Times New Roman" w:eastAsia="Times New Roman" w:hAnsi="Times New Roman" w:cs="Times New Roman"/>
           <w:sz w:val="24"/>
           <w:szCs w:val="24"/>
-          <w:lang w:eastAsia="nl-NL"/>
+          <w:lang w:val="la-Latn" w:eastAsia="nl-NL"/>
         </w:rPr>
         <w:t xml:space="preserve"> </w:t>
       </w:r>
@@ -104,15 +104,15 @@
           <w:rFonts w:ascii="Times New Roman" w:eastAsia="Times New Roman" w:hAnsi="Times New Roman" w:cs="Times New Roman"/>
           <w:sz w:val="24"/>
           <w:szCs w:val="24"/>
-          <w:lang w:eastAsia="nl-NL"/>
-        </w:rPr>
-      </w:pPr>
-      <w:r>
-        <w:rPr>
-          <w:rFonts w:ascii="Times New Roman" w:eastAsia="Times New Roman" w:hAnsi="Times New Roman" w:cs="Times New Roman"/>
-          <w:sz w:val="24"/>
-          <w:szCs w:val="24"/>
-          <w:lang w:eastAsia="nl-NL"/>
+          <w:lang w:val="la-Latn" w:eastAsia="nl-NL"/>
+        </w:rPr>
+      </w:pPr>
+      <w:r>
+        <w:rPr>
+          <w:rFonts w:ascii="Times New Roman" w:eastAsia="Times New Roman" w:hAnsi="Times New Roman" w:cs="Times New Roman"/>
+          <w:sz w:val="24"/>
+          <w:szCs w:val="24"/>
+          <w:lang w:val="la-Latn" w:eastAsia="nl-NL"/>
         </w:rPr>
         <w:t>L</w:t>
       </w:r>
@@ -121,7 +121,7 @@
           <w:rFonts w:ascii="Times New Roman" w:eastAsia="Times New Roman" w:hAnsi="Times New Roman" w:cs="Times New Roman"/>
           <w:sz w:val="24"/>
           <w:szCs w:val="24"/>
-          <w:lang w:eastAsia="nl-NL"/>
+          <w:lang w:val="la-Latn" w:eastAsia="nl-NL"/>
         </w:rPr>
         <w:t>V</w:t>
       </w:r>
@@ -130,7 +130,7 @@
           <w:rFonts w:ascii="Times New Roman" w:eastAsia="Times New Roman" w:hAnsi="Times New Roman" w:cs="Times New Roman"/>
           <w:sz w:val="24"/>
           <w:szCs w:val="24"/>
-          <w:lang w:eastAsia="nl-NL"/>
+          <w:lang w:val="la-Latn" w:eastAsia="nl-NL"/>
         </w:rPr>
         <w:t>CTIFICAE MORTIS</w:t>
       </w:r>
@@ -139,7 +139,7 @@
           <w:rFonts w:ascii="Times New Roman" w:eastAsia="Times New Roman" w:hAnsi="Times New Roman" w:cs="Times New Roman"/>
           <w:sz w:val="24"/>
           <w:szCs w:val="24"/>
-          <w:lang w:eastAsia="nl-NL"/>
+          <w:lang w:val="la-Latn" w:eastAsia="nl-NL"/>
         </w:rPr>
         <w:t xml:space="preserve"> </w:t>
       </w:r>
@@ -152,15 +152,15 @@
           <w:rFonts w:ascii="Times New Roman" w:eastAsia="Times New Roman" w:hAnsi="Times New Roman" w:cs="Times New Roman"/>
           <w:sz w:val="24"/>
           <w:szCs w:val="24"/>
-          <w:lang w:eastAsia="nl-NL"/>
-        </w:rPr>
-      </w:pPr>
-      <w:r>
-        <w:rPr>
-          <w:rFonts w:ascii="Times New Roman" w:eastAsia="Times New Roman" w:hAnsi="Times New Roman" w:cs="Times New Roman"/>
-          <w:sz w:val="24"/>
-          <w:szCs w:val="24"/>
-          <w:lang w:eastAsia="nl-NL"/>
+          <w:lang w:val="la-Latn" w:eastAsia="nl-NL"/>
+        </w:rPr>
+      </w:pPr>
+      <w:r>
+        <w:rPr>
+          <w:rFonts w:ascii="Times New Roman" w:eastAsia="Times New Roman" w:hAnsi="Times New Roman" w:cs="Times New Roman"/>
+          <w:sz w:val="24"/>
+          <w:szCs w:val="24"/>
+          <w:lang w:val="la-Latn" w:eastAsia="nl-NL"/>
         </w:rPr>
         <w:t>AD MODVM DIALOGI EXTEM</w:t>
       </w:r>
@@ -169,7 +169,7 @@
           <w:rFonts w:ascii="Times New Roman" w:eastAsia="Times New Roman" w:hAnsi="Times New Roman" w:cs="Times New Roman"/>
           <w:sz w:val="24"/>
           <w:szCs w:val="24"/>
-          <w:lang w:eastAsia="nl-NL"/>
+          <w:lang w:val="la-Latn" w:eastAsia="nl-NL"/>
         </w:rPr>
         <w:t>-</w:t>
       </w:r>
@@ -182,15 +182,15 @@
           <w:rFonts w:ascii="Times New Roman" w:eastAsia="Times New Roman" w:hAnsi="Times New Roman" w:cs="Times New Roman"/>
           <w:sz w:val="24"/>
           <w:szCs w:val="24"/>
-          <w:lang w:eastAsia="nl-NL"/>
-        </w:rPr>
-      </w:pPr>
-      <w:r>
-        <w:rPr>
-          <w:rFonts w:ascii="Times New Roman" w:eastAsia="Times New Roman" w:hAnsi="Times New Roman" w:cs="Times New Roman"/>
-          <w:sz w:val="24"/>
-          <w:szCs w:val="24"/>
-          <w:lang w:eastAsia="nl-NL"/>
+          <w:lang w:val="la-Latn" w:eastAsia="nl-NL"/>
+        </w:rPr>
+      </w:pPr>
+      <w:r>
+        <w:rPr>
+          <w:rFonts w:ascii="Times New Roman" w:eastAsia="Times New Roman" w:hAnsi="Times New Roman" w:cs="Times New Roman"/>
+          <w:sz w:val="24"/>
+          <w:szCs w:val="24"/>
+          <w:lang w:val="la-Latn" w:eastAsia="nl-NL"/>
         </w:rPr>
         <w:t>poraliter ab Eusebio Candido lusus. Ad quem quique mortales inuitantur omnnes, cuius</w:t>
       </w:r>
@@ -203,15 +203,15 @@
           <w:rFonts w:ascii="Times New Roman" w:eastAsia="Times New Roman" w:hAnsi="Times New Roman" w:cs="Times New Roman"/>
           <w:sz w:val="24"/>
           <w:szCs w:val="24"/>
-          <w:lang w:eastAsia="nl-NL"/>
-        </w:rPr>
-      </w:pPr>
-      <w:r>
-        <w:rPr>
-          <w:rFonts w:ascii="Times New Roman" w:eastAsia="Times New Roman" w:hAnsi="Times New Roman" w:cs="Times New Roman"/>
-          <w:sz w:val="24"/>
-          <w:szCs w:val="24"/>
-          <w:lang w:eastAsia="nl-NL"/>
+          <w:lang w:val="la-Latn" w:eastAsia="nl-NL"/>
+        </w:rPr>
+      </w:pPr>
+      <w:r>
+        <w:rPr>
+          <w:rFonts w:ascii="Times New Roman" w:eastAsia="Times New Roman" w:hAnsi="Times New Roman" w:cs="Times New Roman"/>
+          <w:sz w:val="24"/>
+          <w:szCs w:val="24"/>
+          <w:lang w:val="la-Latn" w:eastAsia="nl-NL"/>
         </w:rPr>
         <w:t xml:space="preserve">cuius sint conditionis: quibusque </w:t>
       </w:r>
@@ -224,15 +224,15 @@
           <w:rFonts w:ascii="Times New Roman" w:eastAsia="Times New Roman" w:hAnsi="Times New Roman" w:cs="Times New Roman"/>
           <w:sz w:val="24"/>
           <w:szCs w:val="24"/>
-          <w:lang w:eastAsia="nl-NL"/>
-        </w:rPr>
-      </w:pPr>
-      <w:r>
-        <w:rPr>
-          <w:rFonts w:ascii="Times New Roman" w:eastAsia="Times New Roman" w:hAnsi="Times New Roman" w:cs="Times New Roman"/>
-          <w:sz w:val="24"/>
-          <w:szCs w:val="24"/>
-          <w:lang w:eastAsia="nl-NL"/>
+          <w:lang w:val="la-Latn" w:eastAsia="nl-NL"/>
+        </w:rPr>
+      </w:pPr>
+      <w:r>
+        <w:rPr>
+          <w:rFonts w:ascii="Times New Roman" w:eastAsia="Times New Roman" w:hAnsi="Times New Roman" w:cs="Times New Roman"/>
+          <w:sz w:val="24"/>
+          <w:szCs w:val="24"/>
+          <w:lang w:val="la-Latn" w:eastAsia="nl-NL"/>
         </w:rPr>
         <w:t xml:space="preserve">singulis Mors ipsa </w:t>
       </w:r>
@@ -245,15 +245,15 @@
           <w:rFonts w:ascii="Times New Roman" w:eastAsia="Times New Roman" w:hAnsi="Times New Roman" w:cs="Times New Roman"/>
           <w:sz w:val="24"/>
           <w:szCs w:val="24"/>
-          <w:lang w:eastAsia="nl-NL"/>
-        </w:rPr>
-      </w:pPr>
-      <w:r>
-        <w:rPr>
-          <w:rFonts w:ascii="Times New Roman" w:eastAsia="Times New Roman" w:hAnsi="Times New Roman" w:cs="Times New Roman"/>
-          <w:sz w:val="24"/>
-          <w:szCs w:val="24"/>
-          <w:lang w:eastAsia="nl-NL"/>
+          <w:lang w:val="la-Latn" w:eastAsia="nl-NL"/>
+        </w:rPr>
+      </w:pPr>
+      <w:r>
+        <w:rPr>
+          <w:rFonts w:ascii="Times New Roman" w:eastAsia="Times New Roman" w:hAnsi="Times New Roman" w:cs="Times New Roman"/>
+          <w:sz w:val="24"/>
+          <w:szCs w:val="24"/>
+          <w:lang w:val="la-Latn" w:eastAsia="nl-NL"/>
         </w:rPr>
         <w:t>respondet.</w:t>
       </w:r>
@@ -267,15 +267,15 @@
           <w:rFonts w:ascii="Times New Roman" w:eastAsia="Times New Roman" w:hAnsi="Times New Roman" w:cs="Times New Roman"/>
           <w:sz w:val="24"/>
           <w:szCs w:val="24"/>
-          <w:lang w:eastAsia="nl-NL"/>
-        </w:rPr>
-      </w:pPr>
-      <w:r>
-        <w:rPr>
-          <w:rFonts w:ascii="Times New Roman" w:eastAsia="Times New Roman" w:hAnsi="Times New Roman" w:cs="Times New Roman"/>
-          <w:sz w:val="24"/>
-          <w:szCs w:val="24"/>
-          <w:lang w:eastAsia="nl-NL"/>
+          <w:lang w:val="la-Latn" w:eastAsia="nl-NL"/>
+        </w:rPr>
+      </w:pPr>
+      <w:r>
+        <w:rPr>
+          <w:rFonts w:ascii="Times New Roman" w:eastAsia="Times New Roman" w:hAnsi="Times New Roman" w:cs="Times New Roman"/>
+          <w:sz w:val="24"/>
+          <w:szCs w:val="24"/>
+          <w:lang w:val="la-Latn" w:eastAsia="nl-NL"/>
         </w:rPr>
         <w:t>/main/</w:t>
       </w:r>
@@ -288,15 +288,15 @@
           <w:rFonts w:ascii="Times New Roman" w:eastAsia="Times New Roman" w:hAnsi="Times New Roman" w:cs="Times New Roman"/>
           <w:sz w:val="24"/>
           <w:szCs w:val="24"/>
-          <w:lang w:eastAsia="nl-NL"/>
-        </w:rPr>
-      </w:pPr>
-      <w:r>
-        <w:rPr>
-          <w:rFonts w:ascii="Times New Roman" w:eastAsia="Times New Roman" w:hAnsi="Times New Roman" w:cs="Times New Roman"/>
-          <w:sz w:val="24"/>
-          <w:szCs w:val="24"/>
-          <w:lang w:eastAsia="nl-NL"/>
+          <w:lang w:val="la-Latn" w:eastAsia="nl-NL"/>
+        </w:rPr>
+      </w:pPr>
+      <w:r>
+        <w:rPr>
+          <w:rFonts w:ascii="Times New Roman" w:eastAsia="Times New Roman" w:hAnsi="Times New Roman" w:cs="Times New Roman"/>
+          <w:sz w:val="24"/>
+          <w:szCs w:val="24"/>
+          <w:lang w:val="la-Latn" w:eastAsia="nl-NL"/>
         </w:rPr>
         <w:t>Luctificae Mortis plausum bene cernite cuncti.</w:t>
       </w:r>
@@ -309,15 +309,15 @@
           <w:rFonts w:ascii="Times New Roman" w:eastAsia="Times New Roman" w:hAnsi="Times New Roman" w:cs="Times New Roman"/>
           <w:sz w:val="24"/>
           <w:szCs w:val="24"/>
-          <w:lang w:eastAsia="nl-NL"/>
-        </w:rPr>
-      </w:pPr>
-      <w:r>
-        <w:rPr>
-          <w:rFonts w:ascii="Times New Roman" w:eastAsia="Times New Roman" w:hAnsi="Times New Roman" w:cs="Times New Roman"/>
-          <w:sz w:val="24"/>
-          <w:szCs w:val="24"/>
-          <w:lang w:eastAsia="nl-NL"/>
+          <w:lang w:val="la-Latn" w:eastAsia="nl-NL"/>
+        </w:rPr>
+      </w:pPr>
+      <w:r>
+        <w:rPr>
+          <w:rFonts w:ascii="Times New Roman" w:eastAsia="Times New Roman" w:hAnsi="Times New Roman" w:cs="Times New Roman"/>
+          <w:sz w:val="24"/>
+          <w:szCs w:val="24"/>
+          <w:lang w:val="la-Latn" w:eastAsia="nl-NL"/>
         </w:rPr>
         <w:t>Dum res laeta, mori et uiuentes discite</w:t>
       </w:r>
@@ -326,7 +326,7 @@
           <w:rFonts w:ascii="Times New Roman" w:eastAsia="Times New Roman" w:hAnsi="Times New Roman" w:cs="Times New Roman"/>
           <w:sz w:val="24"/>
           <w:szCs w:val="24"/>
-          <w:lang w:eastAsia="nl-NL"/>
+          <w:lang w:val="la-Latn" w:eastAsia="nl-NL"/>
         </w:rPr>
         <w:t>,</w:t>
       </w:r>
@@ -335,7 +335,7 @@
           <w:rFonts w:ascii="Times New Roman" w:eastAsia="Times New Roman" w:hAnsi="Times New Roman" w:cs="Times New Roman"/>
           <w:sz w:val="24"/>
           <w:szCs w:val="24"/>
-          <w:lang w:eastAsia="nl-NL"/>
+          <w:lang w:val="la-Latn" w:eastAsia="nl-NL"/>
         </w:rPr>
         <w:t xml:space="preserve"> nanque</w:t>
       </w:r>
@@ -348,15 +348,15 @@
           <w:rFonts w:ascii="Times New Roman" w:eastAsia="Times New Roman" w:hAnsi="Times New Roman" w:cs="Times New Roman"/>
           <w:sz w:val="24"/>
           <w:szCs w:val="24"/>
-          <w:lang w:eastAsia="nl-NL"/>
-        </w:rPr>
-      </w:pPr>
-      <w:r>
-        <w:rPr>
-          <w:rFonts w:ascii="Times New Roman" w:eastAsia="Times New Roman" w:hAnsi="Times New Roman" w:cs="Times New Roman"/>
-          <w:sz w:val="24"/>
-          <w:szCs w:val="24"/>
-          <w:lang w:eastAsia="nl-NL"/>
+          <w:lang w:val="la-Latn" w:eastAsia="nl-NL"/>
+        </w:rPr>
+      </w:pPr>
+      <w:r>
+        <w:rPr>
+          <w:rFonts w:ascii="Times New Roman" w:eastAsia="Times New Roman" w:hAnsi="Times New Roman" w:cs="Times New Roman"/>
+          <w:sz w:val="24"/>
+          <w:szCs w:val="24"/>
+          <w:lang w:val="la-Latn" w:eastAsia="nl-NL"/>
         </w:rPr>
         <w:t>Omnes ex aequo tandem huc properare necessum.</w:t>
       </w:r>
@@ -371,7 +371,7 @@
           <w:iCs/>
           <w:sz w:val="24"/>
           <w:szCs w:val="24"/>
-          <w:lang w:eastAsia="nl-NL"/>
+          <w:lang w:val="la-Latn" w:eastAsia="nl-NL"/>
         </w:rPr>
       </w:pPr>
       <w:r>
@@ -381,7 +381,7 @@
           <w:iCs/>
           <w:sz w:val="24"/>
           <w:szCs w:val="24"/>
-          <w:lang w:eastAsia="nl-NL"/>
+          <w:lang w:val="la-Latn" w:eastAsia="nl-NL"/>
         </w:rPr>
         <w:t>Hic inducitur adolescens quaerens, &amp; mors</w:t>
       </w:r>
@@ -392,7 +392,7 @@
           <w:iCs/>
           <w:sz w:val="24"/>
           <w:szCs w:val="24"/>
-          <w:lang w:eastAsia="nl-NL"/>
+          <w:lang w:val="la-Latn" w:eastAsia="nl-NL"/>
         </w:rPr>
         <w:t xml:space="preserve"> </w:t>
       </w:r>
@@ -403,7 +403,7 @@
           <w:iCs/>
           <w:sz w:val="24"/>
           <w:szCs w:val="24"/>
-          <w:lang w:eastAsia="nl-NL"/>
+          <w:lang w:val="la-Latn" w:eastAsia="nl-NL"/>
         </w:rPr>
         <w:t>vel philosophus respondens</w:t>
       </w:r>
@@ -414,7 +414,7 @@
           <w:iCs/>
           <w:sz w:val="24"/>
           <w:szCs w:val="24"/>
-          <w:lang w:eastAsia="nl-NL"/>
+          <w:lang w:val="la-Latn" w:eastAsia="nl-NL"/>
         </w:rPr>
         <w:t>.</w:t>
       </w:r>
@@ -427,15 +427,15 @@
           <w:rFonts w:ascii="Times New Roman" w:eastAsia="Times New Roman" w:hAnsi="Times New Roman" w:cs="Times New Roman"/>
           <w:sz w:val="24"/>
           <w:szCs w:val="24"/>
-          <w:lang w:eastAsia="nl-NL"/>
-        </w:rPr>
-      </w:pPr>
-      <w:r>
-        <w:rPr>
-          <w:rFonts w:ascii="Times New Roman" w:eastAsia="Times New Roman" w:hAnsi="Times New Roman" w:cs="Times New Roman"/>
-          <w:sz w:val="24"/>
-          <w:szCs w:val="24"/>
-          <w:lang w:eastAsia="nl-NL"/>
+          <w:lang w:val="la-Latn" w:eastAsia="nl-NL"/>
+        </w:rPr>
+      </w:pPr>
+      <w:r>
+        <w:rPr>
+          <w:rFonts w:ascii="Times New Roman" w:eastAsia="Times New Roman" w:hAnsi="Times New Roman" w:cs="Times New Roman"/>
+          <w:sz w:val="24"/>
+          <w:szCs w:val="24"/>
+          <w:lang w:val="la-Latn" w:eastAsia="nl-NL"/>
         </w:rPr>
         <w:t>Vita quid est hominis? Fumus super aera missus.</w:t>
       </w:r>
@@ -448,15 +448,15 @@
           <w:rFonts w:ascii="Times New Roman" w:eastAsia="Times New Roman" w:hAnsi="Times New Roman" w:cs="Times New Roman"/>
           <w:sz w:val="24"/>
           <w:szCs w:val="24"/>
-          <w:lang w:eastAsia="nl-NL"/>
-        </w:rPr>
-      </w:pPr>
-      <w:r>
-        <w:rPr>
-          <w:rFonts w:ascii="Times New Roman" w:eastAsia="Times New Roman" w:hAnsi="Times New Roman" w:cs="Times New Roman"/>
-          <w:sz w:val="24"/>
-          <w:szCs w:val="24"/>
-          <w:lang w:eastAsia="nl-NL"/>
+          <w:lang w:val="la-Latn" w:eastAsia="nl-NL"/>
+        </w:rPr>
+      </w:pPr>
+      <w:r>
+        <w:rPr>
+          <w:rFonts w:ascii="Times New Roman" w:eastAsia="Times New Roman" w:hAnsi="Times New Roman" w:cs="Times New Roman"/>
+          <w:sz w:val="24"/>
+          <w:szCs w:val="24"/>
+          <w:lang w:val="la-Latn" w:eastAsia="nl-NL"/>
         </w:rPr>
         <w:t>(5) Vita quid est hominis? Via mortis, dura laborum</w:t>
       </w:r>
@@ -469,15 +469,15 @@
           <w:rFonts w:ascii="Times New Roman" w:eastAsia="Times New Roman" w:hAnsi="Times New Roman" w:cs="Times New Roman"/>
           <w:sz w:val="24"/>
           <w:szCs w:val="24"/>
-          <w:lang w:eastAsia="nl-NL"/>
-        </w:rPr>
-      </w:pPr>
-      <w:r>
-        <w:rPr>
-          <w:rFonts w:ascii="Times New Roman" w:eastAsia="Times New Roman" w:hAnsi="Times New Roman" w:cs="Times New Roman"/>
-          <w:sz w:val="24"/>
-          <w:szCs w:val="24"/>
-          <w:lang w:eastAsia="nl-NL"/>
+          <w:lang w:val="la-Latn" w:eastAsia="nl-NL"/>
+        </w:rPr>
+      </w:pPr>
+      <w:r>
+        <w:rPr>
+          <w:rFonts w:ascii="Times New Roman" w:eastAsia="Times New Roman" w:hAnsi="Times New Roman" w:cs="Times New Roman"/>
+          <w:sz w:val="24"/>
+          <w:szCs w:val="24"/>
+          <w:lang w:val="la-Latn" w:eastAsia="nl-NL"/>
         </w:rPr>
         <w:t>Colluuies</w:t>
       </w:r>
@@ -486,7 +486,7 @@
           <w:rFonts w:ascii="Times New Roman" w:eastAsia="Times New Roman" w:hAnsi="Times New Roman" w:cs="Times New Roman"/>
           <w:sz w:val="24"/>
           <w:szCs w:val="24"/>
-          <w:lang w:eastAsia="nl-NL"/>
+          <w:lang w:val="la-Latn" w:eastAsia="nl-NL"/>
         </w:rPr>
         <w:t>,</w:t>
       </w:r>
@@ -495,7 +495,7 @@
           <w:rFonts w:ascii="Times New Roman" w:eastAsia="Times New Roman" w:hAnsi="Times New Roman" w:cs="Times New Roman"/>
           <w:sz w:val="24"/>
           <w:szCs w:val="24"/>
-          <w:lang w:eastAsia="nl-NL"/>
+          <w:lang w:val="la-Latn" w:eastAsia="nl-NL"/>
         </w:rPr>
         <w:t xml:space="preserve"> uita est hominis uia longa doloris</w:t>
       </w:r>
@@ -508,15 +508,15 @@
           <w:rFonts w:ascii="Times New Roman" w:eastAsia="Times New Roman" w:hAnsi="Times New Roman" w:cs="Times New Roman"/>
           <w:sz w:val="24"/>
           <w:szCs w:val="24"/>
-          <w:lang w:eastAsia="nl-NL"/>
-        </w:rPr>
-      </w:pPr>
-      <w:r>
-        <w:rPr>
-          <w:rFonts w:ascii="Times New Roman" w:eastAsia="Times New Roman" w:hAnsi="Times New Roman" w:cs="Times New Roman"/>
-          <w:sz w:val="24"/>
-          <w:szCs w:val="24"/>
-          <w:lang w:eastAsia="nl-NL"/>
+          <w:lang w:val="la-Latn" w:eastAsia="nl-NL"/>
+        </w:rPr>
+      </w:pPr>
+      <w:r>
+        <w:rPr>
+          <w:rFonts w:ascii="Times New Roman" w:eastAsia="Times New Roman" w:hAnsi="Times New Roman" w:cs="Times New Roman"/>
+          <w:sz w:val="24"/>
+          <w:szCs w:val="24"/>
+          <w:lang w:val="la-Latn" w:eastAsia="nl-NL"/>
         </w:rPr>
         <w:t xml:space="preserve">Perpetui. Vita quid est hominis? </w:t>
       </w:r>
@@ -525,7 +525,7 @@
           <w:rFonts w:ascii="Times New Roman" w:eastAsia="Times New Roman" w:hAnsi="Times New Roman" w:cs="Times New Roman"/>
           <w:sz w:val="24"/>
           <w:szCs w:val="24"/>
-          <w:lang w:eastAsia="nl-NL"/>
+          <w:lang w:val="la-Latn" w:eastAsia="nl-NL"/>
         </w:rPr>
         <w:t>c</w:t>
       </w:r>
@@ -534,7 +534,7 @@
           <w:rFonts w:ascii="Times New Roman" w:eastAsia="Times New Roman" w:hAnsi="Times New Roman" w:cs="Times New Roman"/>
           <w:sz w:val="24"/>
           <w:szCs w:val="24"/>
-          <w:lang w:eastAsia="nl-NL"/>
+          <w:lang w:val="la-Latn" w:eastAsia="nl-NL"/>
         </w:rPr>
         <w:t>ruciatus et error.</w:t>
       </w:r>
@@ -547,15 +547,15 @@
           <w:rFonts w:ascii="Times New Roman" w:eastAsia="Times New Roman" w:hAnsi="Times New Roman" w:cs="Times New Roman"/>
           <w:sz w:val="24"/>
           <w:szCs w:val="24"/>
-          <w:lang w:eastAsia="nl-NL"/>
-        </w:rPr>
-      </w:pPr>
-      <w:r>
-        <w:rPr>
-          <w:rFonts w:ascii="Times New Roman" w:eastAsia="Times New Roman" w:hAnsi="Times New Roman" w:cs="Times New Roman"/>
-          <w:sz w:val="24"/>
-          <w:szCs w:val="24"/>
-          <w:lang w:eastAsia="nl-NL"/>
+          <w:lang w:val="la-Latn" w:eastAsia="nl-NL"/>
+        </w:rPr>
+      </w:pPr>
+      <w:r>
+        <w:rPr>
+          <w:rFonts w:ascii="Times New Roman" w:eastAsia="Times New Roman" w:hAnsi="Times New Roman" w:cs="Times New Roman"/>
+          <w:sz w:val="24"/>
+          <w:szCs w:val="24"/>
+          <w:lang w:val="la-Latn" w:eastAsia="nl-NL"/>
         </w:rPr>
         <w:t xml:space="preserve">Vita quid est hominis? </w:t>
       </w:r>
@@ -564,7 +564,7 @@
           <w:rFonts w:ascii="Times New Roman" w:eastAsia="Times New Roman" w:hAnsi="Times New Roman" w:cs="Times New Roman"/>
           <w:sz w:val="24"/>
           <w:szCs w:val="24"/>
-          <w:lang w:eastAsia="nl-NL"/>
+          <w:lang w:val="la-Latn" w:eastAsia="nl-NL"/>
         </w:rPr>
         <w:t>u</w:t>
       </w:r>
@@ -573,7 +573,7 @@
           <w:rFonts w:ascii="Times New Roman" w:eastAsia="Times New Roman" w:hAnsi="Times New Roman" w:cs="Times New Roman"/>
           <w:sz w:val="24"/>
           <w:szCs w:val="24"/>
-          <w:lang w:eastAsia="nl-NL"/>
+          <w:lang w:val="la-Latn" w:eastAsia="nl-NL"/>
         </w:rPr>
         <w:t>estitus gramine multo,</w:t>
       </w:r>
@@ -586,15 +586,15 @@
           <w:rFonts w:ascii="Times New Roman" w:eastAsia="Times New Roman" w:hAnsi="Times New Roman" w:cs="Times New Roman"/>
           <w:sz w:val="24"/>
           <w:szCs w:val="24"/>
-          <w:lang w:eastAsia="nl-NL"/>
-        </w:rPr>
-      </w:pPr>
-      <w:r>
-        <w:rPr>
-          <w:rFonts w:ascii="Times New Roman" w:eastAsia="Times New Roman" w:hAnsi="Times New Roman" w:cs="Times New Roman"/>
-          <w:sz w:val="24"/>
-          <w:szCs w:val="24"/>
-          <w:lang w:eastAsia="nl-NL"/>
+          <w:lang w:val="la-Latn" w:eastAsia="nl-NL"/>
+        </w:rPr>
+      </w:pPr>
+      <w:r>
+        <w:rPr>
+          <w:rFonts w:ascii="Times New Roman" w:eastAsia="Times New Roman" w:hAnsi="Times New Roman" w:cs="Times New Roman"/>
+          <w:sz w:val="24"/>
+          <w:szCs w:val="24"/>
+          <w:lang w:val="la-Latn" w:eastAsia="nl-NL"/>
         </w:rPr>
         <w:t>Floribus et uariis campus, quem parua pruina</w:t>
       </w:r>
@@ -607,15 +607,15 @@
           <w:rFonts w:ascii="Times New Roman" w:eastAsia="Times New Roman" w:hAnsi="Times New Roman" w:cs="Times New Roman"/>
           <w:sz w:val="24"/>
           <w:szCs w:val="24"/>
-          <w:lang w:eastAsia="nl-NL"/>
-        </w:rPr>
-      </w:pPr>
-      <w:r>
-        <w:rPr>
-          <w:rFonts w:ascii="Times New Roman" w:eastAsia="Times New Roman" w:hAnsi="Times New Roman" w:cs="Times New Roman"/>
-          <w:sz w:val="24"/>
-          <w:szCs w:val="24"/>
-          <w:lang w:eastAsia="nl-NL"/>
+          <w:lang w:val="la-Latn" w:eastAsia="nl-NL"/>
+        </w:rPr>
+      </w:pPr>
+      <w:r>
+        <w:rPr>
+          <w:rFonts w:ascii="Times New Roman" w:eastAsia="Times New Roman" w:hAnsi="Times New Roman" w:cs="Times New Roman"/>
+          <w:sz w:val="24"/>
+          <w:szCs w:val="24"/>
+          <w:lang w:val="la-Latn" w:eastAsia="nl-NL"/>
         </w:rPr>
         <w:t>(10) Expoliat</w:t>
       </w:r>
@@ -624,7 +624,7 @@
           <w:rFonts w:ascii="Times New Roman" w:eastAsia="Times New Roman" w:hAnsi="Times New Roman" w:cs="Times New Roman"/>
           <w:sz w:val="24"/>
           <w:szCs w:val="24"/>
-          <w:lang w:eastAsia="nl-NL"/>
+          <w:lang w:val="la-Latn" w:eastAsia="nl-NL"/>
         </w:rPr>
         <w:t>,</w:t>
       </w:r>
@@ -633,7 +633,7 @@
           <w:rFonts w:ascii="Times New Roman" w:eastAsia="Times New Roman" w:hAnsi="Times New Roman" w:cs="Times New Roman"/>
           <w:sz w:val="24"/>
           <w:szCs w:val="24"/>
-          <w:lang w:eastAsia="nl-NL"/>
+          <w:lang w:val="la-Latn" w:eastAsia="nl-NL"/>
         </w:rPr>
         <w:t xml:space="preserve"> sic uitam hominum mors impia tollit.</w:t>
       </w:r>
@@ -646,15 +646,15 @@
           <w:rFonts w:ascii="Times New Roman" w:eastAsia="Times New Roman" w:hAnsi="Times New Roman" w:cs="Times New Roman"/>
           <w:sz w:val="24"/>
           <w:szCs w:val="24"/>
-          <w:lang w:eastAsia="nl-NL"/>
-        </w:rPr>
-      </w:pPr>
-      <w:r>
-        <w:rPr>
-          <w:rFonts w:ascii="Times New Roman" w:eastAsia="Times New Roman" w:hAnsi="Times New Roman" w:cs="Times New Roman"/>
-          <w:sz w:val="24"/>
-          <w:szCs w:val="24"/>
-          <w:lang w:eastAsia="nl-NL"/>
+          <w:lang w:val="la-Latn" w:eastAsia="nl-NL"/>
+        </w:rPr>
+      </w:pPr>
+      <w:r>
+        <w:rPr>
+          <w:rFonts w:ascii="Times New Roman" w:eastAsia="Times New Roman" w:hAnsi="Times New Roman" w:cs="Times New Roman"/>
+          <w:sz w:val="24"/>
+          <w:szCs w:val="24"/>
+          <w:lang w:val="la-Latn" w:eastAsia="nl-NL"/>
         </w:rPr>
         <w:t>Qua</w:t>
       </w:r>
@@ -663,7 +663,7 @@
           <w:rFonts w:ascii="Times New Roman" w:eastAsia="Times New Roman" w:hAnsi="Times New Roman" w:cs="Times New Roman"/>
           <w:sz w:val="24"/>
           <w:szCs w:val="24"/>
-          <w:lang w:eastAsia="nl-NL"/>
+          <w:lang w:val="la-Latn" w:eastAsia="nl-NL"/>
         </w:rPr>
         <w:t>m</w:t>
       </w:r>
@@ -672,7 +672,7 @@
           <w:rFonts w:ascii="Times New Roman" w:eastAsia="Times New Roman" w:hAnsi="Times New Roman" w:cs="Times New Roman"/>
           <w:sz w:val="24"/>
           <w:szCs w:val="24"/>
-          <w:lang w:eastAsia="nl-NL"/>
+          <w:lang w:val="la-Latn" w:eastAsia="nl-NL"/>
         </w:rPr>
         <w:t>libet illa alacris, uegeta, aut opulentaue felix,</w:t>
       </w:r>
@@ -685,27 +685,27 @@
           <w:rFonts w:ascii="Times New Roman" w:eastAsia="Times New Roman" w:hAnsi="Times New Roman" w:cs="Times New Roman"/>
           <w:sz w:val="24"/>
           <w:szCs w:val="24"/>
-          <w:lang w:eastAsia="nl-NL"/>
-        </w:rPr>
-      </w:pPr>
-    </w:p>
-    <w:p>
-      <w:pPr>
-        <w:shd w:val="clear" w:color="auto" w:fill="FFFFFF"/>
-        <w:spacing w:after="0" w:line="240" w:lineRule="auto"/>
-        <w:rPr>
-          <w:rFonts w:ascii="Times New Roman" w:eastAsia="Times New Roman" w:hAnsi="Times New Roman" w:cs="Times New Roman"/>
-          <w:sz w:val="24"/>
-          <w:szCs w:val="24"/>
-          <w:lang w:eastAsia="nl-NL"/>
-        </w:rPr>
-      </w:pPr>
-      <w:r>
-        <w:rPr>
-          <w:rFonts w:ascii="Times New Roman" w:eastAsia="Times New Roman" w:hAnsi="Times New Roman" w:cs="Times New Roman"/>
-          <w:sz w:val="24"/>
-          <w:szCs w:val="24"/>
-          <w:lang w:eastAsia="nl-NL"/>
+          <w:lang w:val="la-Latn" w:eastAsia="nl-NL"/>
+        </w:rPr>
+      </w:pPr>
+    </w:p>
+    <w:p>
+      <w:pPr>
+        <w:shd w:val="clear" w:color="auto" w:fill="FFFFFF"/>
+        <w:spacing w:after="0" w:line="240" w:lineRule="auto"/>
+        <w:rPr>
+          <w:rFonts w:ascii="Times New Roman" w:eastAsia="Times New Roman" w:hAnsi="Times New Roman" w:cs="Times New Roman"/>
+          <w:sz w:val="24"/>
+          <w:szCs w:val="24"/>
+          <w:lang w:val="la-Latn" w:eastAsia="nl-NL"/>
+        </w:rPr>
+      </w:pPr>
+      <w:r>
+        <w:rPr>
+          <w:rFonts w:ascii="Times New Roman" w:eastAsia="Times New Roman" w:hAnsi="Times New Roman" w:cs="Times New Roman"/>
+          <w:sz w:val="24"/>
+          <w:szCs w:val="24"/>
+          <w:lang w:val="la-Latn" w:eastAsia="nl-NL"/>
         </w:rPr>
         <w:t>Icta cadet modica crede aegritudine mortis.</w:t>
       </w:r>
@@ -718,15 +718,15 @@
           <w:rFonts w:ascii="Times New Roman" w:eastAsia="Times New Roman" w:hAnsi="Times New Roman" w:cs="Times New Roman"/>
           <w:sz w:val="24"/>
           <w:szCs w:val="24"/>
-          <w:lang w:eastAsia="nl-NL"/>
-        </w:rPr>
-      </w:pPr>
-      <w:r>
-        <w:rPr>
-          <w:rFonts w:ascii="Times New Roman" w:eastAsia="Times New Roman" w:hAnsi="Times New Roman" w:cs="Times New Roman"/>
-          <w:sz w:val="24"/>
-          <w:szCs w:val="24"/>
-          <w:lang w:eastAsia="nl-NL"/>
+          <w:lang w:val="la-Latn" w:eastAsia="nl-NL"/>
+        </w:rPr>
+      </w:pPr>
+      <w:r>
+        <w:rPr>
+          <w:rFonts w:ascii="Times New Roman" w:eastAsia="Times New Roman" w:hAnsi="Times New Roman" w:cs="Times New Roman"/>
+          <w:sz w:val="24"/>
+          <w:szCs w:val="24"/>
+          <w:lang w:val="la-Latn" w:eastAsia="nl-NL"/>
         </w:rPr>
         <w:t>Et quamuis superes auro vel murice Croesum,</w:t>
       </w:r>
@@ -739,15 +739,15 @@
           <w:rFonts w:ascii="Times New Roman" w:eastAsia="Times New Roman" w:hAnsi="Times New Roman" w:cs="Times New Roman"/>
           <w:sz w:val="24"/>
           <w:szCs w:val="24"/>
-          <w:lang w:eastAsia="nl-NL"/>
-        </w:rPr>
-      </w:pPr>
-      <w:r>
-        <w:rPr>
-          <w:rFonts w:ascii="Times New Roman" w:eastAsia="Times New Roman" w:hAnsi="Times New Roman" w:cs="Times New Roman"/>
-          <w:sz w:val="24"/>
-          <w:szCs w:val="24"/>
-          <w:lang w:eastAsia="nl-NL"/>
+          <w:lang w:val="la-Latn" w:eastAsia="nl-NL"/>
+        </w:rPr>
+      </w:pPr>
+      <w:r>
+        <w:rPr>
+          <w:rFonts w:ascii="Times New Roman" w:eastAsia="Times New Roman" w:hAnsi="Times New Roman" w:cs="Times New Roman"/>
+          <w:sz w:val="24"/>
+          <w:szCs w:val="24"/>
+          <w:lang w:val="la-Latn" w:eastAsia="nl-NL"/>
         </w:rPr>
         <w:t>Longaeuum aut annis uiuendo Nestora uincas,</w:t>
       </w:r>
@@ -760,15 +760,15 @@
           <w:rFonts w:ascii="Times New Roman" w:eastAsia="Times New Roman" w:hAnsi="Times New Roman" w:cs="Times New Roman"/>
           <w:sz w:val="24"/>
           <w:szCs w:val="24"/>
-          <w:lang w:eastAsia="nl-NL"/>
-        </w:rPr>
-      </w:pPr>
-      <w:r>
-        <w:rPr>
-          <w:rFonts w:ascii="Times New Roman" w:eastAsia="Times New Roman" w:hAnsi="Times New Roman" w:cs="Times New Roman"/>
-          <w:sz w:val="24"/>
-          <w:szCs w:val="24"/>
-          <w:lang w:eastAsia="nl-NL"/>
+          <w:lang w:val="la-Latn" w:eastAsia="nl-NL"/>
+        </w:rPr>
+      </w:pPr>
+      <w:r>
+        <w:rPr>
+          <w:rFonts w:ascii="Times New Roman" w:eastAsia="Times New Roman" w:hAnsi="Times New Roman" w:cs="Times New Roman"/>
+          <w:sz w:val="24"/>
+          <w:szCs w:val="24"/>
+          <w:lang w:val="la-Latn" w:eastAsia="nl-NL"/>
         </w:rPr>
         <w:t>(15) Omnia mors aequat, uitae meta ultima mors est.</w:t>
       </w:r>
@@ -781,15 +781,15 @@
           <w:rFonts w:ascii="Times New Roman" w:eastAsia="Times New Roman" w:hAnsi="Times New Roman" w:cs="Times New Roman"/>
           <w:sz w:val="24"/>
           <w:szCs w:val="24"/>
-          <w:lang w:eastAsia="nl-NL"/>
-        </w:rPr>
-      </w:pPr>
-      <w:r>
-        <w:rPr>
-          <w:rFonts w:ascii="Times New Roman" w:eastAsia="Times New Roman" w:hAnsi="Times New Roman" w:cs="Times New Roman"/>
-          <w:sz w:val="24"/>
-          <w:szCs w:val="24"/>
-          <w:lang w:eastAsia="nl-NL"/>
+          <w:lang w:val="la-Latn" w:eastAsia="nl-NL"/>
+        </w:rPr>
+      </w:pPr>
+      <w:r>
+        <w:rPr>
+          <w:rFonts w:ascii="Times New Roman" w:eastAsia="Times New Roman" w:hAnsi="Times New Roman" w:cs="Times New Roman"/>
+          <w:sz w:val="24"/>
+          <w:szCs w:val="24"/>
+          <w:lang w:val="la-Latn" w:eastAsia="nl-NL"/>
         </w:rPr>
         <w:t>I</w:t>
       </w:r>
@@ -798,7 +798,7 @@
           <w:rFonts w:ascii="Times New Roman" w:eastAsia="Times New Roman" w:hAnsi="Times New Roman" w:cs="Times New Roman"/>
           <w:sz w:val="24"/>
           <w:szCs w:val="24"/>
-          <w:lang w:eastAsia="nl-NL"/>
+          <w:lang w:val="la-Latn" w:eastAsia="nl-NL"/>
         </w:rPr>
         <w:t>mperator</w:t>
       </w:r>
@@ -811,15 +811,15 @@
           <w:rFonts w:ascii="Times New Roman" w:eastAsia="Times New Roman" w:hAnsi="Times New Roman" w:cs="Times New Roman"/>
           <w:sz w:val="24"/>
           <w:szCs w:val="24"/>
-          <w:lang w:eastAsia="nl-NL"/>
-        </w:rPr>
-      </w:pPr>
-      <w:r>
-        <w:rPr>
-          <w:rFonts w:ascii="Times New Roman" w:eastAsia="Times New Roman" w:hAnsi="Times New Roman" w:cs="Times New Roman"/>
-          <w:sz w:val="24"/>
-          <w:szCs w:val="24"/>
-          <w:lang w:eastAsia="nl-NL"/>
+          <w:lang w:val="la-Latn" w:eastAsia="nl-NL"/>
+        </w:rPr>
+      </w:pPr>
+      <w:r>
+        <w:rPr>
+          <w:rFonts w:ascii="Times New Roman" w:eastAsia="Times New Roman" w:hAnsi="Times New Roman" w:cs="Times New Roman"/>
+          <w:sz w:val="24"/>
+          <w:szCs w:val="24"/>
+          <w:lang w:val="la-Latn" w:eastAsia="nl-NL"/>
         </w:rPr>
         <w:t>Quid fers? Induperator ego, et moderamina rerum</w:t>
       </w:r>
@@ -832,15 +832,15 @@
           <w:rFonts w:ascii="Times New Roman" w:eastAsia="Times New Roman" w:hAnsi="Times New Roman" w:cs="Times New Roman"/>
           <w:sz w:val="24"/>
           <w:szCs w:val="24"/>
-          <w:lang w:eastAsia="nl-NL"/>
-        </w:rPr>
-      </w:pPr>
-      <w:r>
-        <w:rPr>
-          <w:rFonts w:ascii="Times New Roman" w:eastAsia="Times New Roman" w:hAnsi="Times New Roman" w:cs="Times New Roman"/>
-          <w:sz w:val="24"/>
-          <w:szCs w:val="24"/>
-          <w:lang w:eastAsia="nl-NL"/>
+          <w:lang w:val="la-Latn" w:eastAsia="nl-NL"/>
+        </w:rPr>
+      </w:pPr>
+      <w:r>
+        <w:rPr>
+          <w:rFonts w:ascii="Times New Roman" w:eastAsia="Times New Roman" w:hAnsi="Times New Roman" w:cs="Times New Roman"/>
+          <w:sz w:val="24"/>
+          <w:szCs w:val="24"/>
+          <w:lang w:val="la-Latn" w:eastAsia="nl-NL"/>
         </w:rPr>
         <w:t>Gesto manu. Domuit mors impia sceptra potentum</w:t>
       </w:r>
@@ -853,15 +853,15 @@
           <w:rFonts w:ascii="Times New Roman" w:eastAsia="Times New Roman" w:hAnsi="Times New Roman" w:cs="Times New Roman"/>
           <w:sz w:val="24"/>
           <w:szCs w:val="24"/>
-          <w:lang w:eastAsia="nl-NL"/>
-        </w:rPr>
-      </w:pPr>
-      <w:r>
-        <w:rPr>
-          <w:rFonts w:ascii="Times New Roman" w:eastAsia="Times New Roman" w:hAnsi="Times New Roman" w:cs="Times New Roman"/>
-          <w:sz w:val="24"/>
-          <w:szCs w:val="24"/>
-          <w:lang w:eastAsia="nl-NL"/>
+          <w:lang w:val="la-Latn" w:eastAsia="nl-NL"/>
+        </w:rPr>
+      </w:pPr>
+      <w:r>
+        <w:rPr>
+          <w:rFonts w:ascii="Times New Roman" w:eastAsia="Times New Roman" w:hAnsi="Times New Roman" w:cs="Times New Roman"/>
+          <w:sz w:val="24"/>
+          <w:szCs w:val="24"/>
+          <w:lang w:val="la-Latn" w:eastAsia="nl-NL"/>
         </w:rPr>
         <w:t>Rex Rhomanus.</w:t>
       </w:r>
@@ -874,15 +874,15 @@
           <w:rFonts w:ascii="Times New Roman" w:eastAsia="Times New Roman" w:hAnsi="Times New Roman" w:cs="Times New Roman"/>
           <w:sz w:val="24"/>
           <w:szCs w:val="24"/>
-          <w:lang w:eastAsia="nl-NL"/>
-        </w:rPr>
-      </w:pPr>
-      <w:r>
-        <w:rPr>
-          <w:rFonts w:ascii="Times New Roman" w:eastAsia="Times New Roman" w:hAnsi="Times New Roman" w:cs="Times New Roman"/>
-          <w:sz w:val="24"/>
-          <w:szCs w:val="24"/>
-          <w:lang w:eastAsia="nl-NL"/>
+          <w:lang w:val="la-Latn" w:eastAsia="nl-NL"/>
+        </w:rPr>
+      </w:pPr>
+      <w:r>
+        <w:rPr>
+          <w:rFonts w:ascii="Times New Roman" w:eastAsia="Times New Roman" w:hAnsi="Times New Roman" w:cs="Times New Roman"/>
+          <w:sz w:val="24"/>
+          <w:szCs w:val="24"/>
+          <w:lang w:val="la-Latn" w:eastAsia="nl-NL"/>
         </w:rPr>
         <w:t>Quid fers? En ego Rhomulidum rex. Mors manet omnes.</w:t>
       </w:r>
@@ -895,15 +895,15 @@
           <w:rFonts w:ascii="Times New Roman" w:eastAsia="Times New Roman" w:hAnsi="Times New Roman" w:cs="Times New Roman"/>
           <w:sz w:val="24"/>
           <w:szCs w:val="24"/>
-          <w:lang w:eastAsia="nl-NL"/>
-        </w:rPr>
-      </w:pPr>
-      <w:r>
-        <w:rPr>
-          <w:rFonts w:ascii="Times New Roman" w:eastAsia="Times New Roman" w:hAnsi="Times New Roman" w:cs="Times New Roman"/>
-          <w:sz w:val="24"/>
-          <w:szCs w:val="24"/>
-          <w:lang w:eastAsia="nl-NL"/>
+          <w:lang w:val="la-Latn" w:eastAsia="nl-NL"/>
+        </w:rPr>
+      </w:pPr>
+      <w:r>
+        <w:rPr>
+          <w:rFonts w:ascii="Times New Roman" w:eastAsia="Times New Roman" w:hAnsi="Times New Roman" w:cs="Times New Roman"/>
+          <w:sz w:val="24"/>
+          <w:szCs w:val="24"/>
+          <w:lang w:val="la-Latn" w:eastAsia="nl-NL"/>
         </w:rPr>
         <w:t>PAPA</w:t>
       </w:r>
@@ -916,15 +916,15 @@
           <w:rFonts w:ascii="Times New Roman" w:eastAsia="Times New Roman" w:hAnsi="Times New Roman" w:cs="Times New Roman"/>
           <w:sz w:val="24"/>
           <w:szCs w:val="24"/>
-          <w:lang w:eastAsia="nl-NL"/>
-        </w:rPr>
-      </w:pPr>
-      <w:r>
-        <w:rPr>
-          <w:rFonts w:ascii="Times New Roman" w:eastAsia="Times New Roman" w:hAnsi="Times New Roman" w:cs="Times New Roman"/>
-          <w:sz w:val="24"/>
-          <w:szCs w:val="24"/>
-          <w:lang w:eastAsia="nl-NL"/>
+          <w:lang w:val="la-Latn" w:eastAsia="nl-NL"/>
+        </w:rPr>
+      </w:pPr>
+      <w:r>
+        <w:rPr>
+          <w:rFonts w:ascii="Times New Roman" w:eastAsia="Times New Roman" w:hAnsi="Times New Roman" w:cs="Times New Roman"/>
+          <w:sz w:val="24"/>
+          <w:szCs w:val="24"/>
+          <w:lang w:val="la-Latn" w:eastAsia="nl-NL"/>
         </w:rPr>
         <w:t>En ego pontificum primus, signansque resignans</w:t>
       </w:r>
@@ -933,7 +933,7 @@
           <w:rFonts w:ascii="Times New Roman" w:eastAsia="Times New Roman" w:hAnsi="Times New Roman" w:cs="Times New Roman"/>
           <w:sz w:val="24"/>
           <w:szCs w:val="24"/>
-          <w:lang w:eastAsia="nl-NL"/>
+          <w:lang w:val="la-Latn" w:eastAsia="nl-NL"/>
         </w:rPr>
         <w:t>.</w:t>
       </w:r>
@@ -946,15 +946,15 @@
           <w:rFonts w:ascii="Times New Roman" w:eastAsia="Times New Roman" w:hAnsi="Times New Roman" w:cs="Times New Roman"/>
           <w:sz w:val="24"/>
           <w:szCs w:val="24"/>
-          <w:lang w:eastAsia="nl-NL"/>
-        </w:rPr>
-      </w:pPr>
-      <w:r>
-        <w:rPr>
-          <w:rFonts w:ascii="Times New Roman" w:eastAsia="Times New Roman" w:hAnsi="Times New Roman" w:cs="Times New Roman"/>
-          <w:sz w:val="24"/>
-          <w:szCs w:val="24"/>
-          <w:lang w:eastAsia="nl-NL"/>
+          <w:lang w:val="la-Latn" w:eastAsia="nl-NL"/>
+        </w:rPr>
+      </w:pPr>
+      <w:r>
+        <w:rPr>
+          <w:rFonts w:ascii="Times New Roman" w:eastAsia="Times New Roman" w:hAnsi="Times New Roman" w:cs="Times New Roman"/>
+          <w:sz w:val="24"/>
+          <w:szCs w:val="24"/>
+          <w:lang w:val="la-Latn" w:eastAsia="nl-NL"/>
         </w:rPr>
         <w:t>(20) Et coelos orcique locos. Mors te manet ergo.</w:t>
       </w:r>
@@ -967,15 +967,15 @@
           <w:rFonts w:ascii="Times New Roman" w:eastAsia="Times New Roman" w:hAnsi="Times New Roman" w:cs="Times New Roman"/>
           <w:sz w:val="24"/>
           <w:szCs w:val="24"/>
-          <w:lang w:eastAsia="nl-NL"/>
-        </w:rPr>
-      </w:pPr>
-      <w:r>
-        <w:rPr>
-          <w:rFonts w:ascii="Times New Roman" w:eastAsia="Times New Roman" w:hAnsi="Times New Roman" w:cs="Times New Roman"/>
-          <w:sz w:val="24"/>
-          <w:szCs w:val="24"/>
-          <w:lang w:eastAsia="nl-NL"/>
+          <w:lang w:val="la-Latn" w:eastAsia="nl-NL"/>
+        </w:rPr>
+      </w:pPr>
+      <w:r>
+        <w:rPr>
+          <w:rFonts w:ascii="Times New Roman" w:eastAsia="Times New Roman" w:hAnsi="Times New Roman" w:cs="Times New Roman"/>
+          <w:sz w:val="24"/>
+          <w:szCs w:val="24"/>
+          <w:lang w:val="la-Latn" w:eastAsia="nl-NL"/>
         </w:rPr>
         <w:t>C</w:t>
       </w:r>
@@ -984,7 +984,7 @@
           <w:rFonts w:ascii="Times New Roman" w:eastAsia="Times New Roman" w:hAnsi="Times New Roman" w:cs="Times New Roman"/>
           <w:sz w:val="24"/>
           <w:szCs w:val="24"/>
-          <w:lang w:eastAsia="nl-NL"/>
+          <w:lang w:val="la-Latn" w:eastAsia="nl-NL"/>
         </w:rPr>
         <w:t>ardinalis.</w:t>
       </w:r>
@@ -997,15 +997,15 @@
           <w:rFonts w:ascii="Times New Roman" w:eastAsia="Times New Roman" w:hAnsi="Times New Roman" w:cs="Times New Roman"/>
           <w:sz w:val="24"/>
           <w:szCs w:val="24"/>
-          <w:lang w:eastAsia="nl-NL"/>
-        </w:rPr>
-      </w:pPr>
-      <w:r>
-        <w:rPr>
-          <w:rFonts w:ascii="Times New Roman" w:eastAsia="Times New Roman" w:hAnsi="Times New Roman" w:cs="Times New Roman"/>
-          <w:sz w:val="24"/>
-          <w:szCs w:val="24"/>
-          <w:lang w:eastAsia="nl-NL"/>
+          <w:lang w:val="la-Latn" w:eastAsia="nl-NL"/>
+        </w:rPr>
+      </w:pPr>
+      <w:r>
+        <w:rPr>
+          <w:rFonts w:ascii="Times New Roman" w:eastAsia="Times New Roman" w:hAnsi="Times New Roman" w:cs="Times New Roman"/>
+          <w:sz w:val="24"/>
+          <w:szCs w:val="24"/>
+          <w:lang w:val="la-Latn" w:eastAsia="nl-NL"/>
         </w:rPr>
         <w:t>Cardineo fulgens ego honore, et episcopus ecce</w:t>
       </w:r>
@@ -1018,15 +1018,15 @@
           <w:rFonts w:ascii="Times New Roman" w:eastAsia="Times New Roman" w:hAnsi="Times New Roman" w:cs="Times New Roman"/>
           <w:sz w:val="24"/>
           <w:szCs w:val="24"/>
-          <w:lang w:eastAsia="nl-NL"/>
-        </w:rPr>
-      </w:pPr>
-      <w:r>
-        <w:rPr>
-          <w:rFonts w:ascii="Times New Roman" w:eastAsia="Times New Roman" w:hAnsi="Times New Roman" w:cs="Times New Roman"/>
-          <w:sz w:val="24"/>
-          <w:szCs w:val="24"/>
-          <w:lang w:eastAsia="nl-NL"/>
+          <w:lang w:val="la-Latn" w:eastAsia="nl-NL"/>
+        </w:rPr>
+      </w:pPr>
+      <w:r>
+        <w:rPr>
+          <w:rFonts w:ascii="Times New Roman" w:eastAsia="Times New Roman" w:hAnsi="Times New Roman" w:cs="Times New Roman"/>
+          <w:sz w:val="24"/>
+          <w:szCs w:val="24"/>
+          <w:lang w:val="la-Latn" w:eastAsia="nl-NL"/>
         </w:rPr>
         <w:t>Mors manet ecce omnes, phrygeus quos pilleus orna</w:t>
       </w:r>
@@ -1035,7 +1035,7 @@
           <w:rFonts w:ascii="Times New Roman" w:eastAsia="Times New Roman" w:hAnsi="Times New Roman" w:cs="Times New Roman"/>
           <w:sz w:val="24"/>
           <w:szCs w:val="24"/>
-          <w:lang w:eastAsia="nl-NL"/>
+          <w:lang w:val="la-Latn" w:eastAsia="nl-NL"/>
         </w:rPr>
         <w:t>t</w:t>
       </w:r>
@@ -1044,7 +1044,7 @@
           <w:rFonts w:ascii="Times New Roman" w:eastAsia="Times New Roman" w:hAnsi="Times New Roman" w:cs="Times New Roman"/>
           <w:sz w:val="24"/>
           <w:szCs w:val="24"/>
-          <w:lang w:eastAsia="nl-NL"/>
+          <w:lang w:val="la-Latn" w:eastAsia="nl-NL"/>
         </w:rPr>
         <w:t>.</w:t>
       </w:r>
@@ -1057,15 +1057,15 @@
           <w:rFonts w:ascii="Times New Roman" w:eastAsia="Times New Roman" w:hAnsi="Times New Roman" w:cs="Times New Roman"/>
           <w:sz w:val="24"/>
           <w:szCs w:val="24"/>
-          <w:lang w:eastAsia="nl-NL"/>
-        </w:rPr>
-      </w:pPr>
-      <w:r>
-        <w:rPr>
-          <w:rFonts w:ascii="Times New Roman" w:eastAsia="Times New Roman" w:hAnsi="Times New Roman" w:cs="Times New Roman"/>
-          <w:sz w:val="24"/>
-          <w:szCs w:val="24"/>
-          <w:lang w:eastAsia="nl-NL"/>
+          <w:lang w:val="la-Latn" w:eastAsia="nl-NL"/>
+        </w:rPr>
+      </w:pPr>
+      <w:r>
+        <w:rPr>
+          <w:rFonts w:ascii="Times New Roman" w:eastAsia="Times New Roman" w:hAnsi="Times New Roman" w:cs="Times New Roman"/>
+          <w:sz w:val="24"/>
+          <w:szCs w:val="24"/>
+          <w:lang w:val="la-Latn" w:eastAsia="nl-NL"/>
         </w:rPr>
         <w:t>Episcopus</w:t>
       </w:r>
@@ -1078,15 +1078,15 @@
           <w:rFonts w:ascii="Times New Roman" w:eastAsia="Times New Roman" w:hAnsi="Times New Roman" w:cs="Times New Roman"/>
           <w:sz w:val="24"/>
           <w:szCs w:val="24"/>
-          <w:lang w:eastAsia="nl-NL"/>
-        </w:rPr>
-      </w:pPr>
-      <w:r>
-        <w:rPr>
-          <w:rFonts w:ascii="Times New Roman" w:eastAsia="Times New Roman" w:hAnsi="Times New Roman" w:cs="Times New Roman"/>
-          <w:sz w:val="24"/>
-          <w:szCs w:val="24"/>
-          <w:lang w:eastAsia="nl-NL"/>
+          <w:lang w:val="la-Latn" w:eastAsia="nl-NL"/>
+        </w:rPr>
+      </w:pPr>
+      <w:r>
+        <w:rPr>
+          <w:rFonts w:ascii="Times New Roman" w:eastAsia="Times New Roman" w:hAnsi="Times New Roman" w:cs="Times New Roman"/>
+          <w:sz w:val="24"/>
+          <w:szCs w:val="24"/>
+          <w:lang w:val="la-Latn" w:eastAsia="nl-NL"/>
         </w:rPr>
         <w:t>In</w:t>
       </w:r>
@@ -1095,7 +1095,7 @@
           <w:rFonts w:ascii="Times New Roman" w:eastAsia="Times New Roman" w:hAnsi="Times New Roman" w:cs="Times New Roman"/>
           <w:sz w:val="24"/>
           <w:szCs w:val="24"/>
-          <w:lang w:eastAsia="nl-NL"/>
+          <w:lang w:val="la-Latn" w:eastAsia="nl-NL"/>
         </w:rPr>
         <w:t>s</w:t>
       </w:r>
@@ -1104,7 +1104,7 @@
           <w:rFonts w:ascii="Times New Roman" w:eastAsia="Times New Roman" w:hAnsi="Times New Roman" w:cs="Times New Roman"/>
           <w:sz w:val="24"/>
           <w:szCs w:val="24"/>
-          <w:lang w:eastAsia="nl-NL"/>
+          <w:lang w:val="la-Latn" w:eastAsia="nl-NL"/>
         </w:rPr>
         <w:t>ula splendidior uestit mea tempora, latum</w:t>
       </w:r>
@@ -1117,15 +1117,15 @@
           <w:rFonts w:ascii="Times New Roman" w:eastAsia="Times New Roman" w:hAnsi="Times New Roman" w:cs="Times New Roman"/>
           <w:sz w:val="24"/>
           <w:szCs w:val="24"/>
-          <w:lang w:eastAsia="nl-NL"/>
-        </w:rPr>
-      </w:pPr>
-      <w:r>
-        <w:rPr>
-          <w:rFonts w:ascii="Times New Roman" w:eastAsia="Times New Roman" w:hAnsi="Times New Roman" w:cs="Times New Roman"/>
-          <w:sz w:val="24"/>
-          <w:szCs w:val="24"/>
-          <w:lang w:eastAsia="nl-NL"/>
+          <w:lang w:val="la-Latn" w:eastAsia="nl-NL"/>
+        </w:rPr>
+      </w:pPr>
+      <w:r>
+        <w:rPr>
+          <w:rFonts w:ascii="Times New Roman" w:eastAsia="Times New Roman" w:hAnsi="Times New Roman" w:cs="Times New Roman"/>
+          <w:sz w:val="24"/>
+          <w:szCs w:val="24"/>
+          <w:lang w:val="la-Latn" w:eastAsia="nl-NL"/>
         </w:rPr>
         <w:t>Possideo imperium, multi mea iura tremiscunt.</w:t>
       </w:r>
@@ -1138,15 +1138,15 @@
           <w:rFonts w:ascii="Times New Roman" w:eastAsia="Times New Roman" w:hAnsi="Times New Roman" w:cs="Times New Roman"/>
           <w:sz w:val="24"/>
           <w:szCs w:val="24"/>
-          <w:lang w:eastAsia="nl-NL"/>
-        </w:rPr>
-      </w:pPr>
-      <w:r>
-        <w:rPr>
-          <w:rFonts w:ascii="Times New Roman" w:eastAsia="Times New Roman" w:hAnsi="Times New Roman" w:cs="Times New Roman"/>
-          <w:sz w:val="24"/>
-          <w:szCs w:val="24"/>
-          <w:lang w:eastAsia="nl-NL"/>
+          <w:lang w:val="la-Latn" w:eastAsia="nl-NL"/>
+        </w:rPr>
+      </w:pPr>
+      <w:r>
+        <w:rPr>
+          <w:rFonts w:ascii="Times New Roman" w:eastAsia="Times New Roman" w:hAnsi="Times New Roman" w:cs="Times New Roman"/>
+          <w:sz w:val="24"/>
+          <w:szCs w:val="24"/>
+          <w:lang w:val="la-Latn" w:eastAsia="nl-NL"/>
         </w:rPr>
         <w:t>(25) Me ditant fraudis docti, producere lites</w:t>
       </w:r>
@@ -1159,15 +1159,15 @@
           <w:rFonts w:ascii="Times New Roman" w:eastAsia="Times New Roman" w:hAnsi="Times New Roman" w:cs="Times New Roman"/>
           <w:sz w:val="24"/>
           <w:szCs w:val="24"/>
-          <w:lang w:eastAsia="nl-NL"/>
-        </w:rPr>
-      </w:pPr>
-      <w:r>
-        <w:rPr>
-          <w:rFonts w:ascii="Times New Roman" w:eastAsia="Times New Roman" w:hAnsi="Times New Roman" w:cs="Times New Roman"/>
-          <w:sz w:val="24"/>
-          <w:szCs w:val="24"/>
-          <w:lang w:eastAsia="nl-NL"/>
+          <w:lang w:val="la-Latn" w:eastAsia="nl-NL"/>
+        </w:rPr>
+      </w:pPr>
+      <w:r>
+        <w:rPr>
+          <w:rFonts w:ascii="Times New Roman" w:eastAsia="Times New Roman" w:hAnsi="Times New Roman" w:cs="Times New Roman"/>
+          <w:sz w:val="24"/>
+          <w:szCs w:val="24"/>
+          <w:lang w:val="la-Latn" w:eastAsia="nl-NL"/>
         </w:rPr>
         <w:t>Experti, aucupium docti nummorum, et auerni</w:t>
       </w:r>
@@ -1180,15 +1180,15 @@
           <w:rFonts w:ascii="Times New Roman" w:eastAsia="Times New Roman" w:hAnsi="Times New Roman" w:cs="Times New Roman"/>
           <w:sz w:val="24"/>
           <w:szCs w:val="24"/>
-          <w:lang w:eastAsia="nl-NL"/>
-        </w:rPr>
-      </w:pPr>
-      <w:r>
-        <w:rPr>
-          <w:rFonts w:ascii="Times New Roman" w:eastAsia="Times New Roman" w:hAnsi="Times New Roman" w:cs="Times New Roman"/>
-          <w:sz w:val="24"/>
-          <w:szCs w:val="24"/>
-          <w:lang w:eastAsia="nl-NL"/>
+          <w:lang w:val="la-Latn" w:eastAsia="nl-NL"/>
+        </w:rPr>
+      </w:pPr>
+      <w:r>
+        <w:rPr>
+          <w:rFonts w:ascii="Times New Roman" w:eastAsia="Times New Roman" w:hAnsi="Times New Roman" w:cs="Times New Roman"/>
+          <w:sz w:val="24"/>
+          <w:szCs w:val="24"/>
+          <w:lang w:val="la-Latn" w:eastAsia="nl-NL"/>
         </w:rPr>
         <w:t>Causidici, rixatores, rabulaeque forenses.</w:t>
       </w:r>
@@ -1201,15 +1201,15 @@
           <w:rFonts w:ascii="Times New Roman" w:eastAsia="Times New Roman" w:hAnsi="Times New Roman" w:cs="Times New Roman"/>
           <w:sz w:val="24"/>
           <w:szCs w:val="24"/>
-          <w:lang w:eastAsia="nl-NL"/>
-        </w:rPr>
-      </w:pPr>
-      <w:r>
-        <w:rPr>
-          <w:rFonts w:ascii="Times New Roman" w:eastAsia="Times New Roman" w:hAnsi="Times New Roman" w:cs="Times New Roman"/>
-          <w:sz w:val="24"/>
-          <w:szCs w:val="24"/>
-          <w:lang w:eastAsia="nl-NL"/>
+          <w:lang w:val="la-Latn" w:eastAsia="nl-NL"/>
+        </w:rPr>
+      </w:pPr>
+      <w:r>
+        <w:rPr>
+          <w:rFonts w:ascii="Times New Roman" w:eastAsia="Times New Roman" w:hAnsi="Times New Roman" w:cs="Times New Roman"/>
+          <w:sz w:val="24"/>
+          <w:szCs w:val="24"/>
+          <w:lang w:val="la-Latn" w:eastAsia="nl-NL"/>
         </w:rPr>
         <w:t>Hos ego respicio, nihil attendens animarum</w:t>
       </w:r>
@@ -1218,7 +1218,7 @@
           <w:rFonts w:ascii="Times New Roman" w:eastAsia="Times New Roman" w:hAnsi="Times New Roman" w:cs="Times New Roman"/>
           <w:sz w:val="24"/>
           <w:szCs w:val="24"/>
-          <w:lang w:eastAsia="nl-NL"/>
+          <w:lang w:val="la-Latn" w:eastAsia="nl-NL"/>
         </w:rPr>
         <w:t>.</w:t>
       </w:r>
@@ -1231,27 +1231,27 @@
           <w:rFonts w:ascii="Times New Roman" w:eastAsia="Times New Roman" w:hAnsi="Times New Roman" w:cs="Times New Roman"/>
           <w:sz w:val="24"/>
           <w:szCs w:val="24"/>
-          <w:lang w:eastAsia="nl-NL"/>
-        </w:rPr>
-      </w:pPr>
-    </w:p>
-    <w:p>
-      <w:pPr>
-        <w:shd w:val="clear" w:color="auto" w:fill="FFFFFF"/>
-        <w:spacing w:after="0" w:line="240" w:lineRule="auto"/>
-        <w:rPr>
-          <w:rFonts w:ascii="Times New Roman" w:eastAsia="Times New Roman" w:hAnsi="Times New Roman" w:cs="Times New Roman"/>
-          <w:sz w:val="24"/>
-          <w:szCs w:val="24"/>
-          <w:lang w:eastAsia="nl-NL"/>
-        </w:rPr>
-      </w:pPr>
-      <w:r>
-        <w:rPr>
-          <w:rFonts w:ascii="Times New Roman" w:eastAsia="Times New Roman" w:hAnsi="Times New Roman" w:cs="Times New Roman"/>
-          <w:sz w:val="24"/>
-          <w:szCs w:val="24"/>
-          <w:lang w:eastAsia="nl-NL"/>
+          <w:lang w:val="la-Latn" w:eastAsia="nl-NL"/>
+        </w:rPr>
+      </w:pPr>
+    </w:p>
+    <w:p>
+      <w:pPr>
+        <w:shd w:val="clear" w:color="auto" w:fill="FFFFFF"/>
+        <w:spacing w:after="0" w:line="240" w:lineRule="auto"/>
+        <w:rPr>
+          <w:rFonts w:ascii="Times New Roman" w:eastAsia="Times New Roman" w:hAnsi="Times New Roman" w:cs="Times New Roman"/>
+          <w:sz w:val="24"/>
+          <w:szCs w:val="24"/>
+          <w:lang w:val="la-Latn" w:eastAsia="nl-NL"/>
+        </w:rPr>
+      </w:pPr>
+      <w:r>
+        <w:rPr>
+          <w:rFonts w:ascii="Times New Roman" w:eastAsia="Times New Roman" w:hAnsi="Times New Roman" w:cs="Times New Roman"/>
+          <w:sz w:val="24"/>
+          <w:szCs w:val="24"/>
+          <w:lang w:val="la-Latn" w:eastAsia="nl-NL"/>
         </w:rPr>
         <w:t>Ecclesiae mihi commissae populi ue salutem.</w:t>
       </w:r>
@@ -1264,15 +1264,15 @@
           <w:rFonts w:ascii="Times New Roman" w:eastAsia="Times New Roman" w:hAnsi="Times New Roman" w:cs="Times New Roman"/>
           <w:sz w:val="24"/>
           <w:szCs w:val="24"/>
-          <w:lang w:eastAsia="nl-NL"/>
-        </w:rPr>
-      </w:pPr>
-      <w:r>
-        <w:rPr>
-          <w:rFonts w:ascii="Times New Roman" w:eastAsia="Times New Roman" w:hAnsi="Times New Roman" w:cs="Times New Roman"/>
-          <w:sz w:val="24"/>
-          <w:szCs w:val="24"/>
-          <w:lang w:eastAsia="nl-NL"/>
+          <w:lang w:val="la-Latn" w:eastAsia="nl-NL"/>
+        </w:rPr>
+      </w:pPr>
+      <w:r>
+        <w:rPr>
+          <w:rFonts w:ascii="Times New Roman" w:eastAsia="Times New Roman" w:hAnsi="Times New Roman" w:cs="Times New Roman"/>
+          <w:sz w:val="24"/>
+          <w:szCs w:val="24"/>
+          <w:lang w:val="la-Latn" w:eastAsia="nl-NL"/>
         </w:rPr>
         <w:t>(30) Sed satis est duros loculo infarcisse Iabores</w:t>
       </w:r>
@@ -1285,15 +1285,15 @@
           <w:rFonts w:ascii="Times New Roman" w:eastAsia="Times New Roman" w:hAnsi="Times New Roman" w:cs="Times New Roman"/>
           <w:sz w:val="24"/>
           <w:szCs w:val="24"/>
-          <w:lang w:eastAsia="nl-NL"/>
-        </w:rPr>
-      </w:pPr>
-      <w:r>
-        <w:rPr>
-          <w:rFonts w:ascii="Times New Roman" w:eastAsia="Times New Roman" w:hAnsi="Times New Roman" w:cs="Times New Roman"/>
-          <w:sz w:val="24"/>
-          <w:szCs w:val="24"/>
-          <w:lang w:eastAsia="nl-NL"/>
+          <w:lang w:val="la-Latn" w:eastAsia="nl-NL"/>
+        </w:rPr>
+      </w:pPr>
+      <w:r>
+        <w:rPr>
+          <w:rFonts w:ascii="Times New Roman" w:eastAsia="Times New Roman" w:hAnsi="Times New Roman" w:cs="Times New Roman"/>
+          <w:sz w:val="24"/>
+          <w:szCs w:val="24"/>
+          <w:lang w:val="la-Latn" w:eastAsia="nl-NL"/>
         </w:rPr>
         <w:t>Agricolum, et magnis placuisse heroibus orbis.</w:t>
       </w:r>
@@ -1306,15 +1306,15 @@
           <w:rFonts w:ascii="Times New Roman" w:eastAsia="Times New Roman" w:hAnsi="Times New Roman" w:cs="Times New Roman"/>
           <w:sz w:val="24"/>
           <w:szCs w:val="24"/>
-          <w:lang w:eastAsia="nl-NL"/>
-        </w:rPr>
-      </w:pPr>
-      <w:r>
-        <w:rPr>
-          <w:rFonts w:ascii="Times New Roman" w:eastAsia="Times New Roman" w:hAnsi="Times New Roman" w:cs="Times New Roman"/>
-          <w:sz w:val="24"/>
-          <w:szCs w:val="24"/>
-          <w:lang w:eastAsia="nl-NL"/>
+          <w:lang w:val="la-Latn" w:eastAsia="nl-NL"/>
+        </w:rPr>
+      </w:pPr>
+      <w:r>
+        <w:rPr>
+          <w:rFonts w:ascii="Times New Roman" w:eastAsia="Times New Roman" w:hAnsi="Times New Roman" w:cs="Times New Roman"/>
+          <w:sz w:val="24"/>
+          <w:szCs w:val="24"/>
+          <w:lang w:val="la-Latn" w:eastAsia="nl-NL"/>
         </w:rPr>
         <w:t>Non ta</w:t>
       </w:r>
@@ -1323,7 +1323,7 @@
           <w:rFonts w:ascii="Times New Roman" w:eastAsia="Times New Roman" w:hAnsi="Times New Roman" w:cs="Times New Roman"/>
           <w:sz w:val="24"/>
           <w:szCs w:val="24"/>
-          <w:lang w:eastAsia="nl-NL"/>
+          <w:lang w:val="la-Latn" w:eastAsia="nl-NL"/>
         </w:rPr>
         <w:t>m</w:t>
       </w:r>
@@ -1332,7 +1332,7 @@
           <w:rFonts w:ascii="Times New Roman" w:eastAsia="Times New Roman" w:hAnsi="Times New Roman" w:cs="Times New Roman"/>
           <w:sz w:val="24"/>
           <w:szCs w:val="24"/>
-          <w:lang w:eastAsia="nl-NL"/>
+          <w:lang w:val="la-Latn" w:eastAsia="nl-NL"/>
         </w:rPr>
         <w:t>en effugies mortis mala spicula durae.</w:t>
       </w:r>
@@ -1345,15 +1345,15 @@
           <w:rFonts w:ascii="Times New Roman" w:eastAsia="Times New Roman" w:hAnsi="Times New Roman" w:cs="Times New Roman"/>
           <w:sz w:val="24"/>
           <w:szCs w:val="24"/>
-          <w:lang w:eastAsia="nl-NL"/>
-        </w:rPr>
-      </w:pPr>
-      <w:r>
-        <w:rPr>
-          <w:rFonts w:ascii="Times New Roman" w:eastAsia="Times New Roman" w:hAnsi="Times New Roman" w:cs="Times New Roman"/>
-          <w:sz w:val="24"/>
-          <w:szCs w:val="24"/>
-          <w:lang w:eastAsia="nl-NL"/>
+          <w:lang w:val="la-Latn" w:eastAsia="nl-NL"/>
+        </w:rPr>
+      </w:pPr>
+      <w:r>
+        <w:rPr>
+          <w:rFonts w:ascii="Times New Roman" w:eastAsia="Times New Roman" w:hAnsi="Times New Roman" w:cs="Times New Roman"/>
+          <w:sz w:val="24"/>
+          <w:szCs w:val="24"/>
+          <w:lang w:val="la-Latn" w:eastAsia="nl-NL"/>
         </w:rPr>
         <w:lastRenderedPageBreak/>
         <w:t>Ecclesiae praelatus.</w:t>
@@ -1367,15 +1367,15 @@
           <w:rFonts w:ascii="Times New Roman" w:eastAsia="Times New Roman" w:hAnsi="Times New Roman" w:cs="Times New Roman"/>
           <w:sz w:val="24"/>
           <w:szCs w:val="24"/>
-          <w:lang w:eastAsia="nl-NL"/>
-        </w:rPr>
-      </w:pPr>
-      <w:r>
-        <w:rPr>
-          <w:rFonts w:ascii="Times New Roman" w:eastAsia="Times New Roman" w:hAnsi="Times New Roman" w:cs="Times New Roman"/>
-          <w:sz w:val="24"/>
-          <w:szCs w:val="24"/>
-          <w:lang w:eastAsia="nl-NL"/>
+          <w:lang w:val="la-Latn" w:eastAsia="nl-NL"/>
+        </w:rPr>
+      </w:pPr>
+      <w:r>
+        <w:rPr>
+          <w:rFonts w:ascii="Times New Roman" w:eastAsia="Times New Roman" w:hAnsi="Times New Roman" w:cs="Times New Roman"/>
+          <w:sz w:val="24"/>
+          <w:szCs w:val="24"/>
+          <w:lang w:val="la-Latn" w:eastAsia="nl-NL"/>
         </w:rPr>
         <w:t>Ecclesiae praelatus ego multis uenerandus</w:t>
       </w:r>
@@ -1388,15 +1388,15 @@
           <w:rFonts w:ascii="Times New Roman" w:eastAsia="Times New Roman" w:hAnsi="Times New Roman" w:cs="Times New Roman"/>
           <w:sz w:val="24"/>
           <w:szCs w:val="24"/>
-          <w:lang w:eastAsia="nl-NL"/>
-        </w:rPr>
-      </w:pPr>
-      <w:r>
-        <w:rPr>
-          <w:rFonts w:ascii="Times New Roman" w:eastAsia="Times New Roman" w:hAnsi="Times New Roman" w:cs="Times New Roman"/>
-          <w:sz w:val="24"/>
-          <w:szCs w:val="24"/>
-          <w:lang w:eastAsia="nl-NL"/>
+          <w:lang w:val="la-Latn" w:eastAsia="nl-NL"/>
+        </w:rPr>
+      </w:pPr>
+      <w:r>
+        <w:rPr>
+          <w:rFonts w:ascii="Times New Roman" w:eastAsia="Times New Roman" w:hAnsi="Times New Roman" w:cs="Times New Roman"/>
+          <w:sz w:val="24"/>
+          <w:szCs w:val="24"/>
+          <w:lang w:val="la-Latn" w:eastAsia="nl-NL"/>
         </w:rPr>
         <w:t>Muneribus sacris, prouentibus officiorum.</w:t>
       </w:r>
@@ -1409,15 +1409,15 @@
           <w:rFonts w:ascii="Times New Roman" w:eastAsia="Times New Roman" w:hAnsi="Times New Roman" w:cs="Times New Roman"/>
           <w:sz w:val="24"/>
           <w:szCs w:val="24"/>
-          <w:lang w:eastAsia="nl-NL"/>
-        </w:rPr>
-      </w:pPr>
-      <w:r>
-        <w:rPr>
-          <w:rFonts w:ascii="Times New Roman" w:eastAsia="Times New Roman" w:hAnsi="Times New Roman" w:cs="Times New Roman"/>
-          <w:sz w:val="24"/>
-          <w:szCs w:val="24"/>
-          <w:lang w:eastAsia="nl-NL"/>
+          <w:lang w:val="la-Latn" w:eastAsia="nl-NL"/>
+        </w:rPr>
+      </w:pPr>
+      <w:r>
+        <w:rPr>
+          <w:rFonts w:ascii="Times New Roman" w:eastAsia="Times New Roman" w:hAnsi="Times New Roman" w:cs="Times New Roman"/>
+          <w:sz w:val="24"/>
+          <w:szCs w:val="24"/>
+          <w:lang w:val="la-Latn" w:eastAsia="nl-NL"/>
         </w:rPr>
         <w:t>(35) Comptior est uestis, poppina frequentior aede</w:t>
       </w:r>
@@ -1430,15 +1430,15 @@
           <w:rFonts w:ascii="Times New Roman" w:eastAsia="Times New Roman" w:hAnsi="Times New Roman" w:cs="Times New Roman"/>
           <w:sz w:val="24"/>
           <w:szCs w:val="24"/>
-          <w:lang w:eastAsia="nl-NL"/>
-        </w:rPr>
-      </w:pPr>
-      <w:r>
-        <w:rPr>
-          <w:rFonts w:ascii="Times New Roman" w:eastAsia="Times New Roman" w:hAnsi="Times New Roman" w:cs="Times New Roman"/>
-          <w:sz w:val="24"/>
-          <w:szCs w:val="24"/>
-          <w:lang w:eastAsia="nl-NL"/>
+          <w:lang w:val="la-Latn" w:eastAsia="nl-NL"/>
+        </w:rPr>
+      </w:pPr>
+      <w:r>
+        <w:rPr>
+          <w:rFonts w:ascii="Times New Roman" w:eastAsia="Times New Roman" w:hAnsi="Times New Roman" w:cs="Times New Roman"/>
+          <w:sz w:val="24"/>
+          <w:szCs w:val="24"/>
+          <w:lang w:val="la-Latn" w:eastAsia="nl-NL"/>
         </w:rPr>
         <w:t>Sacra, et psalmorum cantus mihi rarior ipso</w:t>
       </w:r>
@@ -1451,15 +1451,15 @@
           <w:rFonts w:ascii="Times New Roman" w:eastAsia="Times New Roman" w:hAnsi="Times New Roman" w:cs="Times New Roman"/>
           <w:sz w:val="24"/>
           <w:szCs w:val="24"/>
-          <w:lang w:eastAsia="nl-NL"/>
-        </w:rPr>
-      </w:pPr>
-      <w:r>
-        <w:rPr>
-          <w:rFonts w:ascii="Times New Roman" w:eastAsia="Times New Roman" w:hAnsi="Times New Roman" w:cs="Times New Roman"/>
-          <w:sz w:val="24"/>
-          <w:szCs w:val="24"/>
-          <w:lang w:eastAsia="nl-NL"/>
+          <w:lang w:val="la-Latn" w:eastAsia="nl-NL"/>
+        </w:rPr>
+      </w:pPr>
+      <w:r>
+        <w:rPr>
+          <w:rFonts w:ascii="Times New Roman" w:eastAsia="Times New Roman" w:hAnsi="Times New Roman" w:cs="Times New Roman"/>
+          <w:sz w:val="24"/>
+          <w:szCs w:val="24"/>
+          <w:lang w:val="la-Latn" w:eastAsia="nl-NL"/>
         </w:rPr>
         <w:t>Talorum crepitu, Veneris quoque uoce sonora.</w:t>
       </w:r>
@@ -1472,15 +1472,15 @@
           <w:rFonts w:ascii="Times New Roman" w:eastAsia="Times New Roman" w:hAnsi="Times New Roman" w:cs="Times New Roman"/>
           <w:sz w:val="24"/>
           <w:szCs w:val="24"/>
-          <w:lang w:eastAsia="nl-NL"/>
-        </w:rPr>
-      </w:pPr>
-      <w:r>
-        <w:rPr>
-          <w:rFonts w:ascii="Times New Roman" w:eastAsia="Times New Roman" w:hAnsi="Times New Roman" w:cs="Times New Roman"/>
-          <w:sz w:val="24"/>
-          <w:szCs w:val="24"/>
-          <w:lang w:eastAsia="nl-NL"/>
+          <w:lang w:val="la-Latn" w:eastAsia="nl-NL"/>
+        </w:rPr>
+      </w:pPr>
+      <w:r>
+        <w:rPr>
+          <w:rFonts w:ascii="Times New Roman" w:eastAsia="Times New Roman" w:hAnsi="Times New Roman" w:cs="Times New Roman"/>
+          <w:sz w:val="24"/>
+          <w:szCs w:val="24"/>
+          <w:lang w:val="la-Latn" w:eastAsia="nl-NL"/>
         </w:rPr>
         <w:t>Morte cades, annos speras ubi uiuere plures.</w:t>
       </w:r>
@@ -1495,15 +1495,15 @@
           <w:iCs/>
           <w:sz w:val="24"/>
           <w:szCs w:val="24"/>
-          <w:lang w:eastAsia="nl-NL"/>
-        </w:rPr>
-      </w:pPr>
-      <w:r>
-        <w:rPr>
-          <w:rFonts w:ascii="Times New Roman" w:eastAsia="Times New Roman" w:hAnsi="Times New Roman" w:cs="Times New Roman"/>
-          <w:sz w:val="24"/>
-          <w:szCs w:val="24"/>
-          <w:lang w:eastAsia="nl-NL"/>
+          <w:lang w:val="la-Latn" w:eastAsia="nl-NL"/>
+        </w:rPr>
+      </w:pPr>
+      <w:r>
+        <w:rPr>
+          <w:rFonts w:ascii="Times New Roman" w:eastAsia="Times New Roman" w:hAnsi="Times New Roman" w:cs="Times New Roman"/>
+          <w:sz w:val="24"/>
+          <w:szCs w:val="24"/>
+          <w:lang w:val="la-Latn" w:eastAsia="nl-NL"/>
         </w:rPr>
         <w:t>Canonicus</w:t>
       </w:r>
@@ -1516,15 +1516,15 @@
           <w:rFonts w:ascii="Times New Roman" w:eastAsia="Times New Roman" w:hAnsi="Times New Roman" w:cs="Times New Roman"/>
           <w:sz w:val="24"/>
           <w:szCs w:val="24"/>
-          <w:lang w:eastAsia="nl-NL"/>
-        </w:rPr>
-      </w:pPr>
-      <w:r>
-        <w:rPr>
-          <w:rFonts w:ascii="Times New Roman" w:eastAsia="Times New Roman" w:hAnsi="Times New Roman" w:cs="Times New Roman"/>
-          <w:sz w:val="24"/>
-          <w:szCs w:val="24"/>
-          <w:lang w:eastAsia="nl-NL"/>
+          <w:lang w:val="la-Latn" w:eastAsia="nl-NL"/>
+        </w:rPr>
+      </w:pPr>
+      <w:r>
+        <w:rPr>
+          <w:rFonts w:ascii="Times New Roman" w:eastAsia="Times New Roman" w:hAnsi="Times New Roman" w:cs="Times New Roman"/>
+          <w:sz w:val="24"/>
+          <w:szCs w:val="24"/>
+          <w:lang w:val="la-Latn" w:eastAsia="nl-NL"/>
         </w:rPr>
         <w:t>En ego melotam gesto. Mors saeua propinquat.</w:t>
       </w:r>
@@ -1539,15 +1539,15 @@
           <w:iCs/>
           <w:sz w:val="24"/>
           <w:szCs w:val="24"/>
-          <w:lang w:eastAsia="nl-NL"/>
-        </w:rPr>
-      </w:pPr>
-      <w:r>
-        <w:rPr>
-          <w:rFonts w:ascii="Times New Roman" w:eastAsia="Times New Roman" w:hAnsi="Times New Roman" w:cs="Times New Roman"/>
-          <w:sz w:val="24"/>
-          <w:szCs w:val="24"/>
-          <w:lang w:eastAsia="nl-NL"/>
+          <w:lang w:val="la-Latn" w:eastAsia="nl-NL"/>
+        </w:rPr>
+      </w:pPr>
+      <w:r>
+        <w:rPr>
+          <w:rFonts w:ascii="Times New Roman" w:eastAsia="Times New Roman" w:hAnsi="Times New Roman" w:cs="Times New Roman"/>
+          <w:sz w:val="24"/>
+          <w:szCs w:val="24"/>
+          <w:lang w:val="la-Latn" w:eastAsia="nl-NL"/>
         </w:rPr>
         <w:t>Pastor</w:t>
       </w:r>
@@ -1560,15 +1560,15 @@
           <w:rFonts w:ascii="Times New Roman" w:eastAsia="Times New Roman" w:hAnsi="Times New Roman" w:cs="Times New Roman"/>
           <w:sz w:val="24"/>
           <w:szCs w:val="24"/>
-          <w:lang w:eastAsia="nl-NL"/>
-        </w:rPr>
-      </w:pPr>
-      <w:r>
-        <w:rPr>
-          <w:rFonts w:ascii="Times New Roman" w:eastAsia="Times New Roman" w:hAnsi="Times New Roman" w:cs="Times New Roman"/>
-          <w:sz w:val="24"/>
-          <w:szCs w:val="24"/>
-          <w:lang w:eastAsia="nl-NL"/>
+          <w:lang w:val="la-Latn" w:eastAsia="nl-NL"/>
+        </w:rPr>
+      </w:pPr>
+      <w:r>
+        <w:rPr>
+          <w:rFonts w:ascii="Times New Roman" w:eastAsia="Times New Roman" w:hAnsi="Times New Roman" w:cs="Times New Roman"/>
+          <w:sz w:val="24"/>
+          <w:szCs w:val="24"/>
+          <w:lang w:val="la-Latn" w:eastAsia="nl-NL"/>
         </w:rPr>
         <w:t>(40) En parochus quoque pastor ego</w:t>
       </w:r>
@@ -1577,7 +1577,7 @@
           <w:rFonts w:ascii="Times New Roman" w:eastAsia="Times New Roman" w:hAnsi="Times New Roman" w:cs="Times New Roman"/>
           <w:sz w:val="24"/>
           <w:szCs w:val="24"/>
-          <w:lang w:eastAsia="nl-NL"/>
+          <w:lang w:val="la-Latn" w:eastAsia="nl-NL"/>
         </w:rPr>
         <w:t>,</w:t>
       </w:r>
@@ -1586,7 +1586,7 @@
           <w:rFonts w:ascii="Times New Roman" w:eastAsia="Times New Roman" w:hAnsi="Times New Roman" w:cs="Times New Roman"/>
           <w:sz w:val="24"/>
           <w:szCs w:val="24"/>
-          <w:lang w:eastAsia="nl-NL"/>
+          <w:lang w:val="la-Latn" w:eastAsia="nl-NL"/>
         </w:rPr>
         <w:t xml:space="preserve"> mihi dulce falernum</w:t>
       </w:r>
@@ -1599,15 +1599,15 @@
           <w:rFonts w:ascii="Times New Roman" w:eastAsia="Times New Roman" w:hAnsi="Times New Roman" w:cs="Times New Roman"/>
           <w:sz w:val="24"/>
           <w:szCs w:val="24"/>
-          <w:lang w:eastAsia="nl-NL"/>
-        </w:rPr>
-      </w:pPr>
-      <w:r>
-        <w:rPr>
-          <w:rFonts w:ascii="Times New Roman" w:eastAsia="Times New Roman" w:hAnsi="Times New Roman" w:cs="Times New Roman"/>
-          <w:sz w:val="24"/>
-          <w:szCs w:val="24"/>
-          <w:lang w:eastAsia="nl-NL"/>
+          <w:lang w:val="la-Latn" w:eastAsia="nl-NL"/>
+        </w:rPr>
+      </w:pPr>
+      <w:r>
+        <w:rPr>
+          <w:rFonts w:ascii="Times New Roman" w:eastAsia="Times New Roman" w:hAnsi="Times New Roman" w:cs="Times New Roman"/>
+          <w:sz w:val="24"/>
+          <w:szCs w:val="24"/>
+          <w:lang w:val="la-Latn" w:eastAsia="nl-NL"/>
         </w:rPr>
         <w:t>Notius aede sacra: scortum mihi charius ipsa</w:t>
       </w:r>
@@ -1620,15 +1620,15 @@
           <w:rFonts w:ascii="Times New Roman" w:eastAsia="Times New Roman" w:hAnsi="Times New Roman" w:cs="Times New Roman"/>
           <w:sz w:val="24"/>
           <w:szCs w:val="24"/>
-          <w:lang w:eastAsia="nl-NL"/>
-        </w:rPr>
-      </w:pPr>
-      <w:r>
-        <w:rPr>
-          <w:rFonts w:ascii="Times New Roman" w:eastAsia="Times New Roman" w:hAnsi="Times New Roman" w:cs="Times New Roman"/>
-          <w:sz w:val="24"/>
-          <w:szCs w:val="24"/>
-          <w:lang w:eastAsia="nl-NL"/>
+          <w:lang w:val="la-Latn" w:eastAsia="nl-NL"/>
+        </w:rPr>
+      </w:pPr>
+      <w:r>
+        <w:rPr>
+          <w:rFonts w:ascii="Times New Roman" w:eastAsia="Times New Roman" w:hAnsi="Times New Roman" w:cs="Times New Roman"/>
+          <w:sz w:val="24"/>
+          <w:szCs w:val="24"/>
+          <w:lang w:val="la-Latn" w:eastAsia="nl-NL"/>
         </w:rPr>
         <w:t>Est animae cura populi. Mors te manet ergo.</w:t>
       </w:r>
@@ -1643,15 +1643,15 @@
           <w:iCs/>
           <w:sz w:val="24"/>
           <w:szCs w:val="24"/>
-          <w:lang w:eastAsia="nl-NL"/>
-        </w:rPr>
-      </w:pPr>
-      <w:r>
-        <w:rPr>
-          <w:rFonts w:ascii="Times New Roman" w:eastAsia="Times New Roman" w:hAnsi="Times New Roman" w:cs="Times New Roman"/>
-          <w:sz w:val="24"/>
-          <w:szCs w:val="24"/>
-          <w:lang w:eastAsia="nl-NL"/>
+          <w:lang w:val="la-Latn" w:eastAsia="nl-NL"/>
+        </w:rPr>
+      </w:pPr>
+      <w:r>
+        <w:rPr>
+          <w:rFonts w:ascii="Times New Roman" w:eastAsia="Times New Roman" w:hAnsi="Times New Roman" w:cs="Times New Roman"/>
+          <w:sz w:val="24"/>
+          <w:szCs w:val="24"/>
+          <w:lang w:val="la-Latn" w:eastAsia="nl-NL"/>
         </w:rPr>
         <w:t>Abbas</w:t>
       </w:r>
@@ -1664,15 +1664,15 @@
           <w:rFonts w:ascii="Times New Roman" w:eastAsia="Times New Roman" w:hAnsi="Times New Roman" w:cs="Times New Roman"/>
           <w:sz w:val="24"/>
           <w:szCs w:val="24"/>
-          <w:lang w:eastAsia="nl-NL"/>
-        </w:rPr>
-      </w:pPr>
-      <w:r>
-        <w:rPr>
-          <w:rFonts w:ascii="Times New Roman" w:eastAsia="Times New Roman" w:hAnsi="Times New Roman" w:cs="Times New Roman"/>
-          <w:sz w:val="24"/>
-          <w:szCs w:val="24"/>
-          <w:lang w:eastAsia="nl-NL"/>
+          <w:lang w:val="la-Latn" w:eastAsia="nl-NL"/>
+        </w:rPr>
+      </w:pPr>
+      <w:r>
+        <w:rPr>
+          <w:rFonts w:ascii="Times New Roman" w:eastAsia="Times New Roman" w:hAnsi="Times New Roman" w:cs="Times New Roman"/>
+          <w:sz w:val="24"/>
+          <w:szCs w:val="24"/>
+          <w:lang w:val="la-Latn" w:eastAsia="nl-NL"/>
         </w:rPr>
         <w:t>En abbas uenio, Veneris quoque uentris amicus.</w:t>
       </w:r>
@@ -1685,15 +1685,15 @@
           <w:rFonts w:ascii="Times New Roman" w:eastAsia="Times New Roman" w:hAnsi="Times New Roman" w:cs="Times New Roman"/>
           <w:sz w:val="24"/>
           <w:szCs w:val="24"/>
-          <w:lang w:eastAsia="nl-NL"/>
-        </w:rPr>
-      </w:pPr>
-      <w:r>
-        <w:rPr>
-          <w:rFonts w:ascii="Times New Roman" w:eastAsia="Times New Roman" w:hAnsi="Times New Roman" w:cs="Times New Roman"/>
-          <w:sz w:val="24"/>
-          <w:szCs w:val="24"/>
-          <w:lang w:eastAsia="nl-NL"/>
+          <w:lang w:val="la-Latn" w:eastAsia="nl-NL"/>
+        </w:rPr>
+      </w:pPr>
+      <w:r>
+        <w:rPr>
+          <w:rFonts w:ascii="Times New Roman" w:eastAsia="Times New Roman" w:hAnsi="Times New Roman" w:cs="Times New Roman"/>
+          <w:sz w:val="24"/>
+          <w:szCs w:val="24"/>
+          <w:lang w:val="la-Latn" w:eastAsia="nl-NL"/>
         </w:rPr>
         <w:t>Coenobi</w:t>
       </w:r>
@@ -1702,7 +1702,7 @@
           <w:rFonts w:ascii="Times New Roman" w:eastAsia="Times New Roman" w:hAnsi="Times New Roman" w:cs="Times New Roman"/>
           <w:sz w:val="24"/>
           <w:szCs w:val="24"/>
-          <w:lang w:eastAsia="nl-NL"/>
+          <w:lang w:val="la-Latn" w:eastAsia="nl-NL"/>
         </w:rPr>
         <w:t>j</w:t>
       </w:r>
@@ -1711,7 +1711,7 @@
           <w:rFonts w:ascii="Times New Roman" w:eastAsia="Times New Roman" w:hAnsi="Times New Roman" w:cs="Times New Roman"/>
           <w:sz w:val="24"/>
           <w:szCs w:val="24"/>
-          <w:lang w:eastAsia="nl-NL"/>
+          <w:lang w:val="la-Latn" w:eastAsia="nl-NL"/>
         </w:rPr>
         <w:t xml:space="preserve"> rara est mihi cura, frequentior aula</w:t>
       </w:r>
@@ -1724,15 +1724,15 @@
           <w:rFonts w:ascii="Times New Roman" w:eastAsia="Times New Roman" w:hAnsi="Times New Roman" w:cs="Times New Roman"/>
           <w:sz w:val="24"/>
           <w:szCs w:val="24"/>
-          <w:lang w:eastAsia="nl-NL"/>
-        </w:rPr>
-      </w:pPr>
-      <w:r>
-        <w:rPr>
-          <w:rFonts w:ascii="Times New Roman" w:eastAsia="Times New Roman" w:hAnsi="Times New Roman" w:cs="Times New Roman"/>
-          <w:sz w:val="24"/>
-          <w:szCs w:val="24"/>
-          <w:lang w:eastAsia="nl-NL"/>
+          <w:lang w:val="la-Latn" w:eastAsia="nl-NL"/>
+        </w:rPr>
+      </w:pPr>
+      <w:r>
+        <w:rPr>
+          <w:rFonts w:ascii="Times New Roman" w:eastAsia="Times New Roman" w:hAnsi="Times New Roman" w:cs="Times New Roman"/>
+          <w:sz w:val="24"/>
+          <w:szCs w:val="24"/>
+          <w:lang w:val="la-Latn" w:eastAsia="nl-NL"/>
         </w:rPr>
         <w:t>(45) Magnorum heroum. Chorea saltabis eadem.</w:t>
       </w:r>
@@ -1747,15 +1747,15 @@
           <w:iCs/>
           <w:sz w:val="24"/>
           <w:szCs w:val="24"/>
-          <w:lang w:eastAsia="nl-NL"/>
-        </w:rPr>
-      </w:pPr>
-      <w:r>
-        <w:rPr>
-          <w:rFonts w:ascii="Times New Roman" w:eastAsia="Times New Roman" w:hAnsi="Times New Roman" w:cs="Times New Roman"/>
-          <w:sz w:val="24"/>
-          <w:szCs w:val="24"/>
-          <w:lang w:eastAsia="nl-NL"/>
+          <w:lang w:val="la-Latn" w:eastAsia="nl-NL"/>
+        </w:rPr>
+      </w:pPr>
+      <w:r>
+        <w:rPr>
+          <w:rFonts w:ascii="Times New Roman" w:eastAsia="Times New Roman" w:hAnsi="Times New Roman" w:cs="Times New Roman"/>
+          <w:sz w:val="24"/>
+          <w:szCs w:val="24"/>
+          <w:lang w:val="la-Latn" w:eastAsia="nl-NL"/>
         </w:rPr>
         <w:t>Prior</w:t>
       </w:r>
@@ -1768,15 +1768,15 @@
           <w:rFonts w:ascii="Times New Roman" w:eastAsia="Times New Roman" w:hAnsi="Times New Roman" w:cs="Times New Roman"/>
           <w:sz w:val="24"/>
           <w:szCs w:val="24"/>
-          <w:lang w:eastAsia="nl-NL"/>
-        </w:rPr>
-      </w:pPr>
-      <w:r>
-        <w:rPr>
-          <w:rFonts w:ascii="Times New Roman" w:eastAsia="Times New Roman" w:hAnsi="Times New Roman" w:cs="Times New Roman"/>
-          <w:sz w:val="24"/>
-          <w:szCs w:val="24"/>
-          <w:lang w:eastAsia="nl-NL"/>
+          <w:lang w:val="la-Latn" w:eastAsia="nl-NL"/>
+        </w:rPr>
+      </w:pPr>
+      <w:r>
+        <w:rPr>
+          <w:rFonts w:ascii="Times New Roman" w:eastAsia="Times New Roman" w:hAnsi="Times New Roman" w:cs="Times New Roman"/>
+          <w:sz w:val="24"/>
+          <w:szCs w:val="24"/>
+          <w:lang w:val="la-Latn" w:eastAsia="nl-NL"/>
         </w:rPr>
         <w:t>En prior, ornatus longa et splendente cucul</w:t>
       </w:r>
@@ -1785,7 +1785,7 @@
           <w:rFonts w:ascii="Times New Roman" w:eastAsia="Times New Roman" w:hAnsi="Times New Roman" w:cs="Times New Roman"/>
           <w:sz w:val="24"/>
           <w:szCs w:val="24"/>
-          <w:lang w:eastAsia="nl-NL"/>
+          <w:lang w:val="la-Latn" w:eastAsia="nl-NL"/>
         </w:rPr>
         <w:t>l</w:t>
       </w:r>
@@ -1794,7 +1794,7 @@
           <w:rFonts w:ascii="Times New Roman" w:eastAsia="Times New Roman" w:hAnsi="Times New Roman" w:cs="Times New Roman"/>
           <w:sz w:val="24"/>
           <w:szCs w:val="24"/>
-          <w:lang w:eastAsia="nl-NL"/>
+          <w:lang w:val="la-Latn" w:eastAsia="nl-NL"/>
         </w:rPr>
         <w:t>a,</w:t>
       </w:r>
@@ -1807,15 +1807,15 @@
           <w:rFonts w:ascii="Times New Roman" w:eastAsia="Times New Roman" w:hAnsi="Times New Roman" w:cs="Times New Roman"/>
           <w:sz w:val="24"/>
           <w:szCs w:val="24"/>
-          <w:lang w:eastAsia="nl-NL"/>
-        </w:rPr>
-      </w:pPr>
-      <w:r>
-        <w:rPr>
-          <w:rFonts w:ascii="Times New Roman" w:eastAsia="Times New Roman" w:hAnsi="Times New Roman" w:cs="Times New Roman"/>
-          <w:sz w:val="24"/>
-          <w:szCs w:val="24"/>
-          <w:lang w:eastAsia="nl-NL"/>
+          <w:lang w:val="la-Latn" w:eastAsia="nl-NL"/>
+        </w:rPr>
+      </w:pPr>
+      <w:r>
+        <w:rPr>
+          <w:rFonts w:ascii="Times New Roman" w:eastAsia="Times New Roman" w:hAnsi="Times New Roman" w:cs="Times New Roman"/>
+          <w:sz w:val="24"/>
+          <w:szCs w:val="24"/>
+          <w:lang w:val="la-Latn" w:eastAsia="nl-NL"/>
         </w:rPr>
         <w:t>Falce cades mortis. Mors aufert nomina honoris.</w:t>
       </w:r>
@@ -1828,15 +1828,15 @@
           <w:rFonts w:ascii="Times New Roman" w:eastAsia="Times New Roman" w:hAnsi="Times New Roman" w:cs="Times New Roman"/>
           <w:sz w:val="24"/>
           <w:szCs w:val="24"/>
-          <w:lang w:eastAsia="nl-NL"/>
-        </w:rPr>
-      </w:pPr>
-      <w:r>
-        <w:rPr>
-          <w:rFonts w:ascii="Times New Roman" w:eastAsia="Times New Roman" w:hAnsi="Times New Roman" w:cs="Times New Roman"/>
-          <w:sz w:val="24"/>
-          <w:szCs w:val="24"/>
-          <w:lang w:eastAsia="nl-NL"/>
+          <w:lang w:val="la-Latn" w:eastAsia="nl-NL"/>
+        </w:rPr>
+      </w:pPr>
+      <w:r>
+        <w:rPr>
+          <w:rFonts w:ascii="Times New Roman" w:eastAsia="Times New Roman" w:hAnsi="Times New Roman" w:cs="Times New Roman"/>
+          <w:sz w:val="24"/>
+          <w:szCs w:val="24"/>
+          <w:lang w:val="la-Latn" w:eastAsia="nl-NL"/>
         </w:rPr>
         <w:t>Pater vestalium</w:t>
       </w:r>
@@ -1849,15 +1849,15 @@
           <w:rFonts w:ascii="Times New Roman" w:eastAsia="Times New Roman" w:hAnsi="Times New Roman" w:cs="Times New Roman"/>
           <w:sz w:val="24"/>
           <w:szCs w:val="24"/>
-          <w:lang w:eastAsia="nl-NL"/>
-        </w:rPr>
-      </w:pPr>
-      <w:r>
-        <w:rPr>
-          <w:rFonts w:ascii="Times New Roman" w:eastAsia="Times New Roman" w:hAnsi="Times New Roman" w:cs="Times New Roman"/>
-          <w:sz w:val="24"/>
-          <w:szCs w:val="24"/>
-          <w:lang w:eastAsia="nl-NL"/>
+          <w:lang w:val="la-Latn" w:eastAsia="nl-NL"/>
+        </w:rPr>
+      </w:pPr>
+      <w:r>
+        <w:rPr>
+          <w:rFonts w:ascii="Times New Roman" w:eastAsia="Times New Roman" w:hAnsi="Times New Roman" w:cs="Times New Roman"/>
+          <w:sz w:val="24"/>
+          <w:szCs w:val="24"/>
+          <w:lang w:val="la-Latn" w:eastAsia="nl-NL"/>
         </w:rPr>
         <w:t>C</w:t>
       </w:r>
@@ -1870,27 +1870,27 @@
           <w:rFonts w:ascii="Times New Roman" w:eastAsia="Times New Roman" w:hAnsi="Times New Roman" w:cs="Times New Roman"/>
           <w:sz w:val="24"/>
           <w:szCs w:val="24"/>
-          <w:lang w:eastAsia="nl-NL"/>
-        </w:rPr>
-      </w:pPr>
-    </w:p>
-    <w:p>
-      <w:pPr>
-        <w:shd w:val="clear" w:color="auto" w:fill="FFFFFF"/>
-        <w:spacing w:after="0" w:line="240" w:lineRule="auto"/>
-        <w:rPr>
-          <w:rFonts w:ascii="Times New Roman" w:eastAsia="Times New Roman" w:hAnsi="Times New Roman" w:cs="Times New Roman"/>
-          <w:sz w:val="24"/>
-          <w:szCs w:val="24"/>
-          <w:lang w:eastAsia="nl-NL"/>
-        </w:rPr>
-      </w:pPr>
-      <w:r>
-        <w:rPr>
-          <w:rFonts w:ascii="Times New Roman" w:eastAsia="Times New Roman" w:hAnsi="Times New Roman" w:cs="Times New Roman"/>
-          <w:sz w:val="24"/>
-          <w:szCs w:val="24"/>
-          <w:lang w:eastAsia="nl-NL"/>
+          <w:lang w:val="la-Latn" w:eastAsia="nl-NL"/>
+        </w:rPr>
+      </w:pPr>
+    </w:p>
+    <w:p>
+      <w:pPr>
+        <w:shd w:val="clear" w:color="auto" w:fill="FFFFFF"/>
+        <w:spacing w:after="0" w:line="240" w:lineRule="auto"/>
+        <w:rPr>
+          <w:rFonts w:ascii="Times New Roman" w:eastAsia="Times New Roman" w:hAnsi="Times New Roman" w:cs="Times New Roman"/>
+          <w:sz w:val="24"/>
+          <w:szCs w:val="24"/>
+          <w:lang w:val="la-Latn" w:eastAsia="nl-NL"/>
+        </w:rPr>
+      </w:pPr>
+      <w:r>
+        <w:rPr>
+          <w:rFonts w:ascii="Times New Roman" w:eastAsia="Times New Roman" w:hAnsi="Times New Roman" w:cs="Times New Roman"/>
+          <w:sz w:val="24"/>
+          <w:szCs w:val="24"/>
+          <w:lang w:val="la-Latn" w:eastAsia="nl-NL"/>
         </w:rPr>
         <w:t>Nympharum pater ecce ego sum uentrosior, offis</w:t>
       </w:r>
@@ -1903,15 +1903,15 @@
           <w:rFonts w:ascii="Times New Roman" w:eastAsia="Times New Roman" w:hAnsi="Times New Roman" w:cs="Times New Roman"/>
           <w:sz w:val="24"/>
           <w:szCs w:val="24"/>
-          <w:lang w:eastAsia="nl-NL"/>
-        </w:rPr>
-      </w:pPr>
-      <w:r>
-        <w:rPr>
-          <w:rFonts w:ascii="Times New Roman" w:eastAsia="Times New Roman" w:hAnsi="Times New Roman" w:cs="Times New Roman"/>
-          <w:sz w:val="24"/>
-          <w:szCs w:val="24"/>
-          <w:lang w:eastAsia="nl-NL"/>
+          <w:lang w:val="la-Latn" w:eastAsia="nl-NL"/>
+        </w:rPr>
+      </w:pPr>
+      <w:r>
+        <w:rPr>
+          <w:rFonts w:ascii="Times New Roman" w:eastAsia="Times New Roman" w:hAnsi="Times New Roman" w:cs="Times New Roman"/>
+          <w:sz w:val="24"/>
+          <w:szCs w:val="24"/>
+          <w:lang w:val="la-Latn" w:eastAsia="nl-NL"/>
         </w:rPr>
         <w:t>Pinguibus emacerans corpus. Mors te manet ipsa.</w:t>
       </w:r>
@@ -1924,15 +1924,15 @@
           <w:rFonts w:ascii="Times New Roman" w:eastAsia="Times New Roman" w:hAnsi="Times New Roman" w:cs="Times New Roman"/>
           <w:sz w:val="24"/>
           <w:szCs w:val="24"/>
-          <w:lang w:eastAsia="nl-NL"/>
-        </w:rPr>
-      </w:pPr>
-      <w:r>
-        <w:rPr>
-          <w:rFonts w:ascii="Times New Roman" w:eastAsia="Times New Roman" w:hAnsi="Times New Roman" w:cs="Times New Roman"/>
-          <w:sz w:val="24"/>
-          <w:szCs w:val="24"/>
-          <w:lang w:eastAsia="nl-NL"/>
+          <w:lang w:val="la-Latn" w:eastAsia="nl-NL"/>
+        </w:rPr>
+      </w:pPr>
+      <w:r>
+        <w:rPr>
+          <w:rFonts w:ascii="Times New Roman" w:eastAsia="Times New Roman" w:hAnsi="Times New Roman" w:cs="Times New Roman"/>
+          <w:sz w:val="24"/>
+          <w:szCs w:val="24"/>
+          <w:lang w:val="la-Latn" w:eastAsia="nl-NL"/>
         </w:rPr>
         <w:t>Vestalis nympha</w:t>
       </w:r>
@@ -1945,15 +1945,15 @@
           <w:rFonts w:ascii="Times New Roman" w:eastAsia="Times New Roman" w:hAnsi="Times New Roman" w:cs="Times New Roman"/>
           <w:sz w:val="24"/>
           <w:szCs w:val="24"/>
-          <w:lang w:eastAsia="nl-NL"/>
-        </w:rPr>
-      </w:pPr>
-      <w:r>
-        <w:rPr>
-          <w:rFonts w:ascii="Times New Roman" w:eastAsia="Times New Roman" w:hAnsi="Times New Roman" w:cs="Times New Roman"/>
-          <w:sz w:val="24"/>
-          <w:szCs w:val="24"/>
-          <w:lang w:eastAsia="nl-NL"/>
+          <w:lang w:val="la-Latn" w:eastAsia="nl-NL"/>
+        </w:rPr>
+      </w:pPr>
+      <w:r>
+        <w:rPr>
+          <w:rFonts w:ascii="Times New Roman" w:eastAsia="Times New Roman" w:hAnsi="Times New Roman" w:cs="Times New Roman"/>
+          <w:sz w:val="24"/>
+          <w:szCs w:val="24"/>
+          <w:lang w:val="la-Latn" w:eastAsia="nl-NL"/>
         </w:rPr>
         <w:t xml:space="preserve">(50) En monialis ego, Vestae servire parata. </w:t>
       </w:r>
@@ -1966,15 +1966,15 @@
           <w:rFonts w:ascii="Times New Roman" w:eastAsia="Times New Roman" w:hAnsi="Times New Roman" w:cs="Times New Roman"/>
           <w:sz w:val="24"/>
           <w:szCs w:val="24"/>
-          <w:lang w:eastAsia="nl-NL"/>
-        </w:rPr>
-      </w:pPr>
-      <w:r>
-        <w:rPr>
-          <w:rFonts w:ascii="Times New Roman" w:eastAsia="Times New Roman" w:hAnsi="Times New Roman" w:cs="Times New Roman"/>
-          <w:sz w:val="24"/>
-          <w:szCs w:val="24"/>
-          <w:lang w:eastAsia="nl-NL"/>
+          <w:lang w:val="la-Latn" w:eastAsia="nl-NL"/>
+        </w:rPr>
+      </w:pPr>
+      <w:r>
+        <w:rPr>
+          <w:rFonts w:ascii="Times New Roman" w:eastAsia="Times New Roman" w:hAnsi="Times New Roman" w:cs="Times New Roman"/>
+          <w:sz w:val="24"/>
+          <w:szCs w:val="24"/>
+          <w:lang w:val="la-Latn" w:eastAsia="nl-NL"/>
         </w:rPr>
         <w:t>Non te Vesta potest mortis subducere castris.</w:t>
       </w:r>
@@ -1989,15 +1989,15 @@
           <w:iCs/>
           <w:sz w:val="24"/>
           <w:szCs w:val="24"/>
-          <w:lang w:eastAsia="nl-NL"/>
-        </w:rPr>
-      </w:pPr>
-      <w:r>
-        <w:rPr>
-          <w:rFonts w:ascii="Times New Roman" w:eastAsia="Times New Roman" w:hAnsi="Times New Roman" w:cs="Times New Roman"/>
-          <w:sz w:val="24"/>
-          <w:szCs w:val="24"/>
-          <w:lang w:eastAsia="nl-NL"/>
+          <w:lang w:val="la-Latn" w:eastAsia="nl-NL"/>
+        </w:rPr>
+      </w:pPr>
+      <w:r>
+        <w:rPr>
+          <w:rFonts w:ascii="Times New Roman" w:eastAsia="Times New Roman" w:hAnsi="Times New Roman" w:cs="Times New Roman"/>
+          <w:sz w:val="24"/>
+          <w:szCs w:val="24"/>
+          <w:lang w:val="la-Latn" w:eastAsia="nl-NL"/>
         </w:rPr>
         <w:t>Legatus</w:t>
       </w:r>
@@ -2010,15 +2010,15 @@
           <w:rFonts w:ascii="Times New Roman" w:eastAsia="Times New Roman" w:hAnsi="Times New Roman" w:cs="Times New Roman"/>
           <w:sz w:val="24"/>
           <w:szCs w:val="24"/>
-          <w:lang w:eastAsia="nl-NL"/>
-        </w:rPr>
-      </w:pPr>
-      <w:r>
-        <w:rPr>
-          <w:rFonts w:ascii="Times New Roman" w:eastAsia="Times New Roman" w:hAnsi="Times New Roman" w:cs="Times New Roman"/>
-          <w:sz w:val="24"/>
-          <w:szCs w:val="24"/>
-          <w:lang w:eastAsia="nl-NL"/>
+          <w:lang w:val="la-Latn" w:eastAsia="nl-NL"/>
+        </w:rPr>
+      </w:pPr>
+      <w:r>
+        <w:rPr>
+          <w:rFonts w:ascii="Times New Roman" w:eastAsia="Times New Roman" w:hAnsi="Times New Roman" w:cs="Times New Roman"/>
+          <w:sz w:val="24"/>
+          <w:szCs w:val="24"/>
+          <w:lang w:val="la-Latn" w:eastAsia="nl-NL"/>
         </w:rPr>
         <w:t>Legatus uenio culparum uincla resoluens</w:t>
       </w:r>
@@ -2031,15 +2031,15 @@
           <w:rFonts w:ascii="Times New Roman" w:eastAsia="Times New Roman" w:hAnsi="Times New Roman" w:cs="Times New Roman"/>
           <w:sz w:val="24"/>
           <w:szCs w:val="24"/>
-          <w:lang w:eastAsia="nl-NL"/>
-        </w:rPr>
-      </w:pPr>
-      <w:r>
-        <w:rPr>
-          <w:rFonts w:ascii="Times New Roman" w:eastAsia="Times New Roman" w:hAnsi="Times New Roman" w:cs="Times New Roman"/>
-          <w:sz w:val="24"/>
-          <w:szCs w:val="24"/>
-          <w:lang w:eastAsia="nl-NL"/>
+          <w:lang w:val="la-Latn" w:eastAsia="nl-NL"/>
+        </w:rPr>
+      </w:pPr>
+      <w:r>
+        <w:rPr>
+          <w:rFonts w:ascii="Times New Roman" w:eastAsia="Times New Roman" w:hAnsi="Times New Roman" w:cs="Times New Roman"/>
+          <w:sz w:val="24"/>
+          <w:szCs w:val="24"/>
+          <w:lang w:val="la-Latn" w:eastAsia="nl-NL"/>
         </w:rPr>
         <w:t>Omnia pro auro</w:t>
       </w:r>
@@ -2048,7 +2048,7 @@
           <w:rFonts w:ascii="Times New Roman" w:eastAsia="Times New Roman" w:hAnsi="Times New Roman" w:cs="Times New Roman"/>
           <w:sz w:val="24"/>
           <w:szCs w:val="24"/>
-          <w:lang w:eastAsia="nl-NL"/>
+          <w:lang w:val="la-Latn" w:eastAsia="nl-NL"/>
         </w:rPr>
         <w:t>,</w:t>
       </w:r>
@@ -2057,7 +2057,7 @@
           <w:rFonts w:ascii="Times New Roman" w:eastAsia="Times New Roman" w:hAnsi="Times New Roman" w:cs="Times New Roman"/>
           <w:sz w:val="24"/>
           <w:szCs w:val="24"/>
-          <w:lang w:eastAsia="nl-NL"/>
+          <w:lang w:val="la-Latn" w:eastAsia="nl-NL"/>
         </w:rPr>
         <w:t xml:space="preserve"> obi</w:t>
       </w:r>
@@ -2066,7 +2066,7 @@
           <w:rFonts w:ascii="Times New Roman" w:eastAsia="Times New Roman" w:hAnsi="Times New Roman" w:cs="Times New Roman"/>
           <w:sz w:val="24"/>
           <w:szCs w:val="24"/>
-          <w:lang w:eastAsia="nl-NL"/>
+          <w:lang w:val="la-Latn" w:eastAsia="nl-NL"/>
         </w:rPr>
         <w:t>en</w:t>
       </w:r>
@@ -2075,7 +2075,7 @@
           <w:rFonts w:ascii="Times New Roman" w:eastAsia="Times New Roman" w:hAnsi="Times New Roman" w:cs="Times New Roman"/>
           <w:sz w:val="24"/>
           <w:szCs w:val="24"/>
-          <w:lang w:eastAsia="nl-NL"/>
+          <w:lang w:val="la-Latn" w:eastAsia="nl-NL"/>
         </w:rPr>
         <w:t>s coelum uendo, infera claudo,</w:t>
       </w:r>
@@ -2088,15 +2088,15 @@
           <w:rFonts w:ascii="Times New Roman" w:eastAsia="Times New Roman" w:hAnsi="Times New Roman" w:cs="Times New Roman"/>
           <w:sz w:val="24"/>
           <w:szCs w:val="24"/>
-          <w:lang w:eastAsia="nl-NL"/>
-        </w:rPr>
-      </w:pPr>
-      <w:r>
-        <w:rPr>
-          <w:rFonts w:ascii="Times New Roman" w:eastAsia="Times New Roman" w:hAnsi="Times New Roman" w:cs="Times New Roman"/>
-          <w:sz w:val="24"/>
-          <w:szCs w:val="24"/>
-          <w:lang w:eastAsia="nl-NL"/>
+          <w:lang w:val="la-Latn" w:eastAsia="nl-NL"/>
+        </w:rPr>
+      </w:pPr>
+      <w:r>
+        <w:rPr>
+          <w:rFonts w:ascii="Times New Roman" w:eastAsia="Times New Roman" w:hAnsi="Times New Roman" w:cs="Times New Roman"/>
+          <w:sz w:val="24"/>
+          <w:szCs w:val="24"/>
+          <w:lang w:val="la-Latn" w:eastAsia="nl-NL"/>
         </w:rPr>
         <w:t>Et quicquid patres sanxerunt, munere soluo.</w:t>
       </w:r>
@@ -2109,15 +2109,15 @@
           <w:rFonts w:ascii="Times New Roman" w:eastAsia="Times New Roman" w:hAnsi="Times New Roman" w:cs="Times New Roman"/>
           <w:sz w:val="24"/>
           <w:szCs w:val="24"/>
-          <w:lang w:eastAsia="nl-NL"/>
-        </w:rPr>
-      </w:pPr>
-      <w:r>
-        <w:rPr>
-          <w:rFonts w:ascii="Times New Roman" w:eastAsia="Times New Roman" w:hAnsi="Times New Roman" w:cs="Times New Roman"/>
-          <w:sz w:val="24"/>
-          <w:szCs w:val="24"/>
-          <w:lang w:eastAsia="nl-NL"/>
+          <w:lang w:val="la-Latn" w:eastAsia="nl-NL"/>
+        </w:rPr>
+      </w:pPr>
+      <w:r>
+        <w:rPr>
+          <w:rFonts w:ascii="Times New Roman" w:eastAsia="Times New Roman" w:hAnsi="Times New Roman" w:cs="Times New Roman"/>
+          <w:sz w:val="24"/>
+          <w:szCs w:val="24"/>
+          <w:lang w:val="la-Latn" w:eastAsia="nl-NL"/>
         </w:rPr>
         <w:t xml:space="preserve">(55) Iuribus a mortis non te legatio soluet. </w:t>
       </w:r>
@@ -2132,15 +2132,15 @@
           <w:iCs/>
           <w:sz w:val="24"/>
           <w:szCs w:val="24"/>
-          <w:lang w:eastAsia="nl-NL"/>
-        </w:rPr>
-      </w:pPr>
-      <w:r>
-        <w:rPr>
-          <w:rFonts w:ascii="Times New Roman" w:eastAsia="Times New Roman" w:hAnsi="Times New Roman" w:cs="Times New Roman"/>
-          <w:sz w:val="24"/>
-          <w:szCs w:val="24"/>
-          <w:lang w:eastAsia="nl-NL"/>
+          <w:lang w:val="la-Latn" w:eastAsia="nl-NL"/>
+        </w:rPr>
+      </w:pPr>
+      <w:r>
+        <w:rPr>
+          <w:rFonts w:ascii="Times New Roman" w:eastAsia="Times New Roman" w:hAnsi="Times New Roman" w:cs="Times New Roman"/>
+          <w:sz w:val="24"/>
+          <w:szCs w:val="24"/>
+          <w:lang w:val="la-Latn" w:eastAsia="nl-NL"/>
         </w:rPr>
         <w:t>Dominus</w:t>
       </w:r>
@@ -2151,7 +2151,7 @@
           <w:iCs/>
           <w:sz w:val="24"/>
           <w:szCs w:val="24"/>
-          <w:lang w:eastAsia="nl-NL"/>
+          <w:lang w:val="la-Latn" w:eastAsia="nl-NL"/>
         </w:rPr>
         <w:t xml:space="preserve"> doctor</w:t>
       </w:r>
@@ -2164,15 +2164,15 @@
           <w:rFonts w:ascii="Times New Roman" w:eastAsia="Times New Roman" w:hAnsi="Times New Roman" w:cs="Times New Roman"/>
           <w:sz w:val="24"/>
           <w:szCs w:val="24"/>
-          <w:lang w:eastAsia="nl-NL"/>
-        </w:rPr>
-      </w:pPr>
-      <w:r>
-        <w:rPr>
-          <w:rFonts w:ascii="Times New Roman" w:eastAsia="Times New Roman" w:hAnsi="Times New Roman" w:cs="Times New Roman"/>
-          <w:sz w:val="24"/>
-          <w:szCs w:val="24"/>
-          <w:lang w:eastAsia="nl-NL"/>
+          <w:lang w:val="la-Latn" w:eastAsia="nl-NL"/>
+        </w:rPr>
+      </w:pPr>
+      <w:r>
+        <w:rPr>
+          <w:rFonts w:ascii="Times New Roman" w:eastAsia="Times New Roman" w:hAnsi="Times New Roman" w:cs="Times New Roman"/>
+          <w:sz w:val="24"/>
+          <w:szCs w:val="24"/>
+          <w:lang w:val="la-Latn" w:eastAsia="nl-NL"/>
         </w:rPr>
         <w:t>Quid fers? Ecce sophus, diuina humanaque iura</w:t>
       </w:r>
@@ -2185,15 +2185,15 @@
           <w:rFonts w:ascii="Times New Roman" w:eastAsia="Times New Roman" w:hAnsi="Times New Roman" w:cs="Times New Roman"/>
           <w:sz w:val="24"/>
           <w:szCs w:val="24"/>
-          <w:lang w:eastAsia="nl-NL"/>
-        </w:rPr>
-      </w:pPr>
-      <w:r>
-        <w:rPr>
-          <w:rFonts w:ascii="Times New Roman" w:eastAsia="Times New Roman" w:hAnsi="Times New Roman" w:cs="Times New Roman"/>
-          <w:sz w:val="24"/>
-          <w:szCs w:val="24"/>
-          <w:lang w:eastAsia="nl-NL"/>
+          <w:lang w:val="la-Latn" w:eastAsia="nl-NL"/>
+        </w:rPr>
+      </w:pPr>
+      <w:r>
+        <w:rPr>
+          <w:rFonts w:ascii="Times New Roman" w:eastAsia="Times New Roman" w:hAnsi="Times New Roman" w:cs="Times New Roman"/>
+          <w:sz w:val="24"/>
+          <w:szCs w:val="24"/>
+          <w:lang w:val="la-Latn" w:eastAsia="nl-NL"/>
         </w:rPr>
         <w:t>Calleo, et a populo doctor Rabbique salutor.</w:t>
       </w:r>
@@ -2206,15 +2206,15 @@
           <w:rFonts w:ascii="Times New Roman" w:eastAsia="Times New Roman" w:hAnsi="Times New Roman" w:cs="Times New Roman"/>
           <w:sz w:val="24"/>
           <w:szCs w:val="24"/>
-          <w:lang w:eastAsia="nl-NL"/>
-        </w:rPr>
-      </w:pPr>
-      <w:r>
-        <w:rPr>
-          <w:rFonts w:ascii="Times New Roman" w:eastAsia="Times New Roman" w:hAnsi="Times New Roman" w:cs="Times New Roman"/>
-          <w:sz w:val="24"/>
-          <w:szCs w:val="24"/>
-          <w:lang w:eastAsia="nl-NL"/>
+          <w:lang w:val="la-Latn" w:eastAsia="nl-NL"/>
+        </w:rPr>
+      </w:pPr>
+      <w:r>
+        <w:rPr>
+          <w:rFonts w:ascii="Times New Roman" w:eastAsia="Times New Roman" w:hAnsi="Times New Roman" w:cs="Times New Roman"/>
+          <w:sz w:val="24"/>
+          <w:szCs w:val="24"/>
+          <w:lang w:val="la-Latn" w:eastAsia="nl-NL"/>
         </w:rPr>
         <w:t>Te manet expectans mors ultima linea rerum.</w:t>
       </w:r>
@@ -2229,15 +2229,15 @@
           <w:iCs/>
           <w:sz w:val="24"/>
           <w:szCs w:val="24"/>
-          <w:lang w:eastAsia="nl-NL"/>
-        </w:rPr>
-      </w:pPr>
-      <w:r>
-        <w:rPr>
-          <w:rFonts w:ascii="Times New Roman" w:eastAsia="Times New Roman" w:hAnsi="Times New Roman" w:cs="Times New Roman"/>
-          <w:sz w:val="24"/>
-          <w:szCs w:val="24"/>
-          <w:lang w:eastAsia="nl-NL"/>
+          <w:lang w:val="la-Latn" w:eastAsia="nl-NL"/>
+        </w:rPr>
+      </w:pPr>
+      <w:r>
+        <w:rPr>
+          <w:rFonts w:ascii="Times New Roman" w:eastAsia="Times New Roman" w:hAnsi="Times New Roman" w:cs="Times New Roman"/>
+          <w:sz w:val="24"/>
+          <w:szCs w:val="24"/>
+          <w:lang w:val="la-Latn" w:eastAsia="nl-NL"/>
         </w:rPr>
         <w:t>Medicus</w:t>
       </w:r>
@@ -2250,15 +2250,15 @@
           <w:rFonts w:ascii="Times New Roman" w:eastAsia="Times New Roman" w:hAnsi="Times New Roman" w:cs="Times New Roman"/>
           <w:sz w:val="24"/>
           <w:szCs w:val="24"/>
-          <w:lang w:eastAsia="nl-NL"/>
-        </w:rPr>
-      </w:pPr>
-      <w:r>
-        <w:rPr>
-          <w:rFonts w:ascii="Times New Roman" w:eastAsia="Times New Roman" w:hAnsi="Times New Roman" w:cs="Times New Roman"/>
-          <w:sz w:val="24"/>
-          <w:szCs w:val="24"/>
-          <w:lang w:eastAsia="nl-NL"/>
+          <w:lang w:val="la-Latn" w:eastAsia="nl-NL"/>
+        </w:rPr>
+      </w:pPr>
+      <w:r>
+        <w:rPr>
+          <w:rFonts w:ascii="Times New Roman" w:eastAsia="Times New Roman" w:hAnsi="Times New Roman" w:cs="Times New Roman"/>
+          <w:sz w:val="24"/>
+          <w:szCs w:val="24"/>
+          <w:lang w:val="la-Latn" w:eastAsia="nl-NL"/>
         </w:rPr>
         <w:t>En ego sum medicus, uitam producere gnarus,</w:t>
       </w:r>
@@ -2271,15 +2271,15 @@
           <w:rFonts w:ascii="Times New Roman" w:eastAsia="Times New Roman" w:hAnsi="Times New Roman" w:cs="Times New Roman"/>
           <w:sz w:val="24"/>
           <w:szCs w:val="24"/>
-          <w:lang w:eastAsia="nl-NL"/>
-        </w:rPr>
-      </w:pPr>
-      <w:r>
-        <w:rPr>
-          <w:rFonts w:ascii="Times New Roman" w:eastAsia="Times New Roman" w:hAnsi="Times New Roman" w:cs="Times New Roman"/>
-          <w:sz w:val="24"/>
-          <w:szCs w:val="24"/>
-          <w:lang w:eastAsia="nl-NL"/>
+          <w:lang w:val="la-Latn" w:eastAsia="nl-NL"/>
+        </w:rPr>
+      </w:pPr>
+      <w:r>
+        <w:rPr>
+          <w:rFonts w:ascii="Times New Roman" w:eastAsia="Times New Roman" w:hAnsi="Times New Roman" w:cs="Times New Roman"/>
+          <w:sz w:val="24"/>
+          <w:szCs w:val="24"/>
+          <w:lang w:val="la-Latn" w:eastAsia="nl-NL"/>
         </w:rPr>
         <w:t>(60) Venis lustratis morborum nomina dico.</w:t>
       </w:r>
@@ -2292,15 +2292,15 @@
           <w:rFonts w:ascii="Times New Roman" w:eastAsia="Times New Roman" w:hAnsi="Times New Roman" w:cs="Times New Roman"/>
           <w:sz w:val="24"/>
           <w:szCs w:val="24"/>
-          <w:lang w:eastAsia="nl-NL"/>
-        </w:rPr>
-      </w:pPr>
-      <w:r>
-        <w:rPr>
-          <w:rFonts w:ascii="Times New Roman" w:eastAsia="Times New Roman" w:hAnsi="Times New Roman" w:cs="Times New Roman"/>
-          <w:sz w:val="24"/>
-          <w:szCs w:val="24"/>
-          <w:lang w:eastAsia="nl-NL"/>
+          <w:lang w:val="la-Latn" w:eastAsia="nl-NL"/>
+        </w:rPr>
+      </w:pPr>
+      <w:r>
+        <w:rPr>
+          <w:rFonts w:ascii="Times New Roman" w:eastAsia="Times New Roman" w:hAnsi="Times New Roman" w:cs="Times New Roman"/>
+          <w:sz w:val="24"/>
+          <w:szCs w:val="24"/>
+          <w:lang w:val="la-Latn" w:eastAsia="nl-NL"/>
         </w:rPr>
         <w:t>Non poteris durae mortis uitare sagittas.</w:t>
       </w:r>
@@ -2315,15 +2315,15 @@
           <w:iCs/>
           <w:sz w:val="24"/>
           <w:szCs w:val="24"/>
-          <w:lang w:eastAsia="nl-NL"/>
-        </w:rPr>
-      </w:pPr>
-      <w:r>
-        <w:rPr>
-          <w:rFonts w:ascii="Times New Roman" w:eastAsia="Times New Roman" w:hAnsi="Times New Roman" w:cs="Times New Roman"/>
-          <w:sz w:val="24"/>
-          <w:szCs w:val="24"/>
-          <w:lang w:eastAsia="nl-NL"/>
+          <w:lang w:val="la-Latn" w:eastAsia="nl-NL"/>
+        </w:rPr>
+      </w:pPr>
+      <w:r>
+        <w:rPr>
+          <w:rFonts w:ascii="Times New Roman" w:eastAsia="Times New Roman" w:hAnsi="Times New Roman" w:cs="Times New Roman"/>
+          <w:sz w:val="24"/>
+          <w:szCs w:val="24"/>
+          <w:lang w:val="la-Latn" w:eastAsia="nl-NL"/>
         </w:rPr>
         <w:t>Astronomus</w:t>
       </w:r>
@@ -2336,15 +2336,15 @@
           <w:rFonts w:ascii="Times New Roman" w:eastAsia="Times New Roman" w:hAnsi="Times New Roman" w:cs="Times New Roman"/>
           <w:sz w:val="24"/>
           <w:szCs w:val="24"/>
-          <w:lang w:eastAsia="nl-NL"/>
-        </w:rPr>
-      </w:pPr>
-      <w:r>
-        <w:rPr>
-          <w:rFonts w:ascii="Times New Roman" w:eastAsia="Times New Roman" w:hAnsi="Times New Roman" w:cs="Times New Roman"/>
-          <w:sz w:val="24"/>
-          <w:szCs w:val="24"/>
-          <w:lang w:eastAsia="nl-NL"/>
+          <w:lang w:val="la-Latn" w:eastAsia="nl-NL"/>
+        </w:rPr>
+      </w:pPr>
+      <w:r>
+        <w:rPr>
+          <w:rFonts w:ascii="Times New Roman" w:eastAsia="Times New Roman" w:hAnsi="Times New Roman" w:cs="Times New Roman"/>
+          <w:sz w:val="24"/>
+          <w:szCs w:val="24"/>
+          <w:lang w:val="la-Latn" w:eastAsia="nl-NL"/>
         </w:rPr>
         <w:t>En ego stellarum motus et sydera noui,</w:t>
       </w:r>
@@ -2357,15 +2357,15 @@
           <w:rFonts w:ascii="Times New Roman" w:eastAsia="Times New Roman" w:hAnsi="Times New Roman" w:cs="Times New Roman"/>
           <w:sz w:val="24"/>
           <w:szCs w:val="24"/>
-          <w:lang w:eastAsia="nl-NL"/>
-        </w:rPr>
-      </w:pPr>
-      <w:r>
-        <w:rPr>
-          <w:rFonts w:ascii="Times New Roman" w:eastAsia="Times New Roman" w:hAnsi="Times New Roman" w:cs="Times New Roman"/>
-          <w:sz w:val="24"/>
-          <w:szCs w:val="24"/>
-          <w:lang w:eastAsia="nl-NL"/>
+          <w:lang w:val="la-Latn" w:eastAsia="nl-NL"/>
+        </w:rPr>
+      </w:pPr>
+      <w:r>
+        <w:rPr>
+          <w:rFonts w:ascii="Times New Roman" w:eastAsia="Times New Roman" w:hAnsi="Times New Roman" w:cs="Times New Roman"/>
+          <w:sz w:val="24"/>
+          <w:szCs w:val="24"/>
+          <w:lang w:val="la-Latn" w:eastAsia="nl-NL"/>
         </w:rPr>
         <w:t>Et fati genus omne scio praedicere coeli.</w:t>
       </w:r>
@@ -2378,15 +2378,15 @@
           <w:rFonts w:ascii="Times New Roman" w:eastAsia="Times New Roman" w:hAnsi="Times New Roman" w:cs="Times New Roman"/>
           <w:sz w:val="24"/>
           <w:szCs w:val="24"/>
-          <w:lang w:eastAsia="nl-NL"/>
-        </w:rPr>
-      </w:pPr>
-      <w:r>
-        <w:rPr>
-          <w:rFonts w:ascii="Times New Roman" w:eastAsia="Times New Roman" w:hAnsi="Times New Roman" w:cs="Times New Roman"/>
-          <w:sz w:val="24"/>
-          <w:szCs w:val="24"/>
-          <w:lang w:eastAsia="nl-NL"/>
+          <w:lang w:val="la-Latn" w:eastAsia="nl-NL"/>
+        </w:rPr>
+      </w:pPr>
+      <w:r>
+        <w:rPr>
+          <w:rFonts w:ascii="Times New Roman" w:eastAsia="Times New Roman" w:hAnsi="Times New Roman" w:cs="Times New Roman"/>
+          <w:sz w:val="24"/>
+          <w:szCs w:val="24"/>
+          <w:lang w:val="la-Latn" w:eastAsia="nl-NL"/>
         </w:rPr>
         <w:t>Non potis es mortis durae praescire sagittas.</w:t>
       </w:r>
@@ -2401,15 +2401,15 @@
           <w:iCs/>
           <w:sz w:val="24"/>
           <w:szCs w:val="24"/>
-          <w:lang w:eastAsia="nl-NL"/>
-        </w:rPr>
-      </w:pPr>
-      <w:r>
-        <w:rPr>
-          <w:rFonts w:ascii="Times New Roman" w:eastAsia="Times New Roman" w:hAnsi="Times New Roman" w:cs="Times New Roman"/>
-          <w:sz w:val="24"/>
-          <w:szCs w:val="24"/>
-          <w:lang w:eastAsia="nl-NL"/>
+          <w:lang w:val="la-Latn" w:eastAsia="nl-NL"/>
+        </w:rPr>
+      </w:pPr>
+      <w:r>
+        <w:rPr>
+          <w:rFonts w:ascii="Times New Roman" w:eastAsia="Times New Roman" w:hAnsi="Times New Roman" w:cs="Times New Roman"/>
+          <w:sz w:val="24"/>
+          <w:szCs w:val="24"/>
+          <w:lang w:val="la-Latn" w:eastAsia="nl-NL"/>
         </w:rPr>
         <w:t>Curtisanus</w:t>
       </w:r>
@@ -2422,15 +2422,15 @@
           <w:rFonts w:ascii="Times New Roman" w:eastAsia="Times New Roman" w:hAnsi="Times New Roman" w:cs="Times New Roman"/>
           <w:sz w:val="24"/>
           <w:szCs w:val="24"/>
-          <w:lang w:eastAsia="nl-NL"/>
-        </w:rPr>
-      </w:pPr>
-      <w:r>
-        <w:rPr>
-          <w:rFonts w:ascii="Times New Roman" w:eastAsia="Times New Roman" w:hAnsi="Times New Roman" w:cs="Times New Roman"/>
-          <w:sz w:val="24"/>
-          <w:szCs w:val="24"/>
-          <w:lang w:eastAsia="nl-NL"/>
+          <w:lang w:val="la-Latn" w:eastAsia="nl-NL"/>
+        </w:rPr>
+      </w:pPr>
+      <w:r>
+        <w:rPr>
+          <w:rFonts w:ascii="Times New Roman" w:eastAsia="Times New Roman" w:hAnsi="Times New Roman" w:cs="Times New Roman"/>
+          <w:sz w:val="24"/>
+          <w:szCs w:val="24"/>
+          <w:lang w:val="la-Latn" w:eastAsia="nl-NL"/>
         </w:rPr>
         <w:t xml:space="preserve">(65) En me Rhoma potens multis suffarsit onustum </w:t>
       </w:r>
@@ -2443,15 +2443,15 @@
           <w:rFonts w:ascii="Times New Roman" w:eastAsia="Times New Roman" w:hAnsi="Times New Roman" w:cs="Times New Roman"/>
           <w:sz w:val="24"/>
           <w:szCs w:val="24"/>
-          <w:lang w:eastAsia="nl-NL"/>
-        </w:rPr>
-      </w:pPr>
-      <w:r>
-        <w:rPr>
-          <w:rFonts w:ascii="Times New Roman" w:eastAsia="Times New Roman" w:hAnsi="Times New Roman" w:cs="Times New Roman"/>
-          <w:sz w:val="24"/>
-          <w:szCs w:val="24"/>
-          <w:lang w:eastAsia="nl-NL"/>
+          <w:lang w:val="la-Latn" w:eastAsia="nl-NL"/>
+        </w:rPr>
+      </w:pPr>
+      <w:r>
+        <w:rPr>
+          <w:rFonts w:ascii="Times New Roman" w:eastAsia="Times New Roman" w:hAnsi="Times New Roman" w:cs="Times New Roman"/>
+          <w:sz w:val="24"/>
+          <w:szCs w:val="24"/>
+          <w:lang w:val="la-Latn" w:eastAsia="nl-NL"/>
         </w:rPr>
         <w:t>Muneribus sacris, prouentibus, officiisque.</w:t>
       </w:r>
@@ -2464,27 +2464,27 @@
           <w:rFonts w:ascii="Times New Roman" w:eastAsia="Times New Roman" w:hAnsi="Times New Roman" w:cs="Times New Roman"/>
           <w:sz w:val="24"/>
           <w:szCs w:val="24"/>
-          <w:lang w:eastAsia="nl-NL"/>
-        </w:rPr>
-      </w:pPr>
-    </w:p>
-    <w:p>
-      <w:pPr>
-        <w:shd w:val="clear" w:color="auto" w:fill="FFFFFF"/>
-        <w:spacing w:after="0" w:line="240" w:lineRule="auto"/>
-        <w:rPr>
-          <w:rFonts w:ascii="Times New Roman" w:eastAsia="Times New Roman" w:hAnsi="Times New Roman" w:cs="Times New Roman"/>
-          <w:sz w:val="24"/>
-          <w:szCs w:val="24"/>
-          <w:lang w:eastAsia="nl-NL"/>
-        </w:rPr>
-      </w:pPr>
-      <w:r>
-        <w:rPr>
-          <w:rFonts w:ascii="Times New Roman" w:eastAsia="Times New Roman" w:hAnsi="Times New Roman" w:cs="Times New Roman"/>
-          <w:sz w:val="24"/>
-          <w:szCs w:val="24"/>
-          <w:lang w:eastAsia="nl-NL"/>
+          <w:lang w:val="la-Latn" w:eastAsia="nl-NL"/>
+        </w:rPr>
+      </w:pPr>
+    </w:p>
+    <w:p>
+      <w:pPr>
+        <w:shd w:val="clear" w:color="auto" w:fill="FFFFFF"/>
+        <w:spacing w:after="0" w:line="240" w:lineRule="auto"/>
+        <w:rPr>
+          <w:rFonts w:ascii="Times New Roman" w:eastAsia="Times New Roman" w:hAnsi="Times New Roman" w:cs="Times New Roman"/>
+          <w:sz w:val="24"/>
+          <w:szCs w:val="24"/>
+          <w:lang w:val="la-Latn" w:eastAsia="nl-NL"/>
+        </w:rPr>
+      </w:pPr>
+      <w:r>
+        <w:rPr>
+          <w:rFonts w:ascii="Times New Roman" w:eastAsia="Times New Roman" w:hAnsi="Times New Roman" w:cs="Times New Roman"/>
+          <w:sz w:val="24"/>
+          <w:szCs w:val="24"/>
+          <w:lang w:val="la-Latn" w:eastAsia="nl-NL"/>
         </w:rPr>
         <w:t>Non potes his mortis fugiens euadere tela.</w:t>
       </w:r>
@@ -2499,15 +2499,15 @@
           <w:iCs/>
           <w:sz w:val="24"/>
           <w:szCs w:val="24"/>
-          <w:lang w:eastAsia="nl-NL"/>
-        </w:rPr>
-      </w:pPr>
-      <w:r>
-        <w:rPr>
-          <w:rFonts w:ascii="Times New Roman" w:eastAsia="Times New Roman" w:hAnsi="Times New Roman" w:cs="Times New Roman"/>
-          <w:sz w:val="24"/>
-          <w:szCs w:val="24"/>
-          <w:lang w:eastAsia="nl-NL"/>
+          <w:lang w:val="la-Latn" w:eastAsia="nl-NL"/>
+        </w:rPr>
+      </w:pPr>
+      <w:r>
+        <w:rPr>
+          <w:rFonts w:ascii="Times New Roman" w:eastAsia="Times New Roman" w:hAnsi="Times New Roman" w:cs="Times New Roman"/>
+          <w:sz w:val="24"/>
+          <w:szCs w:val="24"/>
+          <w:lang w:val="la-Latn" w:eastAsia="nl-NL"/>
         </w:rPr>
         <w:lastRenderedPageBreak/>
         <w:t>Aduocatus</w:t>
@@ -2521,15 +2521,15 @@
           <w:rFonts w:ascii="Times New Roman" w:eastAsia="Times New Roman" w:hAnsi="Times New Roman" w:cs="Times New Roman"/>
           <w:sz w:val="24"/>
           <w:szCs w:val="24"/>
-          <w:lang w:eastAsia="nl-NL"/>
-        </w:rPr>
-      </w:pPr>
-      <w:r>
-        <w:rPr>
-          <w:rFonts w:ascii="Times New Roman" w:eastAsia="Times New Roman" w:hAnsi="Times New Roman" w:cs="Times New Roman"/>
-          <w:sz w:val="24"/>
-          <w:szCs w:val="24"/>
-          <w:lang w:eastAsia="nl-NL"/>
+          <w:lang w:val="la-Latn" w:eastAsia="nl-NL"/>
+        </w:rPr>
+      </w:pPr>
+      <w:r>
+        <w:rPr>
+          <w:rFonts w:ascii="Times New Roman" w:eastAsia="Times New Roman" w:hAnsi="Times New Roman" w:cs="Times New Roman"/>
+          <w:sz w:val="24"/>
+          <w:szCs w:val="24"/>
+          <w:lang w:val="la-Latn" w:eastAsia="nl-NL"/>
         </w:rPr>
         <w:t>Causarum patronus ego, producere doctus</w:t>
       </w:r>
@@ -2542,15 +2542,15 @@
           <w:rFonts w:ascii="Times New Roman" w:eastAsia="Times New Roman" w:hAnsi="Times New Roman" w:cs="Times New Roman"/>
           <w:sz w:val="24"/>
           <w:szCs w:val="24"/>
-          <w:lang w:eastAsia="nl-NL"/>
-        </w:rPr>
-      </w:pPr>
-      <w:r>
-        <w:rPr>
-          <w:rFonts w:ascii="Times New Roman" w:eastAsia="Times New Roman" w:hAnsi="Times New Roman" w:cs="Times New Roman"/>
-          <w:sz w:val="24"/>
-          <w:szCs w:val="24"/>
-          <w:lang w:eastAsia="nl-NL"/>
+          <w:lang w:val="la-Latn" w:eastAsia="nl-NL"/>
+        </w:rPr>
+      </w:pPr>
+      <w:r>
+        <w:rPr>
+          <w:rFonts w:ascii="Times New Roman" w:eastAsia="Times New Roman" w:hAnsi="Times New Roman" w:cs="Times New Roman"/>
+          <w:sz w:val="24"/>
+          <w:szCs w:val="24"/>
+          <w:lang w:val="la-Latn" w:eastAsia="nl-NL"/>
         </w:rPr>
         <w:t>Lites, et loculos lingua uacuare loquaci.</w:t>
       </w:r>
@@ -2563,15 +2563,15 @@
           <w:rFonts w:ascii="Times New Roman" w:eastAsia="Times New Roman" w:hAnsi="Times New Roman" w:cs="Times New Roman"/>
           <w:sz w:val="24"/>
           <w:szCs w:val="24"/>
-          <w:lang w:eastAsia="nl-NL"/>
-        </w:rPr>
-      </w:pPr>
-      <w:r>
-        <w:rPr>
-          <w:rFonts w:ascii="Times New Roman" w:eastAsia="Times New Roman" w:hAnsi="Times New Roman" w:cs="Times New Roman"/>
-          <w:sz w:val="24"/>
-          <w:szCs w:val="24"/>
-          <w:lang w:eastAsia="nl-NL"/>
+          <w:lang w:val="la-Latn" w:eastAsia="nl-NL"/>
+        </w:rPr>
+      </w:pPr>
+      <w:r>
+        <w:rPr>
+          <w:rFonts w:ascii="Times New Roman" w:eastAsia="Times New Roman" w:hAnsi="Times New Roman" w:cs="Times New Roman"/>
+          <w:sz w:val="24"/>
+          <w:szCs w:val="24"/>
+          <w:lang w:val="la-Latn" w:eastAsia="nl-NL"/>
         </w:rPr>
         <w:t>(70) Non te lingua loquax mortis subducet ab ictu.</w:t>
       </w:r>
@@ -2586,15 +2586,15 @@
           <w:iCs/>
           <w:sz w:val="24"/>
           <w:szCs w:val="24"/>
-          <w:lang w:eastAsia="nl-NL"/>
-        </w:rPr>
-      </w:pPr>
-      <w:r>
-        <w:rPr>
-          <w:rFonts w:ascii="Times New Roman" w:eastAsia="Times New Roman" w:hAnsi="Times New Roman" w:cs="Times New Roman"/>
-          <w:sz w:val="24"/>
-          <w:szCs w:val="24"/>
-          <w:lang w:eastAsia="nl-NL"/>
+          <w:lang w:val="la-Latn" w:eastAsia="nl-NL"/>
+        </w:rPr>
+      </w:pPr>
+      <w:r>
+        <w:rPr>
+          <w:rFonts w:ascii="Times New Roman" w:eastAsia="Times New Roman" w:hAnsi="Times New Roman" w:cs="Times New Roman"/>
+          <w:sz w:val="24"/>
+          <w:szCs w:val="24"/>
+          <w:lang w:val="la-Latn" w:eastAsia="nl-NL"/>
         </w:rPr>
         <w:t>Iudex</w:t>
       </w:r>
@@ -2607,15 +2607,15 @@
           <w:rFonts w:ascii="Times New Roman" w:eastAsia="Times New Roman" w:hAnsi="Times New Roman" w:cs="Times New Roman"/>
           <w:sz w:val="24"/>
           <w:szCs w:val="24"/>
-          <w:lang w:eastAsia="nl-NL"/>
-        </w:rPr>
-      </w:pPr>
-      <w:r>
-        <w:rPr>
-          <w:rFonts w:ascii="Times New Roman" w:eastAsia="Times New Roman" w:hAnsi="Times New Roman" w:cs="Times New Roman"/>
-          <w:sz w:val="24"/>
-          <w:szCs w:val="24"/>
-          <w:lang w:eastAsia="nl-NL"/>
+          <w:lang w:val="la-Latn" w:eastAsia="nl-NL"/>
+        </w:rPr>
+      </w:pPr>
+      <w:r>
+        <w:rPr>
+          <w:rFonts w:ascii="Times New Roman" w:eastAsia="Times New Roman" w:hAnsi="Times New Roman" w:cs="Times New Roman"/>
+          <w:sz w:val="24"/>
+          <w:szCs w:val="24"/>
+          <w:lang w:val="la-Latn" w:eastAsia="nl-NL"/>
         </w:rPr>
         <w:t>Iustitiae iudex quia sum, sub plebe salutor.</w:t>
       </w:r>
@@ -2628,15 +2628,15 @@
           <w:rFonts w:ascii="Times New Roman" w:eastAsia="Times New Roman" w:hAnsi="Times New Roman" w:cs="Times New Roman"/>
           <w:sz w:val="24"/>
           <w:szCs w:val="24"/>
-          <w:lang w:eastAsia="nl-NL"/>
-        </w:rPr>
-      </w:pPr>
-      <w:r>
-        <w:rPr>
-          <w:rFonts w:ascii="Times New Roman" w:eastAsia="Times New Roman" w:hAnsi="Times New Roman" w:cs="Times New Roman"/>
-          <w:sz w:val="24"/>
-          <w:szCs w:val="24"/>
-          <w:lang w:eastAsia="nl-NL"/>
+          <w:lang w:val="la-Latn" w:eastAsia="nl-NL"/>
+        </w:rPr>
+      </w:pPr>
+      <w:r>
+        <w:rPr>
+          <w:rFonts w:ascii="Times New Roman" w:eastAsia="Times New Roman" w:hAnsi="Times New Roman" w:cs="Times New Roman"/>
+          <w:sz w:val="24"/>
+          <w:szCs w:val="24"/>
+          <w:lang w:val="la-Latn" w:eastAsia="nl-NL"/>
         </w:rPr>
         <w:t>Vertice me nudo populus ueneratur adorans.</w:t>
       </w:r>
@@ -2649,15 +2649,15 @@
           <w:rFonts w:ascii="Times New Roman" w:eastAsia="Times New Roman" w:hAnsi="Times New Roman" w:cs="Times New Roman"/>
           <w:sz w:val="24"/>
           <w:szCs w:val="24"/>
-          <w:lang w:eastAsia="nl-NL"/>
-        </w:rPr>
-      </w:pPr>
-      <w:r>
-        <w:rPr>
-          <w:rFonts w:ascii="Times New Roman" w:eastAsia="Times New Roman" w:hAnsi="Times New Roman" w:cs="Times New Roman"/>
-          <w:sz w:val="24"/>
-          <w:szCs w:val="24"/>
-          <w:lang w:eastAsia="nl-NL"/>
+          <w:lang w:val="la-Latn" w:eastAsia="nl-NL"/>
+        </w:rPr>
+      </w:pPr>
+      <w:r>
+        <w:rPr>
+          <w:rFonts w:ascii="Times New Roman" w:eastAsia="Times New Roman" w:hAnsi="Times New Roman" w:cs="Times New Roman"/>
+          <w:sz w:val="24"/>
+          <w:szCs w:val="24"/>
+          <w:lang w:val="la-Latn" w:eastAsia="nl-NL"/>
         </w:rPr>
         <w:t>Auri sacra fames peruertere saepe coegit</w:t>
       </w:r>
@@ -2670,15 +2670,15 @@
           <w:rFonts w:ascii="Times New Roman" w:eastAsia="Times New Roman" w:hAnsi="Times New Roman" w:cs="Times New Roman"/>
           <w:sz w:val="24"/>
           <w:szCs w:val="24"/>
-          <w:lang w:eastAsia="nl-NL"/>
-        </w:rPr>
-      </w:pPr>
-      <w:r>
-        <w:rPr>
-          <w:rFonts w:ascii="Times New Roman" w:eastAsia="Times New Roman" w:hAnsi="Times New Roman" w:cs="Times New Roman"/>
-          <w:sz w:val="24"/>
-          <w:szCs w:val="24"/>
-          <w:lang w:eastAsia="nl-NL"/>
+          <w:lang w:val="la-Latn" w:eastAsia="nl-NL"/>
+        </w:rPr>
+      </w:pPr>
+      <w:r>
+        <w:rPr>
+          <w:rFonts w:ascii="Times New Roman" w:eastAsia="Times New Roman" w:hAnsi="Times New Roman" w:cs="Times New Roman"/>
+          <w:sz w:val="24"/>
+          <w:szCs w:val="24"/>
+          <w:lang w:val="la-Latn" w:eastAsia="nl-NL"/>
         </w:rPr>
         <w:t>Iustitiam. Mors te manet aequans omnia falce.</w:t>
       </w:r>
@@ -2693,15 +2693,15 @@
           <w:iCs/>
           <w:sz w:val="24"/>
           <w:szCs w:val="24"/>
-          <w:lang w:eastAsia="nl-NL"/>
-        </w:rPr>
-      </w:pPr>
-      <w:r>
-        <w:rPr>
-          <w:rFonts w:ascii="Times New Roman" w:eastAsia="Times New Roman" w:hAnsi="Times New Roman" w:cs="Times New Roman"/>
-          <w:sz w:val="24"/>
-          <w:szCs w:val="24"/>
-          <w:lang w:eastAsia="nl-NL"/>
+          <w:lang w:val="la-Latn" w:eastAsia="nl-NL"/>
+        </w:rPr>
+      </w:pPr>
+      <w:r>
+        <w:rPr>
+          <w:rFonts w:ascii="Times New Roman" w:eastAsia="Times New Roman" w:hAnsi="Times New Roman" w:cs="Times New Roman"/>
+          <w:sz w:val="24"/>
+          <w:szCs w:val="24"/>
+          <w:lang w:val="la-Latn" w:eastAsia="nl-NL"/>
         </w:rPr>
         <w:t>Praetor</w:t>
       </w:r>
@@ -2714,15 +2714,15 @@
           <w:rFonts w:ascii="Times New Roman" w:eastAsia="Times New Roman" w:hAnsi="Times New Roman" w:cs="Times New Roman"/>
           <w:sz w:val="24"/>
           <w:szCs w:val="24"/>
-          <w:lang w:eastAsia="nl-NL"/>
-        </w:rPr>
-      </w:pPr>
-      <w:r>
-        <w:rPr>
-          <w:rFonts w:ascii="Times New Roman" w:eastAsia="Times New Roman" w:hAnsi="Times New Roman" w:cs="Times New Roman"/>
-          <w:sz w:val="24"/>
-          <w:szCs w:val="24"/>
-          <w:lang w:eastAsia="nl-NL"/>
+          <w:lang w:val="la-Latn" w:eastAsia="nl-NL"/>
+        </w:rPr>
+      </w:pPr>
+      <w:r>
+        <w:rPr>
+          <w:rFonts w:ascii="Times New Roman" w:eastAsia="Times New Roman" w:hAnsi="Times New Roman" w:cs="Times New Roman"/>
+          <w:sz w:val="24"/>
+          <w:szCs w:val="24"/>
+          <w:lang w:val="la-Latn" w:eastAsia="nl-NL"/>
         </w:rPr>
         <w:t xml:space="preserve">(75) Praetor ego populi, me praeter nemo quid audet. </w:t>
       </w:r>
@@ -2735,15 +2735,15 @@
           <w:rFonts w:ascii="Times New Roman" w:eastAsia="Times New Roman" w:hAnsi="Times New Roman" w:cs="Times New Roman"/>
           <w:sz w:val="24"/>
           <w:szCs w:val="24"/>
-          <w:lang w:eastAsia="nl-NL"/>
-        </w:rPr>
-      </w:pPr>
-      <w:r>
-        <w:rPr>
-          <w:rFonts w:ascii="Times New Roman" w:eastAsia="Times New Roman" w:hAnsi="Times New Roman" w:cs="Times New Roman"/>
-          <w:sz w:val="24"/>
-          <w:szCs w:val="24"/>
-          <w:lang w:eastAsia="nl-NL"/>
+          <w:lang w:val="la-Latn" w:eastAsia="nl-NL"/>
+        </w:rPr>
+      </w:pPr>
+      <w:r>
+        <w:rPr>
+          <w:rFonts w:ascii="Times New Roman" w:eastAsia="Times New Roman" w:hAnsi="Times New Roman" w:cs="Times New Roman"/>
+          <w:sz w:val="24"/>
+          <w:szCs w:val="24"/>
+          <w:lang w:val="la-Latn" w:eastAsia="nl-NL"/>
         </w:rPr>
         <w:t>Accensor causis</w:t>
       </w:r>
@@ -2752,7 +2752,7 @@
           <w:rFonts w:ascii="Times New Roman" w:eastAsia="Times New Roman" w:hAnsi="Times New Roman" w:cs="Times New Roman"/>
           <w:sz w:val="24"/>
           <w:szCs w:val="24"/>
-          <w:lang w:eastAsia="nl-NL"/>
+          <w:lang w:val="la-Latn" w:eastAsia="nl-NL"/>
         </w:rPr>
         <w:t>,</w:t>
       </w:r>
@@ -2761,7 +2761,7 @@
           <w:rFonts w:ascii="Times New Roman" w:eastAsia="Times New Roman" w:hAnsi="Times New Roman" w:cs="Times New Roman"/>
           <w:sz w:val="24"/>
           <w:szCs w:val="24"/>
-          <w:lang w:eastAsia="nl-NL"/>
+          <w:lang w:val="la-Latn" w:eastAsia="nl-NL"/>
         </w:rPr>
         <w:t xml:space="preserve"> per me stant omnia, nanque</w:t>
       </w:r>
@@ -2774,15 +2774,15 @@
           <w:rFonts w:ascii="Times New Roman" w:eastAsia="Times New Roman" w:hAnsi="Times New Roman" w:cs="Times New Roman"/>
           <w:sz w:val="24"/>
           <w:szCs w:val="24"/>
-          <w:lang w:eastAsia="nl-NL"/>
-        </w:rPr>
-      </w:pPr>
-      <w:r>
-        <w:rPr>
-          <w:rFonts w:ascii="Times New Roman" w:eastAsia="Times New Roman" w:hAnsi="Times New Roman" w:cs="Times New Roman"/>
-          <w:sz w:val="24"/>
-          <w:szCs w:val="24"/>
-          <w:lang w:eastAsia="nl-NL"/>
+          <w:lang w:val="la-Latn" w:eastAsia="nl-NL"/>
+        </w:rPr>
+      </w:pPr>
+      <w:r>
+        <w:rPr>
+          <w:rFonts w:ascii="Times New Roman" w:eastAsia="Times New Roman" w:hAnsi="Times New Roman" w:cs="Times New Roman"/>
+          <w:sz w:val="24"/>
+          <w:szCs w:val="24"/>
+          <w:lang w:val="la-Latn" w:eastAsia="nl-NL"/>
         </w:rPr>
         <w:t>Et dono et adimo uitam, cum rebus honorem.</w:t>
       </w:r>
@@ -2795,15 +2795,15 @@
           <w:rFonts w:ascii="Times New Roman" w:eastAsia="Times New Roman" w:hAnsi="Times New Roman" w:cs="Times New Roman"/>
           <w:sz w:val="24"/>
           <w:szCs w:val="24"/>
-          <w:lang w:eastAsia="nl-NL"/>
-        </w:rPr>
-      </w:pPr>
-      <w:r>
-        <w:rPr>
-          <w:rFonts w:ascii="Times New Roman" w:eastAsia="Times New Roman" w:hAnsi="Times New Roman" w:cs="Times New Roman"/>
-          <w:sz w:val="24"/>
-          <w:szCs w:val="24"/>
-          <w:lang w:eastAsia="nl-NL"/>
+          <w:lang w:val="la-Latn" w:eastAsia="nl-NL"/>
+        </w:rPr>
+      </w:pPr>
+      <w:r>
+        <w:rPr>
+          <w:rFonts w:ascii="Times New Roman" w:eastAsia="Times New Roman" w:hAnsi="Times New Roman" w:cs="Times New Roman"/>
+          <w:sz w:val="24"/>
+          <w:szCs w:val="24"/>
+          <w:lang w:val="la-Latn" w:eastAsia="nl-NL"/>
         </w:rPr>
         <w:t>Munere conspecto, quod iniquum est iure triumphat.</w:t>
       </w:r>
@@ -2816,15 +2816,15 @@
           <w:rFonts w:ascii="Times New Roman" w:eastAsia="Times New Roman" w:hAnsi="Times New Roman" w:cs="Times New Roman"/>
           <w:sz w:val="24"/>
           <w:szCs w:val="24"/>
-          <w:lang w:eastAsia="nl-NL"/>
-        </w:rPr>
-      </w:pPr>
-      <w:r>
-        <w:rPr>
-          <w:rFonts w:ascii="Times New Roman" w:eastAsia="Times New Roman" w:hAnsi="Times New Roman" w:cs="Times New Roman"/>
-          <w:sz w:val="24"/>
-          <w:szCs w:val="24"/>
-          <w:lang w:eastAsia="nl-NL"/>
+          <w:lang w:val="la-Latn" w:eastAsia="nl-NL"/>
+        </w:rPr>
+      </w:pPr>
+      <w:r>
+        <w:rPr>
+          <w:rFonts w:ascii="Times New Roman" w:eastAsia="Times New Roman" w:hAnsi="Times New Roman" w:cs="Times New Roman"/>
+          <w:sz w:val="24"/>
+          <w:szCs w:val="24"/>
+          <w:lang w:val="la-Latn" w:eastAsia="nl-NL"/>
         </w:rPr>
         <w:t>Emitto coruos, censura damno columbas.</w:t>
       </w:r>
@@ -2837,15 +2837,15 @@
           <w:rFonts w:ascii="Times New Roman" w:eastAsia="Times New Roman" w:hAnsi="Times New Roman" w:cs="Times New Roman"/>
           <w:sz w:val="24"/>
           <w:szCs w:val="24"/>
-          <w:lang w:eastAsia="nl-NL"/>
-        </w:rPr>
-      </w:pPr>
-      <w:r>
-        <w:rPr>
-          <w:rFonts w:ascii="Times New Roman" w:eastAsia="Times New Roman" w:hAnsi="Times New Roman" w:cs="Times New Roman"/>
-          <w:sz w:val="24"/>
-          <w:szCs w:val="24"/>
-          <w:lang w:eastAsia="nl-NL"/>
+          <w:lang w:val="la-Latn" w:eastAsia="nl-NL"/>
+        </w:rPr>
+      </w:pPr>
+      <w:r>
+        <w:rPr>
+          <w:rFonts w:ascii="Times New Roman" w:eastAsia="Times New Roman" w:hAnsi="Times New Roman" w:cs="Times New Roman"/>
+          <w:sz w:val="24"/>
+          <w:szCs w:val="24"/>
+          <w:lang w:val="la-Latn" w:eastAsia="nl-NL"/>
         </w:rPr>
         <w:t xml:space="preserve">(80) Hinc metuendus ero superis ereboque profundo. </w:t>
       </w:r>
@@ -2858,15 +2858,15 @@
           <w:rFonts w:ascii="Times New Roman" w:eastAsia="Times New Roman" w:hAnsi="Times New Roman" w:cs="Times New Roman"/>
           <w:sz w:val="24"/>
           <w:szCs w:val="24"/>
-          <w:lang w:eastAsia="nl-NL"/>
-        </w:rPr>
-      </w:pPr>
-      <w:r>
-        <w:rPr>
-          <w:rFonts w:ascii="Times New Roman" w:eastAsia="Times New Roman" w:hAnsi="Times New Roman" w:cs="Times New Roman"/>
-          <w:sz w:val="24"/>
-          <w:szCs w:val="24"/>
-          <w:lang w:eastAsia="nl-NL"/>
+          <w:lang w:val="la-Latn" w:eastAsia="nl-NL"/>
+        </w:rPr>
+      </w:pPr>
+      <w:r>
+        <w:rPr>
+          <w:rFonts w:ascii="Times New Roman" w:eastAsia="Times New Roman" w:hAnsi="Times New Roman" w:cs="Times New Roman"/>
+          <w:sz w:val="24"/>
+          <w:szCs w:val="24"/>
+          <w:lang w:val="la-Latn" w:eastAsia="nl-NL"/>
         </w:rPr>
         <w:t>Te manet expectans Erebus Plutoque cruentus.</w:t>
       </w:r>
@@ -2881,15 +2881,15 @@
           <w:iCs/>
           <w:sz w:val="24"/>
           <w:szCs w:val="24"/>
-          <w:lang w:eastAsia="nl-NL"/>
-        </w:rPr>
-      </w:pPr>
-      <w:r>
-        <w:rPr>
-          <w:rFonts w:ascii="Times New Roman" w:eastAsia="Times New Roman" w:hAnsi="Times New Roman" w:cs="Times New Roman"/>
-          <w:sz w:val="24"/>
-          <w:szCs w:val="24"/>
-          <w:lang w:eastAsia="nl-NL"/>
+          <w:lang w:val="la-Latn" w:eastAsia="nl-NL"/>
+        </w:rPr>
+      </w:pPr>
+      <w:r>
+        <w:rPr>
+          <w:rFonts w:ascii="Times New Roman" w:eastAsia="Times New Roman" w:hAnsi="Times New Roman" w:cs="Times New Roman"/>
+          <w:sz w:val="24"/>
+          <w:szCs w:val="24"/>
+          <w:lang w:val="la-Latn" w:eastAsia="nl-NL"/>
         </w:rPr>
         <w:t>Consul</w:t>
       </w:r>
@@ -2902,15 +2902,15 @@
           <w:rFonts w:ascii="Times New Roman" w:eastAsia="Times New Roman" w:hAnsi="Times New Roman" w:cs="Times New Roman"/>
           <w:sz w:val="24"/>
           <w:szCs w:val="24"/>
-          <w:lang w:eastAsia="nl-NL"/>
-        </w:rPr>
-      </w:pPr>
-      <w:r>
-        <w:rPr>
-          <w:rFonts w:ascii="Times New Roman" w:eastAsia="Times New Roman" w:hAnsi="Times New Roman" w:cs="Times New Roman"/>
-          <w:sz w:val="24"/>
-          <w:szCs w:val="24"/>
-          <w:lang w:eastAsia="nl-NL"/>
+          <w:lang w:val="la-Latn" w:eastAsia="nl-NL"/>
+        </w:rPr>
+      </w:pPr>
+      <w:r>
+        <w:rPr>
+          <w:rFonts w:ascii="Times New Roman" w:eastAsia="Times New Roman" w:hAnsi="Times New Roman" w:cs="Times New Roman"/>
+          <w:sz w:val="24"/>
+          <w:szCs w:val="24"/>
+          <w:lang w:val="la-Latn" w:eastAsia="nl-NL"/>
         </w:rPr>
         <w:t>Polleo consiliis, Consul dicorque salutor</w:t>
       </w:r>
@@ -2919,7 +2919,7 @@
           <w:rFonts w:ascii="Times New Roman" w:eastAsia="Times New Roman" w:hAnsi="Times New Roman" w:cs="Times New Roman"/>
           <w:sz w:val="24"/>
           <w:szCs w:val="24"/>
-          <w:lang w:eastAsia="nl-NL"/>
+          <w:lang w:val="la-Latn" w:eastAsia="nl-NL"/>
         </w:rPr>
         <w:t>.</w:t>
       </w:r>
@@ -2932,15 +2932,15 @@
           <w:rFonts w:ascii="Times New Roman" w:eastAsia="Times New Roman" w:hAnsi="Times New Roman" w:cs="Times New Roman"/>
           <w:sz w:val="24"/>
           <w:szCs w:val="24"/>
-          <w:lang w:eastAsia="nl-NL"/>
-        </w:rPr>
-      </w:pPr>
-      <w:r>
-        <w:rPr>
-          <w:rFonts w:ascii="Times New Roman" w:eastAsia="Times New Roman" w:hAnsi="Times New Roman" w:cs="Times New Roman"/>
-          <w:sz w:val="24"/>
-          <w:szCs w:val="24"/>
-          <w:lang w:eastAsia="nl-NL"/>
+          <w:lang w:val="la-Latn" w:eastAsia="nl-NL"/>
+        </w:rPr>
+      </w:pPr>
+      <w:r>
+        <w:rPr>
+          <w:rFonts w:ascii="Times New Roman" w:eastAsia="Times New Roman" w:hAnsi="Times New Roman" w:cs="Times New Roman"/>
+          <w:sz w:val="24"/>
+          <w:szCs w:val="24"/>
+          <w:lang w:val="la-Latn" w:eastAsia="nl-NL"/>
         </w:rPr>
         <w:t>Munere conspecto, quod iniquum est consulo rectum,</w:t>
       </w:r>
@@ -2953,15 +2953,15 @@
           <w:rFonts w:ascii="Times New Roman" w:eastAsia="Times New Roman" w:hAnsi="Times New Roman" w:cs="Times New Roman"/>
           <w:sz w:val="24"/>
           <w:szCs w:val="24"/>
-          <w:lang w:eastAsia="nl-NL"/>
-        </w:rPr>
-      </w:pPr>
-      <w:r>
-        <w:rPr>
-          <w:rFonts w:ascii="Times New Roman" w:eastAsia="Times New Roman" w:hAnsi="Times New Roman" w:cs="Times New Roman"/>
-          <w:sz w:val="24"/>
-          <w:szCs w:val="24"/>
-          <w:lang w:eastAsia="nl-NL"/>
+          <w:lang w:val="la-Latn" w:eastAsia="nl-NL"/>
+        </w:rPr>
+      </w:pPr>
+      <w:r>
+        <w:rPr>
+          <w:rFonts w:ascii="Times New Roman" w:eastAsia="Times New Roman" w:hAnsi="Times New Roman" w:cs="Times New Roman"/>
+          <w:sz w:val="24"/>
+          <w:szCs w:val="24"/>
+          <w:lang w:val="la-Latn" w:eastAsia="nl-NL"/>
         </w:rPr>
         <w:t>Quod rectum est, flecto</w:t>
       </w:r>
@@ -2970,7 +2970,7 @@
           <w:rFonts w:ascii="Times New Roman" w:eastAsia="Times New Roman" w:hAnsi="Times New Roman" w:cs="Times New Roman"/>
           <w:sz w:val="24"/>
           <w:szCs w:val="24"/>
-          <w:lang w:eastAsia="nl-NL"/>
+          <w:lang w:val="la-Latn" w:eastAsia="nl-NL"/>
         </w:rPr>
         <w:t>,</w:t>
       </w:r>
@@ -2979,7 +2979,7 @@
           <w:rFonts w:ascii="Times New Roman" w:eastAsia="Times New Roman" w:hAnsi="Times New Roman" w:cs="Times New Roman"/>
           <w:sz w:val="24"/>
           <w:szCs w:val="24"/>
-          <w:lang w:eastAsia="nl-NL"/>
+          <w:lang w:val="la-Latn" w:eastAsia="nl-NL"/>
         </w:rPr>
         <w:t xml:space="preserve"> nihil est quod nesciat auri</w:t>
       </w:r>
@@ -2992,15 +2992,15 @@
           <w:rFonts w:ascii="Times New Roman" w:eastAsia="Times New Roman" w:hAnsi="Times New Roman" w:cs="Times New Roman"/>
           <w:sz w:val="24"/>
           <w:szCs w:val="24"/>
-          <w:lang w:eastAsia="nl-NL"/>
-        </w:rPr>
-      </w:pPr>
-      <w:r>
-        <w:rPr>
-          <w:rFonts w:ascii="Times New Roman" w:eastAsia="Times New Roman" w:hAnsi="Times New Roman" w:cs="Times New Roman"/>
-          <w:sz w:val="24"/>
-          <w:szCs w:val="24"/>
-          <w:lang w:eastAsia="nl-NL"/>
+          <w:lang w:val="la-Latn" w:eastAsia="nl-NL"/>
+        </w:rPr>
+      </w:pPr>
+      <w:r>
+        <w:rPr>
+          <w:rFonts w:ascii="Times New Roman" w:eastAsia="Times New Roman" w:hAnsi="Times New Roman" w:cs="Times New Roman"/>
+          <w:sz w:val="24"/>
+          <w:szCs w:val="24"/>
+          <w:lang w:val="la-Latn" w:eastAsia="nl-NL"/>
         </w:rPr>
         <w:t xml:space="preserve">(85) Sacra fames, hinc ditor et undique fio opulentus. </w:t>
       </w:r>
@@ -3013,15 +3013,15 @@
           <w:rFonts w:ascii="Times New Roman" w:eastAsia="Times New Roman" w:hAnsi="Times New Roman" w:cs="Times New Roman"/>
           <w:sz w:val="24"/>
           <w:szCs w:val="24"/>
-          <w:lang w:eastAsia="nl-NL"/>
-        </w:rPr>
-      </w:pPr>
-      <w:r>
-        <w:rPr>
-          <w:rFonts w:ascii="Times New Roman" w:eastAsia="Times New Roman" w:hAnsi="Times New Roman" w:cs="Times New Roman"/>
-          <w:sz w:val="24"/>
-          <w:szCs w:val="24"/>
-          <w:lang w:eastAsia="nl-NL"/>
+          <w:lang w:val="la-Latn" w:eastAsia="nl-NL"/>
+        </w:rPr>
+      </w:pPr>
+      <w:r>
+        <w:rPr>
+          <w:rFonts w:ascii="Times New Roman" w:eastAsia="Times New Roman" w:hAnsi="Times New Roman" w:cs="Times New Roman"/>
+          <w:sz w:val="24"/>
+          <w:szCs w:val="24"/>
+          <w:lang w:val="la-Latn" w:eastAsia="nl-NL"/>
         </w:rPr>
         <w:t>Sed eris aeternum miser et mors impia tollet.</w:t>
       </w:r>
@@ -3036,15 +3036,15 @@
           <w:iCs/>
           <w:sz w:val="24"/>
           <w:szCs w:val="24"/>
-          <w:lang w:eastAsia="nl-NL"/>
-        </w:rPr>
-      </w:pPr>
-      <w:r>
-        <w:rPr>
-          <w:rFonts w:ascii="Times New Roman" w:eastAsia="Times New Roman" w:hAnsi="Times New Roman" w:cs="Times New Roman"/>
-          <w:sz w:val="24"/>
-          <w:szCs w:val="24"/>
-          <w:lang w:eastAsia="nl-NL"/>
+          <w:lang w:val="la-Latn" w:eastAsia="nl-NL"/>
+        </w:rPr>
+      </w:pPr>
+      <w:r>
+        <w:rPr>
+          <w:rFonts w:ascii="Times New Roman" w:eastAsia="Times New Roman" w:hAnsi="Times New Roman" w:cs="Times New Roman"/>
+          <w:sz w:val="24"/>
+          <w:szCs w:val="24"/>
+          <w:lang w:val="la-Latn" w:eastAsia="nl-NL"/>
         </w:rPr>
         <w:t>Causidicus</w:t>
       </w:r>
@@ -3057,15 +3057,15 @@
           <w:rFonts w:ascii="Times New Roman" w:eastAsia="Times New Roman" w:hAnsi="Times New Roman" w:cs="Times New Roman"/>
           <w:sz w:val="24"/>
           <w:szCs w:val="24"/>
-          <w:lang w:eastAsia="nl-NL"/>
-        </w:rPr>
-      </w:pPr>
-      <w:r>
-        <w:rPr>
-          <w:rFonts w:ascii="Times New Roman" w:eastAsia="Times New Roman" w:hAnsi="Times New Roman" w:cs="Times New Roman"/>
-          <w:sz w:val="24"/>
-          <w:szCs w:val="24"/>
-          <w:lang w:eastAsia="nl-NL"/>
+          <w:lang w:val="la-Latn" w:eastAsia="nl-NL"/>
+        </w:rPr>
+      </w:pPr>
+      <w:r>
+        <w:rPr>
+          <w:rFonts w:ascii="Times New Roman" w:eastAsia="Times New Roman" w:hAnsi="Times New Roman" w:cs="Times New Roman"/>
+          <w:sz w:val="24"/>
+          <w:szCs w:val="24"/>
+          <w:lang w:val="la-Latn" w:eastAsia="nl-NL"/>
         </w:rPr>
         <w:t>C.ij.</w:t>
       </w:r>
@@ -3078,27 +3078,27 @@
           <w:rFonts w:ascii="Times New Roman" w:eastAsia="Times New Roman" w:hAnsi="Times New Roman" w:cs="Times New Roman"/>
           <w:sz w:val="24"/>
           <w:szCs w:val="24"/>
-          <w:lang w:eastAsia="nl-NL"/>
-        </w:rPr>
-      </w:pPr>
-    </w:p>
-    <w:p>
-      <w:pPr>
-        <w:shd w:val="clear" w:color="auto" w:fill="FFFFFF"/>
-        <w:spacing w:after="0" w:line="240" w:lineRule="auto"/>
-        <w:rPr>
-          <w:rFonts w:ascii="Times New Roman" w:eastAsia="Times New Roman" w:hAnsi="Times New Roman" w:cs="Times New Roman"/>
-          <w:sz w:val="24"/>
-          <w:szCs w:val="24"/>
-          <w:lang w:eastAsia="nl-NL"/>
-        </w:rPr>
-      </w:pPr>
-      <w:r>
-        <w:rPr>
-          <w:rFonts w:ascii="Times New Roman" w:eastAsia="Times New Roman" w:hAnsi="Times New Roman" w:cs="Times New Roman"/>
-          <w:sz w:val="24"/>
-          <w:szCs w:val="24"/>
-          <w:lang w:eastAsia="nl-NL"/>
+          <w:lang w:val="la-Latn" w:eastAsia="nl-NL"/>
+        </w:rPr>
+      </w:pPr>
+    </w:p>
+    <w:p>
+      <w:pPr>
+        <w:shd w:val="clear" w:color="auto" w:fill="FFFFFF"/>
+        <w:spacing w:after="0" w:line="240" w:lineRule="auto"/>
+        <w:rPr>
+          <w:rFonts w:ascii="Times New Roman" w:eastAsia="Times New Roman" w:hAnsi="Times New Roman" w:cs="Times New Roman"/>
+          <w:sz w:val="24"/>
+          <w:szCs w:val="24"/>
+          <w:lang w:val="la-Latn" w:eastAsia="nl-NL"/>
+        </w:rPr>
+      </w:pPr>
+      <w:r>
+        <w:rPr>
+          <w:rFonts w:ascii="Times New Roman" w:eastAsia="Times New Roman" w:hAnsi="Times New Roman" w:cs="Times New Roman"/>
+          <w:sz w:val="24"/>
+          <w:szCs w:val="24"/>
+          <w:lang w:val="la-Latn" w:eastAsia="nl-NL"/>
         </w:rPr>
         <w:t>Causidicus ego sum, causas narrare peritus.</w:t>
       </w:r>
@@ -3111,15 +3111,15 @@
           <w:rFonts w:ascii="Times New Roman" w:eastAsia="Times New Roman" w:hAnsi="Times New Roman" w:cs="Times New Roman"/>
           <w:sz w:val="24"/>
           <w:szCs w:val="24"/>
-          <w:lang w:eastAsia="nl-NL"/>
-        </w:rPr>
-      </w:pPr>
-      <w:r>
-        <w:rPr>
-          <w:rFonts w:ascii="Times New Roman" w:eastAsia="Times New Roman" w:hAnsi="Times New Roman" w:cs="Times New Roman"/>
-          <w:sz w:val="24"/>
-          <w:szCs w:val="24"/>
-          <w:lang w:eastAsia="nl-NL"/>
+          <w:lang w:val="la-Latn" w:eastAsia="nl-NL"/>
+        </w:rPr>
+      </w:pPr>
+      <w:r>
+        <w:rPr>
+          <w:rFonts w:ascii="Times New Roman" w:eastAsia="Times New Roman" w:hAnsi="Times New Roman" w:cs="Times New Roman"/>
+          <w:sz w:val="24"/>
+          <w:szCs w:val="24"/>
+          <w:lang w:val="la-Latn" w:eastAsia="nl-NL"/>
         </w:rPr>
         <w:t>Accior in causas, sed spes ubi fulserit auri</w:t>
       </w:r>
@@ -3132,15 +3132,15 @@
           <w:rFonts w:ascii="Times New Roman" w:eastAsia="Times New Roman" w:hAnsi="Times New Roman" w:cs="Times New Roman"/>
           <w:sz w:val="24"/>
           <w:szCs w:val="24"/>
-          <w:lang w:eastAsia="nl-NL"/>
-        </w:rPr>
-      </w:pPr>
-      <w:r>
-        <w:rPr>
-          <w:rFonts w:ascii="Times New Roman" w:eastAsia="Times New Roman" w:hAnsi="Times New Roman" w:cs="Times New Roman"/>
-          <w:sz w:val="24"/>
-          <w:szCs w:val="24"/>
-          <w:lang w:eastAsia="nl-NL"/>
+          <w:lang w:val="la-Latn" w:eastAsia="nl-NL"/>
+        </w:rPr>
+      </w:pPr>
+      <w:r>
+        <w:rPr>
+          <w:rFonts w:ascii="Times New Roman" w:eastAsia="Times New Roman" w:hAnsi="Times New Roman" w:cs="Times New Roman"/>
+          <w:sz w:val="24"/>
+          <w:szCs w:val="24"/>
+          <w:lang w:val="la-Latn" w:eastAsia="nl-NL"/>
         </w:rPr>
         <w:t>Ad fraudes docta sollers utor bene lingua.</w:t>
       </w:r>
@@ -3153,15 +3153,15 @@
           <w:rFonts w:ascii="Times New Roman" w:eastAsia="Times New Roman" w:hAnsi="Times New Roman" w:cs="Times New Roman"/>
           <w:sz w:val="24"/>
           <w:szCs w:val="24"/>
-          <w:lang w:eastAsia="nl-NL"/>
-        </w:rPr>
-      </w:pPr>
-      <w:r>
-        <w:rPr>
-          <w:rFonts w:ascii="Times New Roman" w:eastAsia="Times New Roman" w:hAnsi="Times New Roman" w:cs="Times New Roman"/>
-          <w:sz w:val="24"/>
-          <w:szCs w:val="24"/>
-          <w:lang w:eastAsia="nl-NL"/>
+          <w:lang w:val="la-Latn" w:eastAsia="nl-NL"/>
+        </w:rPr>
+      </w:pPr>
+      <w:r>
+        <w:rPr>
+          <w:rFonts w:ascii="Times New Roman" w:eastAsia="Times New Roman" w:hAnsi="Times New Roman" w:cs="Times New Roman"/>
+          <w:sz w:val="24"/>
+          <w:szCs w:val="24"/>
+          <w:lang w:val="la-Latn" w:eastAsia="nl-NL"/>
         </w:rPr>
         <w:t>(90) Muto, commuto, iura inflecto atque reflecto</w:t>
       </w:r>
@@ -3170,7 +3170,7 @@
           <w:rFonts w:ascii="Times New Roman" w:eastAsia="Times New Roman" w:hAnsi="Times New Roman" w:cs="Times New Roman"/>
           <w:sz w:val="24"/>
           <w:szCs w:val="24"/>
-          <w:lang w:eastAsia="nl-NL"/>
+          <w:lang w:val="la-Latn" w:eastAsia="nl-NL"/>
         </w:rPr>
         <w:t>.</w:t>
       </w:r>
@@ -3179,7 +3179,7 @@
           <w:rFonts w:ascii="Times New Roman" w:eastAsia="Times New Roman" w:hAnsi="Times New Roman" w:cs="Times New Roman"/>
           <w:sz w:val="24"/>
           <w:szCs w:val="24"/>
-          <w:lang w:eastAsia="nl-NL"/>
+          <w:lang w:val="la-Latn" w:eastAsia="nl-NL"/>
         </w:rPr>
         <w:t xml:space="preserve"> </w:t>
       </w:r>
@@ -3192,15 +3192,15 @@
           <w:rFonts w:ascii="Times New Roman" w:eastAsia="Times New Roman" w:hAnsi="Times New Roman" w:cs="Times New Roman"/>
           <w:sz w:val="24"/>
           <w:szCs w:val="24"/>
-          <w:lang w:eastAsia="nl-NL"/>
-        </w:rPr>
-      </w:pPr>
-      <w:r>
-        <w:rPr>
-          <w:rFonts w:ascii="Times New Roman" w:eastAsia="Times New Roman" w:hAnsi="Times New Roman" w:cs="Times New Roman"/>
-          <w:sz w:val="24"/>
-          <w:szCs w:val="24"/>
-          <w:lang w:eastAsia="nl-NL"/>
+          <w:lang w:val="la-Latn" w:eastAsia="nl-NL"/>
+        </w:rPr>
+      </w:pPr>
+      <w:r>
+        <w:rPr>
+          <w:rFonts w:ascii="Times New Roman" w:eastAsia="Times New Roman" w:hAnsi="Times New Roman" w:cs="Times New Roman"/>
+          <w:sz w:val="24"/>
+          <w:szCs w:val="24"/>
+          <w:lang w:val="la-Latn" w:eastAsia="nl-NL"/>
         </w:rPr>
         <w:t>Et nihil est quod non astu peruincere possim.</w:t>
       </w:r>
@@ -3213,15 +3213,15 @@
           <w:rFonts w:ascii="Times New Roman" w:eastAsia="Times New Roman" w:hAnsi="Times New Roman" w:cs="Times New Roman"/>
           <w:sz w:val="24"/>
           <w:szCs w:val="24"/>
-          <w:lang w:eastAsia="nl-NL"/>
-        </w:rPr>
-      </w:pPr>
-      <w:r>
-        <w:rPr>
-          <w:rFonts w:ascii="Times New Roman" w:eastAsia="Times New Roman" w:hAnsi="Times New Roman" w:cs="Times New Roman"/>
-          <w:sz w:val="24"/>
-          <w:szCs w:val="24"/>
-          <w:lang w:eastAsia="nl-NL"/>
+          <w:lang w:val="la-Latn" w:eastAsia="nl-NL"/>
+        </w:rPr>
+      </w:pPr>
+      <w:r>
+        <w:rPr>
+          <w:rFonts w:ascii="Times New Roman" w:eastAsia="Times New Roman" w:hAnsi="Times New Roman" w:cs="Times New Roman"/>
+          <w:sz w:val="24"/>
+          <w:szCs w:val="24"/>
+          <w:lang w:val="la-Latn" w:eastAsia="nl-NL"/>
         </w:rPr>
         <w:t>Mors aequa expectat properans te fulmine diro</w:t>
       </w:r>
@@ -3230,7 +3230,7 @@
           <w:rFonts w:ascii="Times New Roman" w:eastAsia="Times New Roman" w:hAnsi="Times New Roman" w:cs="Times New Roman"/>
           <w:sz w:val="24"/>
           <w:szCs w:val="24"/>
-          <w:lang w:eastAsia="nl-NL"/>
+          <w:lang w:val="la-Latn" w:eastAsia="nl-NL"/>
         </w:rPr>
         <w:t>.</w:t>
       </w:r>
@@ -3243,15 +3243,15 @@
           <w:rFonts w:ascii="Times New Roman" w:eastAsia="Times New Roman" w:hAnsi="Times New Roman" w:cs="Times New Roman"/>
           <w:sz w:val="24"/>
           <w:szCs w:val="24"/>
-          <w:lang w:eastAsia="nl-NL"/>
-        </w:rPr>
-      </w:pPr>
-      <w:r>
-        <w:rPr>
-          <w:rFonts w:ascii="Times New Roman" w:eastAsia="Times New Roman" w:hAnsi="Times New Roman" w:cs="Times New Roman"/>
-          <w:sz w:val="24"/>
-          <w:szCs w:val="24"/>
-          <w:lang w:eastAsia="nl-NL"/>
+          <w:lang w:val="la-Latn" w:eastAsia="nl-NL"/>
+        </w:rPr>
+      </w:pPr>
+      <w:r>
+        <w:rPr>
+          <w:rFonts w:ascii="Times New Roman" w:eastAsia="Times New Roman" w:hAnsi="Times New Roman" w:cs="Times New Roman"/>
+          <w:sz w:val="24"/>
+          <w:szCs w:val="24"/>
+          <w:lang w:val="la-Latn" w:eastAsia="nl-NL"/>
         </w:rPr>
         <w:t>Nec poteris astu mortis praeuertere tela.</w:t>
       </w:r>
@@ -3266,15 +3266,15 @@
           <w:iCs/>
           <w:sz w:val="24"/>
           <w:szCs w:val="24"/>
-          <w:lang w:eastAsia="nl-NL"/>
-        </w:rPr>
-      </w:pPr>
-      <w:r>
-        <w:rPr>
-          <w:rFonts w:ascii="Times New Roman" w:eastAsia="Times New Roman" w:hAnsi="Times New Roman" w:cs="Times New Roman"/>
-          <w:sz w:val="24"/>
-          <w:szCs w:val="24"/>
-          <w:lang w:eastAsia="nl-NL"/>
+          <w:lang w:val="la-Latn" w:eastAsia="nl-NL"/>
+        </w:rPr>
+      </w:pPr>
+      <w:r>
+        <w:rPr>
+          <w:rFonts w:ascii="Times New Roman" w:eastAsia="Times New Roman" w:hAnsi="Times New Roman" w:cs="Times New Roman"/>
+          <w:sz w:val="24"/>
+          <w:szCs w:val="24"/>
+          <w:lang w:val="la-Latn" w:eastAsia="nl-NL"/>
         </w:rPr>
         <w:t>Scabinus</w:t>
       </w:r>
@@ -3287,15 +3287,15 @@
           <w:rFonts w:ascii="Times New Roman" w:eastAsia="Times New Roman" w:hAnsi="Times New Roman" w:cs="Times New Roman"/>
           <w:sz w:val="24"/>
           <w:szCs w:val="24"/>
-          <w:lang w:eastAsia="nl-NL"/>
-        </w:rPr>
-      </w:pPr>
-      <w:r>
-        <w:rPr>
-          <w:rFonts w:ascii="Times New Roman" w:eastAsia="Times New Roman" w:hAnsi="Times New Roman" w:cs="Times New Roman"/>
-          <w:sz w:val="24"/>
-          <w:szCs w:val="24"/>
-          <w:lang w:eastAsia="nl-NL"/>
+          <w:lang w:val="la-Latn" w:eastAsia="nl-NL"/>
+        </w:rPr>
+      </w:pPr>
+      <w:r>
+        <w:rPr>
+          <w:rFonts w:ascii="Times New Roman" w:eastAsia="Times New Roman" w:hAnsi="Times New Roman" w:cs="Times New Roman"/>
+          <w:sz w:val="24"/>
+          <w:szCs w:val="24"/>
+          <w:lang w:val="la-Latn" w:eastAsia="nl-NL"/>
         </w:rPr>
         <w:t>Ecce scabinus ego: scabo bursas, prorogo causas.</w:t>
       </w:r>
@@ -3308,15 +3308,15 @@
           <w:rFonts w:ascii="Times New Roman" w:eastAsia="Times New Roman" w:hAnsi="Times New Roman" w:cs="Times New Roman"/>
           <w:sz w:val="24"/>
           <w:szCs w:val="24"/>
-          <w:lang w:eastAsia="nl-NL"/>
-        </w:rPr>
-      </w:pPr>
-      <w:r>
-        <w:rPr>
-          <w:rFonts w:ascii="Times New Roman" w:eastAsia="Times New Roman" w:hAnsi="Times New Roman" w:cs="Times New Roman"/>
-          <w:sz w:val="24"/>
-          <w:szCs w:val="24"/>
-          <w:lang w:eastAsia="nl-NL"/>
+          <w:lang w:val="la-Latn" w:eastAsia="nl-NL"/>
+        </w:rPr>
+      </w:pPr>
+      <w:r>
+        <w:rPr>
+          <w:rFonts w:ascii="Times New Roman" w:eastAsia="Times New Roman" w:hAnsi="Times New Roman" w:cs="Times New Roman"/>
+          <w:sz w:val="24"/>
+          <w:szCs w:val="24"/>
+          <w:lang w:val="la-Latn" w:eastAsia="nl-NL"/>
         </w:rPr>
         <w:t>(95) Senatorque uocor</w:t>
       </w:r>
@@ -3325,7 +3325,7 @@
           <w:rFonts w:ascii="Times New Roman" w:eastAsia="Times New Roman" w:hAnsi="Times New Roman" w:cs="Times New Roman"/>
           <w:sz w:val="24"/>
           <w:szCs w:val="24"/>
-          <w:lang w:eastAsia="nl-NL"/>
+          <w:lang w:val="la-Latn" w:eastAsia="nl-NL"/>
         </w:rPr>
         <w:t>,</w:t>
       </w:r>
@@ -3334,7 +3334,7 @@
           <w:rFonts w:ascii="Times New Roman" w:eastAsia="Times New Roman" w:hAnsi="Times New Roman" w:cs="Times New Roman"/>
           <w:sz w:val="24"/>
           <w:szCs w:val="24"/>
-          <w:lang w:eastAsia="nl-NL"/>
+          <w:lang w:val="la-Latn" w:eastAsia="nl-NL"/>
         </w:rPr>
         <w:t xml:space="preserve"> uulgus me poplite curuo, </w:t>
       </w:r>
@@ -3347,15 +3347,15 @@
           <w:rFonts w:ascii="Times New Roman" w:eastAsia="Times New Roman" w:hAnsi="Times New Roman" w:cs="Times New Roman"/>
           <w:sz w:val="24"/>
           <w:szCs w:val="24"/>
-          <w:lang w:eastAsia="nl-NL"/>
-        </w:rPr>
-      </w:pPr>
-      <w:r>
-        <w:rPr>
-          <w:rFonts w:ascii="Times New Roman" w:eastAsia="Times New Roman" w:hAnsi="Times New Roman" w:cs="Times New Roman"/>
-          <w:sz w:val="24"/>
-          <w:szCs w:val="24"/>
-          <w:lang w:eastAsia="nl-NL"/>
+          <w:lang w:val="la-Latn" w:eastAsia="nl-NL"/>
+        </w:rPr>
+      </w:pPr>
+      <w:r>
+        <w:rPr>
+          <w:rFonts w:ascii="Times New Roman" w:eastAsia="Times New Roman" w:hAnsi="Times New Roman" w:cs="Times New Roman"/>
+          <w:sz w:val="24"/>
+          <w:szCs w:val="24"/>
+          <w:lang w:val="la-Latn" w:eastAsia="nl-NL"/>
         </w:rPr>
         <w:t>Muneribusque datis ueneratur, fronte retecta.</w:t>
       </w:r>
@@ -3368,15 +3368,15 @@
           <w:rFonts w:ascii="Times New Roman" w:eastAsia="Times New Roman" w:hAnsi="Times New Roman" w:cs="Times New Roman"/>
           <w:sz w:val="24"/>
           <w:szCs w:val="24"/>
-          <w:lang w:eastAsia="nl-NL"/>
-        </w:rPr>
-      </w:pPr>
-      <w:r>
-        <w:rPr>
-          <w:rFonts w:ascii="Times New Roman" w:eastAsia="Times New Roman" w:hAnsi="Times New Roman" w:cs="Times New Roman"/>
-          <w:sz w:val="24"/>
-          <w:szCs w:val="24"/>
-          <w:lang w:eastAsia="nl-NL"/>
+          <w:lang w:val="la-Latn" w:eastAsia="nl-NL"/>
+        </w:rPr>
+      </w:pPr>
+      <w:r>
+        <w:rPr>
+          <w:rFonts w:ascii="Times New Roman" w:eastAsia="Times New Roman" w:hAnsi="Times New Roman" w:cs="Times New Roman"/>
+          <w:sz w:val="24"/>
+          <w:szCs w:val="24"/>
+          <w:lang w:val="la-Latn" w:eastAsia="nl-NL"/>
         </w:rPr>
         <w:t>Nil mortem meditor loculos quando impleo nummis</w:t>
       </w:r>
@@ -3389,15 +3389,15 @@
           <w:rFonts w:ascii="Times New Roman" w:eastAsia="Times New Roman" w:hAnsi="Times New Roman" w:cs="Times New Roman"/>
           <w:sz w:val="24"/>
           <w:szCs w:val="24"/>
-          <w:lang w:eastAsia="nl-NL"/>
-        </w:rPr>
-      </w:pPr>
-      <w:r>
-        <w:rPr>
-          <w:rFonts w:ascii="Times New Roman" w:eastAsia="Times New Roman" w:hAnsi="Times New Roman" w:cs="Times New Roman"/>
-          <w:sz w:val="24"/>
-          <w:szCs w:val="24"/>
-          <w:lang w:eastAsia="nl-NL"/>
+          <w:lang w:val="la-Latn" w:eastAsia="nl-NL"/>
+        </w:rPr>
+      </w:pPr>
+      <w:r>
+        <w:rPr>
+          <w:rFonts w:ascii="Times New Roman" w:eastAsia="Times New Roman" w:hAnsi="Times New Roman" w:cs="Times New Roman"/>
+          <w:sz w:val="24"/>
+          <w:szCs w:val="24"/>
+          <w:lang w:val="la-Latn" w:eastAsia="nl-NL"/>
         </w:rPr>
         <w:t>Et dito haeredes nummis, ui, fraude receptis.</w:t>
       </w:r>
@@ -3410,15 +3410,15 @@
           <w:rFonts w:ascii="Times New Roman" w:eastAsia="Times New Roman" w:hAnsi="Times New Roman" w:cs="Times New Roman"/>
           <w:sz w:val="24"/>
           <w:szCs w:val="24"/>
-          <w:lang w:eastAsia="nl-NL"/>
-        </w:rPr>
-      </w:pPr>
-      <w:r>
-        <w:rPr>
-          <w:rFonts w:ascii="Times New Roman" w:eastAsia="Times New Roman" w:hAnsi="Times New Roman" w:cs="Times New Roman"/>
-          <w:sz w:val="24"/>
-          <w:szCs w:val="24"/>
-          <w:lang w:eastAsia="nl-NL"/>
+          <w:lang w:val="la-Latn" w:eastAsia="nl-NL"/>
+        </w:rPr>
+      </w:pPr>
+      <w:r>
+        <w:rPr>
+          <w:rFonts w:ascii="Times New Roman" w:eastAsia="Times New Roman" w:hAnsi="Times New Roman" w:cs="Times New Roman"/>
+          <w:sz w:val="24"/>
+          <w:szCs w:val="24"/>
+          <w:lang w:val="la-Latn" w:eastAsia="nl-NL"/>
         </w:rPr>
         <w:t>Iustitiam nummis, pro sanguine, munere, uendo.</w:t>
       </w:r>
@@ -3431,15 +3431,15 @@
           <w:rFonts w:ascii="Times New Roman" w:eastAsia="Times New Roman" w:hAnsi="Times New Roman" w:cs="Times New Roman"/>
           <w:sz w:val="24"/>
           <w:szCs w:val="24"/>
-          <w:lang w:eastAsia="nl-NL"/>
-        </w:rPr>
-      </w:pPr>
-      <w:r>
-        <w:rPr>
-          <w:rFonts w:ascii="Times New Roman" w:eastAsia="Times New Roman" w:hAnsi="Times New Roman" w:cs="Times New Roman"/>
-          <w:sz w:val="24"/>
-          <w:szCs w:val="24"/>
-          <w:lang w:eastAsia="nl-NL"/>
+          <w:lang w:val="la-Latn" w:eastAsia="nl-NL"/>
+        </w:rPr>
+      </w:pPr>
+      <w:r>
+        <w:rPr>
+          <w:rFonts w:ascii="Times New Roman" w:eastAsia="Times New Roman" w:hAnsi="Times New Roman" w:cs="Times New Roman"/>
+          <w:sz w:val="24"/>
+          <w:szCs w:val="24"/>
+          <w:lang w:val="la-Latn" w:eastAsia="nl-NL"/>
         </w:rPr>
         <w:t xml:space="preserve">(100) Quod rectum est curuo, quod curuum est munere rectum </w:t>
       </w:r>
@@ -3452,15 +3452,15 @@
           <w:rFonts w:ascii="Times New Roman" w:eastAsia="Times New Roman" w:hAnsi="Times New Roman" w:cs="Times New Roman"/>
           <w:sz w:val="24"/>
           <w:szCs w:val="24"/>
-          <w:lang w:eastAsia="nl-NL"/>
-        </w:rPr>
-      </w:pPr>
-      <w:r>
-        <w:rPr>
-          <w:rFonts w:ascii="Times New Roman" w:eastAsia="Times New Roman" w:hAnsi="Times New Roman" w:cs="Times New Roman"/>
-          <w:sz w:val="24"/>
-          <w:szCs w:val="24"/>
-          <w:lang w:eastAsia="nl-NL"/>
+          <w:lang w:val="la-Latn" w:eastAsia="nl-NL"/>
+        </w:rPr>
+      </w:pPr>
+      <w:r>
+        <w:rPr>
+          <w:rFonts w:ascii="Times New Roman" w:eastAsia="Times New Roman" w:hAnsi="Times New Roman" w:cs="Times New Roman"/>
+          <w:sz w:val="24"/>
+          <w:szCs w:val="24"/>
+          <w:lang w:val="la-Latn" w:eastAsia="nl-NL"/>
         </w:rPr>
         <w:t>Efficio, per me prorsus stant omnia iura.</w:t>
       </w:r>
@@ -3473,15 +3473,15 @@
           <w:rFonts w:ascii="Times New Roman" w:eastAsia="Times New Roman" w:hAnsi="Times New Roman" w:cs="Times New Roman"/>
           <w:sz w:val="24"/>
           <w:szCs w:val="24"/>
-          <w:lang w:eastAsia="nl-NL"/>
-        </w:rPr>
-      </w:pPr>
-      <w:r>
-        <w:rPr>
-          <w:rFonts w:ascii="Times New Roman" w:eastAsia="Times New Roman" w:hAnsi="Times New Roman" w:cs="Times New Roman"/>
-          <w:sz w:val="24"/>
-          <w:szCs w:val="24"/>
-          <w:lang w:eastAsia="nl-NL"/>
+          <w:lang w:val="la-Latn" w:eastAsia="nl-NL"/>
+        </w:rPr>
+      </w:pPr>
+      <w:r>
+        <w:rPr>
+          <w:rFonts w:ascii="Times New Roman" w:eastAsia="Times New Roman" w:hAnsi="Times New Roman" w:cs="Times New Roman"/>
+          <w:sz w:val="24"/>
+          <w:szCs w:val="24"/>
+          <w:lang w:val="la-Latn" w:eastAsia="nl-NL"/>
         </w:rPr>
         <w:t>Non poteris durae mortis transire sagittas.</w:t>
       </w:r>
@@ -3496,15 +3496,15 @@
           <w:iCs/>
           <w:sz w:val="24"/>
           <w:szCs w:val="24"/>
-          <w:lang w:eastAsia="nl-NL"/>
-        </w:rPr>
-      </w:pPr>
-      <w:r>
-        <w:rPr>
-          <w:rFonts w:ascii="Times New Roman" w:eastAsia="Times New Roman" w:hAnsi="Times New Roman" w:cs="Times New Roman"/>
-          <w:sz w:val="24"/>
-          <w:szCs w:val="24"/>
-          <w:lang w:eastAsia="nl-NL"/>
+          <w:lang w:val="la-Latn" w:eastAsia="nl-NL"/>
+        </w:rPr>
+      </w:pPr>
+      <w:r>
+        <w:rPr>
+          <w:rFonts w:ascii="Times New Roman" w:eastAsia="Times New Roman" w:hAnsi="Times New Roman" w:cs="Times New Roman"/>
+          <w:sz w:val="24"/>
+          <w:szCs w:val="24"/>
+          <w:lang w:val="la-Latn" w:eastAsia="nl-NL"/>
         </w:rPr>
         <w:t>Ludimagister</w:t>
       </w:r>
@@ -3517,15 +3517,15 @@
           <w:rFonts w:ascii="Times New Roman" w:eastAsia="Times New Roman" w:hAnsi="Times New Roman" w:cs="Times New Roman"/>
           <w:sz w:val="24"/>
           <w:szCs w:val="24"/>
-          <w:lang w:eastAsia="nl-NL"/>
-        </w:rPr>
-      </w:pPr>
-      <w:r>
-        <w:rPr>
-          <w:rFonts w:ascii="Times New Roman" w:eastAsia="Times New Roman" w:hAnsi="Times New Roman" w:cs="Times New Roman"/>
-          <w:sz w:val="24"/>
-          <w:szCs w:val="24"/>
-          <w:lang w:eastAsia="nl-NL"/>
+          <w:lang w:val="la-Latn" w:eastAsia="nl-NL"/>
+        </w:rPr>
+      </w:pPr>
+      <w:r>
+        <w:rPr>
+          <w:rFonts w:ascii="Times New Roman" w:eastAsia="Times New Roman" w:hAnsi="Times New Roman" w:cs="Times New Roman"/>
+          <w:sz w:val="24"/>
+          <w:szCs w:val="24"/>
+          <w:lang w:val="la-Latn" w:eastAsia="nl-NL"/>
         </w:rPr>
         <w:t>En ego peruigili cura aeternoque labore,</w:t>
       </w:r>
@@ -3538,15 +3538,15 @@
           <w:rFonts w:ascii="Times New Roman" w:eastAsia="Times New Roman" w:hAnsi="Times New Roman" w:cs="Times New Roman"/>
           <w:sz w:val="24"/>
           <w:szCs w:val="24"/>
-          <w:lang w:eastAsia="nl-NL"/>
-        </w:rPr>
-      </w:pPr>
-      <w:r>
-        <w:rPr>
-          <w:rFonts w:ascii="Times New Roman" w:eastAsia="Times New Roman" w:hAnsi="Times New Roman" w:cs="Times New Roman"/>
-          <w:sz w:val="24"/>
-          <w:szCs w:val="24"/>
-          <w:lang w:eastAsia="nl-NL"/>
+          <w:lang w:val="la-Latn" w:eastAsia="nl-NL"/>
+        </w:rPr>
+      </w:pPr>
+      <w:r>
+        <w:rPr>
+          <w:rFonts w:ascii="Times New Roman" w:eastAsia="Times New Roman" w:hAnsi="Times New Roman" w:cs="Times New Roman"/>
+          <w:sz w:val="24"/>
+          <w:szCs w:val="24"/>
+          <w:lang w:val="la-Latn" w:eastAsia="nl-NL"/>
         </w:rPr>
         <w:t>Excolui iuuenum ingenia, et praecepta Mineruae</w:t>
       </w:r>
@@ -3559,15 +3559,15 @@
           <w:rFonts w:ascii="Times New Roman" w:eastAsia="Times New Roman" w:hAnsi="Times New Roman" w:cs="Times New Roman"/>
           <w:sz w:val="24"/>
           <w:szCs w:val="24"/>
-          <w:lang w:eastAsia="nl-NL"/>
-        </w:rPr>
-      </w:pPr>
-      <w:r>
-        <w:rPr>
-          <w:rFonts w:ascii="Times New Roman" w:eastAsia="Times New Roman" w:hAnsi="Times New Roman" w:cs="Times New Roman"/>
-          <w:sz w:val="24"/>
-          <w:szCs w:val="24"/>
-          <w:lang w:eastAsia="nl-NL"/>
+          <w:lang w:val="la-Latn" w:eastAsia="nl-NL"/>
+        </w:rPr>
+      </w:pPr>
+      <w:r>
+        <w:rPr>
+          <w:rFonts w:ascii="Times New Roman" w:eastAsia="Times New Roman" w:hAnsi="Times New Roman" w:cs="Times New Roman"/>
+          <w:sz w:val="24"/>
+          <w:szCs w:val="24"/>
+          <w:lang w:val="la-Latn" w:eastAsia="nl-NL"/>
         </w:rPr>
         <w:t xml:space="preserve">(105) Tradens consenui, cathedraeque piget sine fructu. </w:t>
       </w:r>
@@ -3580,15 +3580,15 @@
           <w:rFonts w:ascii="Times New Roman" w:eastAsia="Times New Roman" w:hAnsi="Times New Roman" w:cs="Times New Roman"/>
           <w:sz w:val="24"/>
           <w:szCs w:val="24"/>
-          <w:lang w:eastAsia="nl-NL"/>
-        </w:rPr>
-      </w:pPr>
-      <w:r>
-        <w:rPr>
-          <w:rFonts w:ascii="Times New Roman" w:eastAsia="Times New Roman" w:hAnsi="Times New Roman" w:cs="Times New Roman"/>
-          <w:sz w:val="24"/>
-          <w:szCs w:val="24"/>
-          <w:lang w:eastAsia="nl-NL"/>
+          <w:lang w:val="la-Latn" w:eastAsia="nl-NL"/>
+        </w:rPr>
+      </w:pPr>
+      <w:r>
+        <w:rPr>
+          <w:rFonts w:ascii="Times New Roman" w:eastAsia="Times New Roman" w:hAnsi="Times New Roman" w:cs="Times New Roman"/>
+          <w:sz w:val="24"/>
+          <w:szCs w:val="24"/>
+          <w:lang w:val="la-Latn" w:eastAsia="nl-NL"/>
         </w:rPr>
         <w:t>Quid dabitur fructus, tanti quae dona laboris</w:t>
       </w:r>
@@ -3597,7 +3597,7 @@
           <w:rFonts w:ascii="Times New Roman" w:eastAsia="Times New Roman" w:hAnsi="Times New Roman" w:cs="Times New Roman"/>
           <w:sz w:val="24"/>
           <w:szCs w:val="24"/>
-          <w:lang w:eastAsia="nl-NL"/>
+          <w:lang w:val="la-Latn" w:eastAsia="nl-NL"/>
         </w:rPr>
         <w:t>.</w:t>
       </w:r>
@@ -3610,15 +3610,15 @@
           <w:rFonts w:ascii="Times New Roman" w:eastAsia="Times New Roman" w:hAnsi="Times New Roman" w:cs="Times New Roman"/>
           <w:sz w:val="24"/>
           <w:szCs w:val="24"/>
-          <w:lang w:eastAsia="nl-NL"/>
-        </w:rPr>
-      </w:pPr>
-      <w:r>
-        <w:rPr>
-          <w:rFonts w:ascii="Times New Roman" w:eastAsia="Times New Roman" w:hAnsi="Times New Roman" w:cs="Times New Roman"/>
-          <w:sz w:val="24"/>
-          <w:szCs w:val="24"/>
-          <w:lang w:eastAsia="nl-NL"/>
+          <w:lang w:val="la-Latn" w:eastAsia="nl-NL"/>
+        </w:rPr>
+      </w:pPr>
+      <w:r>
+        <w:rPr>
+          <w:rFonts w:ascii="Times New Roman" w:eastAsia="Times New Roman" w:hAnsi="Times New Roman" w:cs="Times New Roman"/>
+          <w:sz w:val="24"/>
+          <w:szCs w:val="24"/>
+          <w:lang w:val="la-Latn" w:eastAsia="nl-NL"/>
         </w:rPr>
         <w:t>Omnia mors aequans, uitae ultima meta laboris.</w:t>
       </w:r>
@@ -3631,15 +3631,15 @@
           <w:rFonts w:ascii="Times New Roman" w:eastAsia="Times New Roman" w:hAnsi="Times New Roman" w:cs="Times New Roman"/>
           <w:sz w:val="24"/>
           <w:szCs w:val="24"/>
-          <w:lang w:eastAsia="nl-NL"/>
-        </w:rPr>
-      </w:pPr>
-      <w:r>
-        <w:rPr>
-          <w:rFonts w:ascii="Times New Roman" w:eastAsia="Times New Roman" w:hAnsi="Times New Roman" w:cs="Times New Roman"/>
-          <w:sz w:val="24"/>
-          <w:szCs w:val="24"/>
-          <w:lang w:eastAsia="nl-NL"/>
+          <w:lang w:val="la-Latn" w:eastAsia="nl-NL"/>
+        </w:rPr>
+      </w:pPr>
+      <w:r>
+        <w:rPr>
+          <w:rFonts w:ascii="Times New Roman" w:eastAsia="Times New Roman" w:hAnsi="Times New Roman" w:cs="Times New Roman"/>
+          <w:sz w:val="24"/>
+          <w:szCs w:val="24"/>
+          <w:lang w:val="la-Latn" w:eastAsia="nl-NL"/>
         </w:rPr>
         <w:t>Miles auratus</w:t>
       </w:r>
@@ -3652,15 +3652,15 @@
           <w:rFonts w:ascii="Times New Roman" w:eastAsia="Times New Roman" w:hAnsi="Times New Roman" w:cs="Times New Roman"/>
           <w:sz w:val="24"/>
           <w:szCs w:val="24"/>
-          <w:lang w:eastAsia="nl-NL"/>
-        </w:rPr>
-      </w:pPr>
-      <w:r>
-        <w:rPr>
-          <w:rFonts w:ascii="Times New Roman" w:eastAsia="Times New Roman" w:hAnsi="Times New Roman" w:cs="Times New Roman"/>
-          <w:sz w:val="24"/>
-          <w:szCs w:val="24"/>
-          <w:lang w:eastAsia="nl-NL"/>
+          <w:lang w:val="la-Latn" w:eastAsia="nl-NL"/>
+        </w:rPr>
+      </w:pPr>
+      <w:r>
+        <w:rPr>
+          <w:rFonts w:ascii="Times New Roman" w:eastAsia="Times New Roman" w:hAnsi="Times New Roman" w:cs="Times New Roman"/>
+          <w:sz w:val="24"/>
+          <w:szCs w:val="24"/>
+          <w:lang w:val="la-Latn" w:eastAsia="nl-NL"/>
         </w:rPr>
         <w:lastRenderedPageBreak/>
         <w:t>Miles ego auratus, fulgenti murice et auro</w:t>
@@ -3674,15 +3674,15 @@
           <w:rFonts w:ascii="Times New Roman" w:eastAsia="Times New Roman" w:hAnsi="Times New Roman" w:cs="Times New Roman"/>
           <w:sz w:val="24"/>
           <w:szCs w:val="24"/>
-          <w:lang w:eastAsia="nl-NL"/>
-        </w:rPr>
-      </w:pPr>
-      <w:r>
-        <w:rPr>
-          <w:rFonts w:ascii="Times New Roman" w:eastAsia="Times New Roman" w:hAnsi="Times New Roman" w:cs="Times New Roman"/>
-          <w:sz w:val="24"/>
-          <w:szCs w:val="24"/>
-          <w:lang w:eastAsia="nl-NL"/>
+          <w:lang w:val="la-Latn" w:eastAsia="nl-NL"/>
+        </w:rPr>
+      </w:pPr>
+      <w:r>
+        <w:rPr>
+          <w:rFonts w:ascii="Times New Roman" w:eastAsia="Times New Roman" w:hAnsi="Times New Roman" w:cs="Times New Roman"/>
+          <w:sz w:val="24"/>
+          <w:szCs w:val="24"/>
+          <w:lang w:val="la-Latn" w:eastAsia="nl-NL"/>
         </w:rPr>
         <w:t>Splendidus in populo. Mors te manet omnia perdens.</w:t>
       </w:r>
@@ -3695,15 +3695,15 @@
           <w:rFonts w:ascii="Times New Roman" w:eastAsia="Times New Roman" w:hAnsi="Times New Roman" w:cs="Times New Roman"/>
           <w:sz w:val="24"/>
           <w:szCs w:val="24"/>
-          <w:lang w:eastAsia="nl-NL"/>
-        </w:rPr>
-      </w:pPr>
-      <w:r>
-        <w:rPr>
-          <w:rFonts w:ascii="Times New Roman" w:eastAsia="Times New Roman" w:hAnsi="Times New Roman" w:cs="Times New Roman"/>
-          <w:sz w:val="24"/>
-          <w:szCs w:val="24"/>
-          <w:lang w:eastAsia="nl-NL"/>
+          <w:lang w:val="la-Latn" w:eastAsia="nl-NL"/>
+        </w:rPr>
+      </w:pPr>
+      <w:r>
+        <w:rPr>
+          <w:rFonts w:ascii="Times New Roman" w:eastAsia="Times New Roman" w:hAnsi="Times New Roman" w:cs="Times New Roman"/>
+          <w:sz w:val="24"/>
+          <w:szCs w:val="24"/>
+          <w:lang w:val="la-Latn" w:eastAsia="nl-NL"/>
         </w:rPr>
         <w:t>Miles armatus.</w:t>
       </w:r>
@@ -3716,15 +3716,15 @@
           <w:rFonts w:ascii="Times New Roman" w:eastAsia="Times New Roman" w:hAnsi="Times New Roman" w:cs="Times New Roman"/>
           <w:sz w:val="24"/>
           <w:szCs w:val="24"/>
-          <w:lang w:eastAsia="nl-NL"/>
-        </w:rPr>
-      </w:pPr>
-      <w:r>
-        <w:rPr>
-          <w:rFonts w:ascii="Times New Roman" w:eastAsia="Times New Roman" w:hAnsi="Times New Roman" w:cs="Times New Roman"/>
-          <w:sz w:val="24"/>
-          <w:szCs w:val="24"/>
-          <w:lang w:eastAsia="nl-NL"/>
+          <w:lang w:val="la-Latn" w:eastAsia="nl-NL"/>
+        </w:rPr>
+      </w:pPr>
+      <w:r>
+        <w:rPr>
+          <w:rFonts w:ascii="Times New Roman" w:eastAsia="Times New Roman" w:hAnsi="Times New Roman" w:cs="Times New Roman"/>
+          <w:sz w:val="24"/>
+          <w:szCs w:val="24"/>
+          <w:lang w:val="la-Latn" w:eastAsia="nl-NL"/>
         </w:rPr>
         <w:t>(110) Miles ego armatus, qui bella ferocia gessi.</w:t>
       </w:r>
@@ -3737,15 +3737,15 @@
           <w:rFonts w:ascii="Times New Roman" w:eastAsia="Times New Roman" w:hAnsi="Times New Roman" w:cs="Times New Roman"/>
           <w:sz w:val="24"/>
           <w:szCs w:val="24"/>
-          <w:lang w:eastAsia="nl-NL"/>
-        </w:rPr>
-      </w:pPr>
-      <w:r>
-        <w:rPr>
-          <w:rFonts w:ascii="Times New Roman" w:eastAsia="Times New Roman" w:hAnsi="Times New Roman" w:cs="Times New Roman"/>
-          <w:sz w:val="24"/>
-          <w:szCs w:val="24"/>
-          <w:lang w:eastAsia="nl-NL"/>
+          <w:lang w:val="la-Latn" w:eastAsia="nl-NL"/>
+        </w:rPr>
+      </w:pPr>
+      <w:r>
+        <w:rPr>
+          <w:rFonts w:ascii="Times New Roman" w:eastAsia="Times New Roman" w:hAnsi="Times New Roman" w:cs="Times New Roman"/>
+          <w:sz w:val="24"/>
+          <w:szCs w:val="24"/>
+          <w:lang w:val="la-Latn" w:eastAsia="nl-NL"/>
         </w:rPr>
         <w:t>Nullius occursum expaui, qu</w:t>
       </w:r>
@@ -3754,7 +3754,7 @@
           <w:rFonts w:ascii="Times New Roman" w:eastAsia="Times New Roman" w:hAnsi="Times New Roman" w:cs="Times New Roman"/>
           <w:sz w:val="24"/>
           <w:szCs w:val="24"/>
-          <w:lang w:eastAsia="nl-NL"/>
+          <w:lang w:val="la-Latn" w:eastAsia="nl-NL"/>
         </w:rPr>
         <w:t>am</w:t>
       </w:r>
@@ -3763,7 +3763,7 @@
           <w:rFonts w:ascii="Times New Roman" w:eastAsia="Times New Roman" w:hAnsi="Times New Roman" w:cs="Times New Roman"/>
           <w:sz w:val="24"/>
           <w:szCs w:val="24"/>
-          <w:lang w:eastAsia="nl-NL"/>
+          <w:lang w:val="la-Latn" w:eastAsia="nl-NL"/>
         </w:rPr>
         <w:t xml:space="preserve"> durus et audax.</w:t>
       </w:r>
@@ -3776,15 +3776,15 @@
           <w:rFonts w:ascii="Times New Roman" w:eastAsia="Times New Roman" w:hAnsi="Times New Roman" w:cs="Times New Roman"/>
           <w:sz w:val="24"/>
           <w:szCs w:val="24"/>
-          <w:lang w:eastAsia="nl-NL"/>
-        </w:rPr>
-      </w:pPr>
-      <w:r>
-        <w:rPr>
-          <w:rFonts w:ascii="Times New Roman" w:eastAsia="Times New Roman" w:hAnsi="Times New Roman" w:cs="Times New Roman"/>
-          <w:sz w:val="24"/>
-          <w:szCs w:val="24"/>
-          <w:lang w:eastAsia="nl-NL"/>
+          <w:lang w:val="la-Latn" w:eastAsia="nl-NL"/>
+        </w:rPr>
+      </w:pPr>
+      <w:r>
+        <w:rPr>
+          <w:rFonts w:ascii="Times New Roman" w:eastAsia="Times New Roman" w:hAnsi="Times New Roman" w:cs="Times New Roman"/>
+          <w:sz w:val="24"/>
+          <w:szCs w:val="24"/>
+          <w:lang w:val="la-Latn" w:eastAsia="nl-NL"/>
         </w:rPr>
         <w:t>Ergo immunis ero. Mors te intrepida ipsa necabit.</w:t>
       </w:r>
@@ -3799,15 +3799,15 @@
           <w:iCs/>
           <w:sz w:val="24"/>
           <w:szCs w:val="24"/>
-          <w:lang w:eastAsia="nl-NL"/>
-        </w:rPr>
-      </w:pPr>
-      <w:r>
-        <w:rPr>
-          <w:rFonts w:ascii="Times New Roman" w:eastAsia="Times New Roman" w:hAnsi="Times New Roman" w:cs="Times New Roman"/>
-          <w:sz w:val="24"/>
-          <w:szCs w:val="24"/>
-          <w:lang w:eastAsia="nl-NL"/>
+          <w:lang w:val="la-Latn" w:eastAsia="nl-NL"/>
+        </w:rPr>
+      </w:pPr>
+      <w:r>
+        <w:rPr>
+          <w:rFonts w:ascii="Times New Roman" w:eastAsia="Times New Roman" w:hAnsi="Times New Roman" w:cs="Times New Roman"/>
+          <w:sz w:val="24"/>
+          <w:szCs w:val="24"/>
+          <w:lang w:val="la-Latn" w:eastAsia="nl-NL"/>
         </w:rPr>
         <w:t>Mercator</w:t>
       </w:r>
@@ -3820,15 +3820,15 @@
           <w:rFonts w:ascii="Times New Roman" w:eastAsia="Times New Roman" w:hAnsi="Times New Roman" w:cs="Times New Roman"/>
           <w:sz w:val="24"/>
           <w:szCs w:val="24"/>
-          <w:lang w:eastAsia="nl-NL"/>
-        </w:rPr>
-      </w:pPr>
-      <w:r>
-        <w:rPr>
-          <w:rFonts w:ascii="Times New Roman" w:eastAsia="Times New Roman" w:hAnsi="Times New Roman" w:cs="Times New Roman"/>
-          <w:sz w:val="24"/>
-          <w:szCs w:val="24"/>
-          <w:lang w:eastAsia="nl-NL"/>
+          <w:lang w:val="la-Latn" w:eastAsia="nl-NL"/>
+        </w:rPr>
+      </w:pPr>
+      <w:r>
+        <w:rPr>
+          <w:rFonts w:ascii="Times New Roman" w:eastAsia="Times New Roman" w:hAnsi="Times New Roman" w:cs="Times New Roman"/>
+          <w:sz w:val="24"/>
+          <w:szCs w:val="24"/>
+          <w:lang w:val="la-Latn" w:eastAsia="nl-NL"/>
         </w:rPr>
         <w:t>En ego mercator diues, maria omnia lustro</w:t>
       </w:r>
@@ -3841,15 +3841,15 @@
           <w:rFonts w:ascii="Times New Roman" w:eastAsia="Times New Roman" w:hAnsi="Times New Roman" w:cs="Times New Roman"/>
           <w:sz w:val="24"/>
           <w:szCs w:val="24"/>
-          <w:lang w:eastAsia="nl-NL"/>
-        </w:rPr>
-      </w:pPr>
-      <w:r>
-        <w:rPr>
-          <w:rFonts w:ascii="Times New Roman" w:eastAsia="Times New Roman" w:hAnsi="Times New Roman" w:cs="Times New Roman"/>
-          <w:sz w:val="24"/>
-          <w:szCs w:val="24"/>
-          <w:lang w:eastAsia="nl-NL"/>
+          <w:lang w:val="la-Latn" w:eastAsia="nl-NL"/>
+        </w:rPr>
+      </w:pPr>
+      <w:r>
+        <w:rPr>
+          <w:rFonts w:ascii="Times New Roman" w:eastAsia="Times New Roman" w:hAnsi="Times New Roman" w:cs="Times New Roman"/>
+          <w:sz w:val="24"/>
+          <w:szCs w:val="24"/>
+          <w:lang w:val="la-Latn" w:eastAsia="nl-NL"/>
         </w:rPr>
         <w:t>Et terras, ut res crescant. Mors te metet ipsa.</w:t>
       </w:r>
@@ -3862,15 +3862,15 @@
           <w:rFonts w:ascii="Times New Roman" w:eastAsia="Times New Roman" w:hAnsi="Times New Roman" w:cs="Times New Roman"/>
           <w:sz w:val="24"/>
           <w:szCs w:val="24"/>
-          <w:lang w:eastAsia="nl-NL"/>
-        </w:rPr>
-      </w:pPr>
-      <w:r>
-        <w:rPr>
-          <w:rFonts w:ascii="Times New Roman" w:eastAsia="Times New Roman" w:hAnsi="Times New Roman" w:cs="Times New Roman"/>
-          <w:sz w:val="24"/>
-          <w:szCs w:val="24"/>
-          <w:lang w:eastAsia="nl-NL"/>
+          <w:lang w:val="la-Latn" w:eastAsia="nl-NL"/>
+        </w:rPr>
+      </w:pPr>
+      <w:r>
+        <w:rPr>
+          <w:rFonts w:ascii="Times New Roman" w:eastAsia="Times New Roman" w:hAnsi="Times New Roman" w:cs="Times New Roman"/>
+          <w:sz w:val="24"/>
+          <w:szCs w:val="24"/>
+          <w:lang w:val="la-Latn" w:eastAsia="nl-NL"/>
         </w:rPr>
         <w:t>Fuckardus</w:t>
       </w:r>
@@ -3883,15 +3883,15 @@
           <w:rFonts w:ascii="Times New Roman" w:eastAsia="Times New Roman" w:hAnsi="Times New Roman" w:cs="Times New Roman"/>
           <w:sz w:val="24"/>
           <w:szCs w:val="24"/>
-          <w:lang w:eastAsia="nl-NL"/>
-        </w:rPr>
-      </w:pPr>
-      <w:r>
-        <w:rPr>
-          <w:rFonts w:ascii="Times New Roman" w:eastAsia="Times New Roman" w:hAnsi="Times New Roman" w:cs="Times New Roman"/>
-          <w:sz w:val="24"/>
-          <w:szCs w:val="24"/>
-          <w:lang w:eastAsia="nl-NL"/>
+          <w:lang w:val="la-Latn" w:eastAsia="nl-NL"/>
+        </w:rPr>
+      </w:pPr>
+      <w:r>
+        <w:rPr>
+          <w:rFonts w:ascii="Times New Roman" w:eastAsia="Times New Roman" w:hAnsi="Times New Roman" w:cs="Times New Roman"/>
+          <w:sz w:val="24"/>
+          <w:szCs w:val="24"/>
+          <w:lang w:val="la-Latn" w:eastAsia="nl-NL"/>
         </w:rPr>
         <w:t xml:space="preserve">(115) En ego fuckardus, loculos gesto aeris onustos, </w:t>
       </w:r>
@@ -3904,15 +3904,15 @@
           <w:rFonts w:ascii="Times New Roman" w:eastAsia="Times New Roman" w:hAnsi="Times New Roman" w:cs="Times New Roman"/>
           <w:sz w:val="24"/>
           <w:szCs w:val="24"/>
-          <w:lang w:eastAsia="nl-NL"/>
-        </w:rPr>
-      </w:pPr>
-      <w:r>
-        <w:rPr>
-          <w:rFonts w:ascii="Times New Roman" w:eastAsia="Times New Roman" w:hAnsi="Times New Roman" w:cs="Times New Roman"/>
-          <w:sz w:val="24"/>
-          <w:szCs w:val="24"/>
-          <w:lang w:eastAsia="nl-NL"/>
+          <w:lang w:val="la-Latn" w:eastAsia="nl-NL"/>
+        </w:rPr>
+      </w:pPr>
+      <w:r>
+        <w:rPr>
+          <w:rFonts w:ascii="Times New Roman" w:eastAsia="Times New Roman" w:hAnsi="Times New Roman" w:cs="Times New Roman"/>
+          <w:sz w:val="24"/>
+          <w:szCs w:val="24"/>
+          <w:lang w:val="la-Latn" w:eastAsia="nl-NL"/>
         </w:rPr>
         <w:t>Omnia per mundum co</w:t>
       </w:r>
@@ -3921,7 +3921,7 @@
           <w:rFonts w:ascii="Times New Roman" w:eastAsia="Times New Roman" w:hAnsi="Times New Roman" w:cs="Times New Roman"/>
           <w:sz w:val="24"/>
           <w:szCs w:val="24"/>
-          <w:lang w:eastAsia="nl-NL"/>
+          <w:lang w:val="la-Latn" w:eastAsia="nl-NL"/>
         </w:rPr>
         <w:t>ë</w:t>
       </w:r>
@@ -3930,7 +3930,7 @@
           <w:rFonts w:ascii="Times New Roman" w:eastAsia="Times New Roman" w:hAnsi="Times New Roman" w:cs="Times New Roman"/>
           <w:sz w:val="24"/>
           <w:szCs w:val="24"/>
-          <w:lang w:eastAsia="nl-NL"/>
+          <w:lang w:val="la-Latn" w:eastAsia="nl-NL"/>
         </w:rPr>
         <w:t>mens, uendo atque reuendo.</w:t>
       </w:r>
@@ -3943,15 +3943,15 @@
           <w:rFonts w:ascii="Times New Roman" w:eastAsia="Times New Roman" w:hAnsi="Times New Roman" w:cs="Times New Roman"/>
           <w:sz w:val="24"/>
           <w:szCs w:val="24"/>
-          <w:lang w:eastAsia="nl-NL"/>
-        </w:rPr>
-      </w:pPr>
-      <w:r>
-        <w:rPr>
-          <w:rFonts w:ascii="Times New Roman" w:eastAsia="Times New Roman" w:hAnsi="Times New Roman" w:cs="Times New Roman"/>
-          <w:sz w:val="24"/>
-          <w:szCs w:val="24"/>
-          <w:lang w:eastAsia="nl-NL"/>
+          <w:lang w:val="la-Latn" w:eastAsia="nl-NL"/>
+        </w:rPr>
+      </w:pPr>
+      <w:r>
+        <w:rPr>
+          <w:rFonts w:ascii="Times New Roman" w:eastAsia="Times New Roman" w:hAnsi="Times New Roman" w:cs="Times New Roman"/>
+          <w:sz w:val="24"/>
+          <w:szCs w:val="24"/>
+          <w:lang w:val="la-Latn" w:eastAsia="nl-NL"/>
         </w:rPr>
         <w:t>Hero</w:t>
       </w:r>
@@ -3960,7 +3960,7 @@
           <w:rFonts w:ascii="Times New Roman" w:eastAsia="Times New Roman" w:hAnsi="Times New Roman" w:cs="Times New Roman"/>
           <w:sz w:val="24"/>
           <w:szCs w:val="24"/>
-          <w:lang w:eastAsia="nl-NL"/>
+          <w:lang w:val="la-Latn" w:eastAsia="nl-NL"/>
         </w:rPr>
         <w:t>ë</w:t>
       </w:r>
@@ -3969,7 +3969,7 @@
           <w:rFonts w:ascii="Times New Roman" w:eastAsia="Times New Roman" w:hAnsi="Times New Roman" w:cs="Times New Roman"/>
           <w:sz w:val="24"/>
           <w:szCs w:val="24"/>
-          <w:lang w:eastAsia="nl-NL"/>
+          <w:lang w:val="la-Latn" w:eastAsia="nl-NL"/>
         </w:rPr>
         <w:t>s me sollicitant, atque aera requirunt.</w:t>
       </w:r>
@@ -3982,15 +3982,15 @@
           <w:rFonts w:ascii="Times New Roman" w:eastAsia="Times New Roman" w:hAnsi="Times New Roman" w:cs="Times New Roman"/>
           <w:sz w:val="24"/>
           <w:szCs w:val="24"/>
-          <w:lang w:eastAsia="nl-NL"/>
-        </w:rPr>
-      </w:pPr>
-      <w:r>
-        <w:rPr>
-          <w:rFonts w:ascii="Times New Roman" w:eastAsia="Times New Roman" w:hAnsi="Times New Roman" w:cs="Times New Roman"/>
-          <w:sz w:val="24"/>
-          <w:szCs w:val="24"/>
-          <w:lang w:eastAsia="nl-NL"/>
+          <w:lang w:val="la-Latn" w:eastAsia="nl-NL"/>
+        </w:rPr>
+      </w:pPr>
+      <w:r>
+        <w:rPr>
+          <w:rFonts w:ascii="Times New Roman" w:eastAsia="Times New Roman" w:hAnsi="Times New Roman" w:cs="Times New Roman"/>
+          <w:sz w:val="24"/>
+          <w:szCs w:val="24"/>
+          <w:lang w:val="la-Latn" w:eastAsia="nl-NL"/>
         </w:rPr>
         <w:t>Haud est me lato quisquam modo ditior orbe.</w:t>
       </w:r>
@@ -4003,15 +4003,15 @@
           <w:rFonts w:ascii="Times New Roman" w:eastAsia="Times New Roman" w:hAnsi="Times New Roman" w:cs="Times New Roman"/>
           <w:sz w:val="24"/>
           <w:szCs w:val="24"/>
-          <w:lang w:eastAsia="nl-NL"/>
-        </w:rPr>
-      </w:pPr>
-      <w:r>
-        <w:rPr>
-          <w:rFonts w:ascii="Times New Roman" w:eastAsia="Times New Roman" w:hAnsi="Times New Roman" w:cs="Times New Roman"/>
-          <w:sz w:val="24"/>
-          <w:szCs w:val="24"/>
-          <w:lang w:eastAsia="nl-NL"/>
+          <w:lang w:val="la-Latn" w:eastAsia="nl-NL"/>
+        </w:rPr>
+      </w:pPr>
+      <w:r>
+        <w:rPr>
+          <w:rFonts w:ascii="Times New Roman" w:eastAsia="Times New Roman" w:hAnsi="Times New Roman" w:cs="Times New Roman"/>
+          <w:sz w:val="24"/>
+          <w:szCs w:val="24"/>
+          <w:lang w:val="la-Latn" w:eastAsia="nl-NL"/>
         </w:rPr>
         <w:t>Mortis ego iura et frameas nihil ergo tremisco.</w:t>
       </w:r>
@@ -4024,15 +4024,15 @@
           <w:rFonts w:ascii="Times New Roman" w:eastAsia="Times New Roman" w:hAnsi="Times New Roman" w:cs="Times New Roman"/>
           <w:sz w:val="24"/>
           <w:szCs w:val="24"/>
-          <w:lang w:eastAsia="nl-NL"/>
-        </w:rPr>
-      </w:pPr>
-      <w:r>
-        <w:rPr>
-          <w:rFonts w:ascii="Times New Roman" w:eastAsia="Times New Roman" w:hAnsi="Times New Roman" w:cs="Times New Roman"/>
-          <w:sz w:val="24"/>
-          <w:szCs w:val="24"/>
-          <w:lang w:eastAsia="nl-NL"/>
+          <w:lang w:val="la-Latn" w:eastAsia="nl-NL"/>
+        </w:rPr>
+      </w:pPr>
+      <w:r>
+        <w:rPr>
+          <w:rFonts w:ascii="Times New Roman" w:eastAsia="Times New Roman" w:hAnsi="Times New Roman" w:cs="Times New Roman"/>
+          <w:sz w:val="24"/>
+          <w:szCs w:val="24"/>
+          <w:lang w:val="la-Latn" w:eastAsia="nl-NL"/>
         </w:rPr>
         <w:t xml:space="preserve">(120) Morte cades, mors te rebus spoliabit opimis. </w:t>
       </w:r>
@@ -4045,15 +4045,15 @@
           <w:rFonts w:ascii="Times New Roman" w:eastAsia="Times New Roman" w:hAnsi="Times New Roman" w:cs="Times New Roman"/>
           <w:sz w:val="24"/>
           <w:szCs w:val="24"/>
-          <w:lang w:eastAsia="nl-NL"/>
-        </w:rPr>
-      </w:pPr>
-      <w:r>
-        <w:rPr>
-          <w:rFonts w:ascii="Times New Roman" w:eastAsia="Times New Roman" w:hAnsi="Times New Roman" w:cs="Times New Roman"/>
-          <w:sz w:val="24"/>
-          <w:szCs w:val="24"/>
-          <w:lang w:eastAsia="nl-NL"/>
+          <w:lang w:val="la-Latn" w:eastAsia="nl-NL"/>
+        </w:rPr>
+      </w:pPr>
+      <w:r>
+        <w:rPr>
+          <w:rFonts w:ascii="Times New Roman" w:eastAsia="Times New Roman" w:hAnsi="Times New Roman" w:cs="Times New Roman"/>
+          <w:sz w:val="24"/>
+          <w:szCs w:val="24"/>
+          <w:lang w:val="la-Latn" w:eastAsia="nl-NL"/>
         </w:rPr>
         <w:t>Quaestor</w:t>
       </w:r>
@@ -4066,15 +4066,15 @@
           <w:rFonts w:ascii="Times New Roman" w:eastAsia="Times New Roman" w:hAnsi="Times New Roman" w:cs="Times New Roman"/>
           <w:sz w:val="24"/>
           <w:szCs w:val="24"/>
-          <w:lang w:eastAsia="nl-NL"/>
-        </w:rPr>
-      </w:pPr>
-      <w:r>
-        <w:rPr>
-          <w:rFonts w:ascii="Times New Roman" w:eastAsia="Times New Roman" w:hAnsi="Times New Roman" w:cs="Times New Roman"/>
-          <w:sz w:val="24"/>
-          <w:szCs w:val="24"/>
-          <w:lang w:eastAsia="nl-NL"/>
+          <w:lang w:val="la-Latn" w:eastAsia="nl-NL"/>
+        </w:rPr>
+      </w:pPr>
+      <w:r>
+        <w:rPr>
+          <w:rFonts w:ascii="Times New Roman" w:eastAsia="Times New Roman" w:hAnsi="Times New Roman" w:cs="Times New Roman"/>
+          <w:sz w:val="24"/>
+          <w:szCs w:val="24"/>
+          <w:lang w:val="la-Latn" w:eastAsia="nl-NL"/>
         </w:rPr>
         <w:t>Quaestor ego, loculos suffersi arcasque capaces</w:t>
       </w:r>
@@ -4087,15 +4087,15 @@
           <w:rFonts w:ascii="Times New Roman" w:eastAsia="Times New Roman" w:hAnsi="Times New Roman" w:cs="Times New Roman"/>
           <w:sz w:val="24"/>
           <w:szCs w:val="24"/>
-          <w:lang w:eastAsia="nl-NL"/>
-        </w:rPr>
-      </w:pPr>
-      <w:r>
-        <w:rPr>
-          <w:rFonts w:ascii="Times New Roman" w:eastAsia="Times New Roman" w:hAnsi="Times New Roman" w:cs="Times New Roman"/>
-          <w:sz w:val="24"/>
-          <w:szCs w:val="24"/>
-          <w:lang w:eastAsia="nl-NL"/>
+          <w:lang w:val="la-Latn" w:eastAsia="nl-NL"/>
+        </w:rPr>
+      </w:pPr>
+      <w:r>
+        <w:rPr>
+          <w:rFonts w:ascii="Times New Roman" w:eastAsia="Times New Roman" w:hAnsi="Times New Roman" w:cs="Times New Roman"/>
+          <w:sz w:val="24"/>
+          <w:szCs w:val="24"/>
+          <w:lang w:val="la-Latn" w:eastAsia="nl-NL"/>
         </w:rPr>
         <w:t>Est mihi praenitidis fundata pecunia uillis.</w:t>
       </w:r>
@@ -4108,15 +4108,15 @@
           <w:rFonts w:ascii="Times New Roman" w:eastAsia="Times New Roman" w:hAnsi="Times New Roman" w:cs="Times New Roman"/>
           <w:sz w:val="24"/>
           <w:szCs w:val="24"/>
-          <w:lang w:eastAsia="nl-NL"/>
-        </w:rPr>
-      </w:pPr>
-      <w:r>
-        <w:rPr>
-          <w:rFonts w:ascii="Times New Roman" w:eastAsia="Times New Roman" w:hAnsi="Times New Roman" w:cs="Times New Roman"/>
-          <w:sz w:val="24"/>
-          <w:szCs w:val="24"/>
-          <w:lang w:eastAsia="nl-NL"/>
+          <w:lang w:val="la-Latn" w:eastAsia="nl-NL"/>
+        </w:rPr>
+      </w:pPr>
+      <w:r>
+        <w:rPr>
+          <w:rFonts w:ascii="Times New Roman" w:eastAsia="Times New Roman" w:hAnsi="Times New Roman" w:cs="Times New Roman"/>
+          <w:sz w:val="24"/>
+          <w:szCs w:val="24"/>
+          <w:lang w:val="la-Latn" w:eastAsia="nl-NL"/>
         </w:rPr>
         <w:t>Hac diues redimam durae discrimina mortis.</w:t>
       </w:r>
@@ -4129,15 +4129,15 @@
           <w:rFonts w:ascii="Times New Roman" w:eastAsia="Times New Roman" w:hAnsi="Times New Roman" w:cs="Times New Roman"/>
           <w:sz w:val="24"/>
           <w:szCs w:val="24"/>
-          <w:lang w:eastAsia="nl-NL"/>
-        </w:rPr>
-      </w:pPr>
-      <w:r>
-        <w:rPr>
-          <w:rFonts w:ascii="Times New Roman" w:eastAsia="Times New Roman" w:hAnsi="Times New Roman" w:cs="Times New Roman"/>
-          <w:sz w:val="24"/>
-          <w:szCs w:val="24"/>
-          <w:lang w:eastAsia="nl-NL"/>
+          <w:lang w:val="la-Latn" w:eastAsia="nl-NL"/>
+        </w:rPr>
+      </w:pPr>
+      <w:r>
+        <w:rPr>
+          <w:rFonts w:ascii="Times New Roman" w:eastAsia="Times New Roman" w:hAnsi="Times New Roman" w:cs="Times New Roman"/>
+          <w:sz w:val="24"/>
+          <w:szCs w:val="24"/>
+          <w:lang w:val="la-Latn" w:eastAsia="nl-NL"/>
         </w:rPr>
         <w:t>Te mors praeripiet nullo exorabilis auro.</w:t>
       </w:r>
@@ -4150,15 +4150,15 @@
           <w:rFonts w:ascii="Times New Roman" w:eastAsia="Times New Roman" w:hAnsi="Times New Roman" w:cs="Times New Roman"/>
           <w:sz w:val="24"/>
           <w:szCs w:val="24"/>
-          <w:lang w:eastAsia="nl-NL"/>
-        </w:rPr>
-      </w:pPr>
-      <w:r>
-        <w:rPr>
-          <w:rFonts w:ascii="Times New Roman" w:eastAsia="Times New Roman" w:hAnsi="Times New Roman" w:cs="Times New Roman"/>
-          <w:sz w:val="24"/>
-          <w:szCs w:val="24"/>
-          <w:lang w:eastAsia="nl-NL"/>
+          <w:lang w:val="la-Latn" w:eastAsia="nl-NL"/>
+        </w:rPr>
+      </w:pPr>
+      <w:r>
+        <w:rPr>
+          <w:rFonts w:ascii="Times New Roman" w:eastAsia="Times New Roman" w:hAnsi="Times New Roman" w:cs="Times New Roman"/>
+          <w:sz w:val="24"/>
+          <w:szCs w:val="24"/>
+          <w:lang w:val="la-Latn" w:eastAsia="nl-NL"/>
         </w:rPr>
         <w:t>Nauclerus</w:t>
       </w:r>
@@ -4171,15 +4171,15 @@
           <w:rFonts w:ascii="Times New Roman" w:eastAsia="Times New Roman" w:hAnsi="Times New Roman" w:cs="Times New Roman"/>
           <w:sz w:val="24"/>
           <w:szCs w:val="24"/>
-          <w:lang w:eastAsia="nl-NL"/>
-        </w:rPr>
-      </w:pPr>
-      <w:r>
-        <w:rPr>
-          <w:rFonts w:ascii="Times New Roman" w:eastAsia="Times New Roman" w:hAnsi="Times New Roman" w:cs="Times New Roman"/>
-          <w:sz w:val="24"/>
-          <w:szCs w:val="24"/>
-          <w:lang w:eastAsia="nl-NL"/>
+          <w:lang w:val="la-Latn" w:eastAsia="nl-NL"/>
+        </w:rPr>
+      </w:pPr>
+      <w:r>
+        <w:rPr>
+          <w:rFonts w:ascii="Times New Roman" w:eastAsia="Times New Roman" w:hAnsi="Times New Roman" w:cs="Times New Roman"/>
+          <w:sz w:val="24"/>
+          <w:szCs w:val="24"/>
+          <w:lang w:val="la-Latn" w:eastAsia="nl-NL"/>
         </w:rPr>
         <w:t>(125)</w:t>
       </w:r>
@@ -4189,7 +4189,7 @@
           <w:b/>
           <w:sz w:val="24"/>
           <w:szCs w:val="24"/>
-          <w:lang w:eastAsia="nl-NL"/>
+          <w:lang w:val="la-Latn" w:eastAsia="nl-NL"/>
         </w:rPr>
         <w:t xml:space="preserve"> </w:t>
       </w:r>
@@ -4198,7 +4198,7 @@
           <w:rFonts w:ascii="Times New Roman" w:eastAsia="Times New Roman" w:hAnsi="Times New Roman" w:cs="Times New Roman"/>
           <w:sz w:val="24"/>
           <w:szCs w:val="24"/>
-          <w:lang w:eastAsia="nl-NL"/>
+          <w:lang w:val="la-Latn" w:eastAsia="nl-NL"/>
         </w:rPr>
         <w:t xml:space="preserve">En ego nauclerus spaciosa per aequora uectus, </w:t>
       </w:r>
@@ -4211,15 +4211,15 @@
           <w:rFonts w:ascii="Times New Roman" w:eastAsia="Times New Roman" w:hAnsi="Times New Roman" w:cs="Times New Roman"/>
           <w:sz w:val="24"/>
           <w:szCs w:val="24"/>
-          <w:lang w:eastAsia="nl-NL"/>
-        </w:rPr>
-      </w:pPr>
-      <w:r>
-        <w:rPr>
-          <w:rFonts w:ascii="Times New Roman" w:eastAsia="Times New Roman" w:hAnsi="Times New Roman" w:cs="Times New Roman"/>
-          <w:sz w:val="24"/>
-          <w:szCs w:val="24"/>
-          <w:lang w:eastAsia="nl-NL"/>
+          <w:lang w:val="la-Latn" w:eastAsia="nl-NL"/>
+        </w:rPr>
+      </w:pPr>
+      <w:r>
+        <w:rPr>
+          <w:rFonts w:ascii="Times New Roman" w:eastAsia="Times New Roman" w:hAnsi="Times New Roman" w:cs="Times New Roman"/>
+          <w:sz w:val="24"/>
+          <w:szCs w:val="24"/>
+          <w:lang w:val="la-Latn" w:eastAsia="nl-NL"/>
         </w:rPr>
         <w:t>Non timui maris aut uenti discrimina mille.</w:t>
       </w:r>
@@ -4232,15 +4232,15 @@
           <w:rFonts w:ascii="Times New Roman" w:eastAsia="Times New Roman" w:hAnsi="Times New Roman" w:cs="Times New Roman"/>
           <w:sz w:val="24"/>
           <w:szCs w:val="24"/>
-          <w:lang w:eastAsia="nl-NL"/>
-        </w:rPr>
-      </w:pPr>
-      <w:r>
-        <w:rPr>
-          <w:rFonts w:ascii="Times New Roman" w:eastAsia="Times New Roman" w:hAnsi="Times New Roman" w:cs="Times New Roman"/>
-          <w:sz w:val="24"/>
-          <w:szCs w:val="24"/>
-          <w:lang w:eastAsia="nl-NL"/>
+          <w:lang w:val="la-Latn" w:eastAsia="nl-NL"/>
+        </w:rPr>
+      </w:pPr>
+      <w:r>
+        <w:rPr>
+          <w:rFonts w:ascii="Times New Roman" w:eastAsia="Times New Roman" w:hAnsi="Times New Roman" w:cs="Times New Roman"/>
+          <w:sz w:val="24"/>
+          <w:szCs w:val="24"/>
+          <w:lang w:val="la-Latn" w:eastAsia="nl-NL"/>
         </w:rPr>
         <w:t>Cymba ta</w:t>
       </w:r>
@@ -4249,7 +4249,7 @@
           <w:rFonts w:ascii="Times New Roman" w:eastAsia="Times New Roman" w:hAnsi="Times New Roman" w:cs="Times New Roman"/>
           <w:sz w:val="24"/>
           <w:szCs w:val="24"/>
-          <w:lang w:eastAsia="nl-NL"/>
+          <w:lang w:val="la-Latn" w:eastAsia="nl-NL"/>
         </w:rPr>
         <w:t>m</w:t>
       </w:r>
@@ -4258,7 +4258,7 @@
           <w:rFonts w:ascii="Times New Roman" w:eastAsia="Times New Roman" w:hAnsi="Times New Roman" w:cs="Times New Roman"/>
           <w:sz w:val="24"/>
           <w:szCs w:val="24"/>
-          <w:lang w:eastAsia="nl-NL"/>
+          <w:lang w:val="la-Latn" w:eastAsia="nl-NL"/>
         </w:rPr>
         <w:t>en mortis capiet te quaeque uorantis.</w:t>
       </w:r>
@@ -4271,15 +4271,15 @@
           <w:rFonts w:ascii="Times New Roman" w:eastAsia="Times New Roman" w:hAnsi="Times New Roman" w:cs="Times New Roman"/>
           <w:sz w:val="24"/>
           <w:szCs w:val="24"/>
-          <w:lang w:eastAsia="nl-NL"/>
-        </w:rPr>
-      </w:pPr>
-      <w:r>
-        <w:rPr>
-          <w:rFonts w:ascii="Times New Roman" w:eastAsia="Times New Roman" w:hAnsi="Times New Roman" w:cs="Times New Roman"/>
-          <w:sz w:val="24"/>
-          <w:szCs w:val="24"/>
-          <w:lang w:eastAsia="nl-NL"/>
+          <w:lang w:val="la-Latn" w:eastAsia="nl-NL"/>
+        </w:rPr>
+      </w:pPr>
+      <w:r>
+        <w:rPr>
+          <w:rFonts w:ascii="Times New Roman" w:eastAsia="Times New Roman" w:hAnsi="Times New Roman" w:cs="Times New Roman"/>
+          <w:sz w:val="24"/>
+          <w:szCs w:val="24"/>
+          <w:lang w:val="la-Latn" w:eastAsia="nl-NL"/>
         </w:rPr>
         <w:t>C.iij.</w:t>
       </w:r>
@@ -4292,27 +4292,27 @@
           <w:rFonts w:ascii="Times New Roman" w:eastAsia="Times New Roman" w:hAnsi="Times New Roman" w:cs="Times New Roman"/>
           <w:sz w:val="24"/>
           <w:szCs w:val="24"/>
-          <w:lang w:eastAsia="nl-NL"/>
-        </w:rPr>
-      </w:pPr>
-    </w:p>
-    <w:p>
-      <w:pPr>
-        <w:shd w:val="clear" w:color="auto" w:fill="FFFFFF"/>
-        <w:spacing w:after="0" w:line="240" w:lineRule="auto"/>
-        <w:rPr>
-          <w:rFonts w:ascii="Times New Roman" w:eastAsia="Times New Roman" w:hAnsi="Times New Roman" w:cs="Times New Roman"/>
-          <w:sz w:val="24"/>
-          <w:szCs w:val="24"/>
-          <w:lang w:eastAsia="nl-NL"/>
-        </w:rPr>
-      </w:pPr>
-      <w:r>
-        <w:rPr>
-          <w:rFonts w:ascii="Times New Roman" w:eastAsia="Times New Roman" w:hAnsi="Times New Roman" w:cs="Times New Roman"/>
-          <w:sz w:val="24"/>
-          <w:szCs w:val="24"/>
-          <w:lang w:eastAsia="nl-NL"/>
+          <w:lang w:val="la-Latn" w:eastAsia="nl-NL"/>
+        </w:rPr>
+      </w:pPr>
+    </w:p>
+    <w:p>
+      <w:pPr>
+        <w:shd w:val="clear" w:color="auto" w:fill="FFFFFF"/>
+        <w:spacing w:after="0" w:line="240" w:lineRule="auto"/>
+        <w:rPr>
+          <w:rFonts w:ascii="Times New Roman" w:eastAsia="Times New Roman" w:hAnsi="Times New Roman" w:cs="Times New Roman"/>
+          <w:sz w:val="24"/>
+          <w:szCs w:val="24"/>
+          <w:lang w:val="la-Latn" w:eastAsia="nl-NL"/>
+        </w:rPr>
+      </w:pPr>
+      <w:r>
+        <w:rPr>
+          <w:rFonts w:ascii="Times New Roman" w:eastAsia="Times New Roman" w:hAnsi="Times New Roman" w:cs="Times New Roman"/>
+          <w:sz w:val="24"/>
+          <w:szCs w:val="24"/>
+          <w:lang w:val="la-Latn" w:eastAsia="nl-NL"/>
         </w:rPr>
         <w:t>Agricola</w:t>
       </w:r>
@@ -4325,15 +4325,15 @@
           <w:rFonts w:ascii="Times New Roman" w:eastAsia="Times New Roman" w:hAnsi="Times New Roman" w:cs="Times New Roman"/>
           <w:sz w:val="24"/>
           <w:szCs w:val="24"/>
-          <w:lang w:eastAsia="nl-NL"/>
-        </w:rPr>
-      </w:pPr>
-      <w:r>
-        <w:rPr>
-          <w:rFonts w:ascii="Times New Roman" w:eastAsia="Times New Roman" w:hAnsi="Times New Roman" w:cs="Times New Roman"/>
-          <w:sz w:val="24"/>
-          <w:szCs w:val="24"/>
-          <w:lang w:eastAsia="nl-NL"/>
+          <w:lang w:val="la-Latn" w:eastAsia="nl-NL"/>
+        </w:rPr>
+      </w:pPr>
+      <w:r>
+        <w:rPr>
+          <w:rFonts w:ascii="Times New Roman" w:eastAsia="Times New Roman" w:hAnsi="Times New Roman" w:cs="Times New Roman"/>
+          <w:sz w:val="24"/>
+          <w:szCs w:val="24"/>
+          <w:lang w:val="la-Latn" w:eastAsia="nl-NL"/>
         </w:rPr>
         <w:t>Agricola en ego sum, praeduro saepe labore,</w:t>
       </w:r>
@@ -4346,15 +4346,15 @@
           <w:rFonts w:ascii="Times New Roman" w:eastAsia="Times New Roman" w:hAnsi="Times New Roman" w:cs="Times New Roman"/>
           <w:sz w:val="24"/>
           <w:szCs w:val="24"/>
-          <w:lang w:eastAsia="nl-NL"/>
-        </w:rPr>
-      </w:pPr>
-      <w:r>
-        <w:rPr>
-          <w:rFonts w:ascii="Times New Roman" w:eastAsia="Times New Roman" w:hAnsi="Times New Roman" w:cs="Times New Roman"/>
-          <w:sz w:val="24"/>
-          <w:szCs w:val="24"/>
-          <w:lang w:eastAsia="nl-NL"/>
+          <w:lang w:val="la-Latn" w:eastAsia="nl-NL"/>
+        </w:rPr>
+      </w:pPr>
+      <w:r>
+        <w:rPr>
+          <w:rFonts w:ascii="Times New Roman" w:eastAsia="Times New Roman" w:hAnsi="Times New Roman" w:cs="Times New Roman"/>
+          <w:sz w:val="24"/>
+          <w:szCs w:val="24"/>
+          <w:lang w:val="la-Latn" w:eastAsia="nl-NL"/>
         </w:rPr>
         <w:t>Et uigili exhaustus cura, sudore perenni,</w:t>
       </w:r>
@@ -4367,15 +4367,15 @@
           <w:rFonts w:ascii="Times New Roman" w:eastAsia="Times New Roman" w:hAnsi="Times New Roman" w:cs="Times New Roman"/>
           <w:sz w:val="24"/>
           <w:szCs w:val="24"/>
-          <w:lang w:eastAsia="nl-NL"/>
-        </w:rPr>
-      </w:pPr>
-      <w:r>
-        <w:rPr>
-          <w:rFonts w:ascii="Times New Roman" w:eastAsia="Times New Roman" w:hAnsi="Times New Roman" w:cs="Times New Roman"/>
-          <w:sz w:val="24"/>
-          <w:szCs w:val="24"/>
-          <w:lang w:eastAsia="nl-NL"/>
+          <w:lang w:val="la-Latn" w:eastAsia="nl-NL"/>
+        </w:rPr>
+      </w:pPr>
+      <w:r>
+        <w:rPr>
+          <w:rFonts w:ascii="Times New Roman" w:eastAsia="Times New Roman" w:hAnsi="Times New Roman" w:cs="Times New Roman"/>
+          <w:sz w:val="24"/>
+          <w:szCs w:val="24"/>
+          <w:lang w:val="la-Latn" w:eastAsia="nl-NL"/>
         </w:rPr>
         <w:t xml:space="preserve">(130) Victum pertenuem quaerens, sine fraude doloque </w:t>
       </w:r>
@@ -4388,15 +4388,15 @@
           <w:rFonts w:ascii="Times New Roman" w:eastAsia="Times New Roman" w:hAnsi="Times New Roman" w:cs="Times New Roman"/>
           <w:sz w:val="24"/>
           <w:szCs w:val="24"/>
-          <w:lang w:eastAsia="nl-NL"/>
-        </w:rPr>
-      </w:pPr>
-      <w:r>
-        <w:rPr>
-          <w:rFonts w:ascii="Times New Roman" w:eastAsia="Times New Roman" w:hAnsi="Times New Roman" w:cs="Times New Roman"/>
-          <w:sz w:val="24"/>
-          <w:szCs w:val="24"/>
-          <w:lang w:eastAsia="nl-NL"/>
+          <w:lang w:val="la-Latn" w:eastAsia="nl-NL"/>
+        </w:rPr>
+      </w:pPr>
+      <w:r>
+        <w:rPr>
+          <w:rFonts w:ascii="Times New Roman" w:eastAsia="Times New Roman" w:hAnsi="Times New Roman" w:cs="Times New Roman"/>
+          <w:sz w:val="24"/>
+          <w:szCs w:val="24"/>
+          <w:lang w:val="la-Latn" w:eastAsia="nl-NL"/>
         </w:rPr>
         <w:t>Omnia pertentans, miseram ut traducere possim</w:t>
       </w:r>
@@ -4409,15 +4409,15 @@
           <w:rFonts w:ascii="Times New Roman" w:eastAsia="Times New Roman" w:hAnsi="Times New Roman" w:cs="Times New Roman"/>
           <w:sz w:val="24"/>
           <w:szCs w:val="24"/>
-          <w:lang w:eastAsia="nl-NL"/>
-        </w:rPr>
-      </w:pPr>
-      <w:r>
-        <w:rPr>
-          <w:rFonts w:ascii="Times New Roman" w:eastAsia="Times New Roman" w:hAnsi="Times New Roman" w:cs="Times New Roman"/>
-          <w:sz w:val="24"/>
-          <w:szCs w:val="24"/>
-          <w:lang w:eastAsia="nl-NL"/>
+          <w:lang w:val="la-Latn" w:eastAsia="nl-NL"/>
+        </w:rPr>
+      </w:pPr>
+      <w:r>
+        <w:rPr>
+          <w:rFonts w:ascii="Times New Roman" w:eastAsia="Times New Roman" w:hAnsi="Times New Roman" w:cs="Times New Roman"/>
+          <w:sz w:val="24"/>
+          <w:szCs w:val="24"/>
+          <w:lang w:val="la-Latn" w:eastAsia="nl-NL"/>
         </w:rPr>
         <w:t>Vitam, nec mundo me est infelicior alter.</w:t>
       </w:r>
@@ -4430,15 +4430,15 @@
           <w:rFonts w:ascii="Times New Roman" w:eastAsia="Times New Roman" w:hAnsi="Times New Roman" w:cs="Times New Roman"/>
           <w:sz w:val="24"/>
           <w:szCs w:val="24"/>
-          <w:lang w:eastAsia="nl-NL"/>
-        </w:rPr>
-      </w:pPr>
-      <w:r>
-        <w:rPr>
-          <w:rFonts w:ascii="Times New Roman" w:eastAsia="Times New Roman" w:hAnsi="Times New Roman" w:cs="Times New Roman"/>
-          <w:sz w:val="24"/>
-          <w:szCs w:val="24"/>
-          <w:lang w:eastAsia="nl-NL"/>
+          <w:lang w:val="la-Latn" w:eastAsia="nl-NL"/>
+        </w:rPr>
+      </w:pPr>
+      <w:r>
+        <w:rPr>
+          <w:rFonts w:ascii="Times New Roman" w:eastAsia="Times New Roman" w:hAnsi="Times New Roman" w:cs="Times New Roman"/>
+          <w:sz w:val="24"/>
+          <w:szCs w:val="24"/>
+          <w:lang w:val="la-Latn" w:eastAsia="nl-NL"/>
         </w:rPr>
         <w:t>Mors ta</w:t>
       </w:r>
@@ -4447,7 +4447,7 @@
           <w:rFonts w:ascii="Times New Roman" w:eastAsia="Times New Roman" w:hAnsi="Times New Roman" w:cs="Times New Roman"/>
           <w:sz w:val="24"/>
           <w:szCs w:val="24"/>
-          <w:lang w:eastAsia="nl-NL"/>
+          <w:lang w:val="la-Latn" w:eastAsia="nl-NL"/>
         </w:rPr>
         <w:t>m</w:t>
       </w:r>
@@ -4456,7 +4456,7 @@
           <w:rFonts w:ascii="Times New Roman" w:eastAsia="Times New Roman" w:hAnsi="Times New Roman" w:cs="Times New Roman"/>
           <w:sz w:val="24"/>
           <w:szCs w:val="24"/>
-          <w:lang w:eastAsia="nl-NL"/>
+          <w:lang w:val="la-Latn" w:eastAsia="nl-NL"/>
         </w:rPr>
         <w:t>en eduri fiet tibi meta laboris</w:t>
       </w:r>
@@ -4465,7 +4465,7 @@
           <w:rFonts w:ascii="Times New Roman" w:eastAsia="Times New Roman" w:hAnsi="Times New Roman" w:cs="Times New Roman"/>
           <w:sz w:val="24"/>
           <w:szCs w:val="24"/>
-          <w:lang w:eastAsia="nl-NL"/>
+          <w:lang w:val="la-Latn" w:eastAsia="nl-NL"/>
         </w:rPr>
         <w:t>.</w:t>
       </w:r>
@@ -4478,15 +4478,15 @@
           <w:rFonts w:ascii="Times New Roman" w:eastAsia="Times New Roman" w:hAnsi="Times New Roman" w:cs="Times New Roman"/>
           <w:sz w:val="24"/>
           <w:szCs w:val="24"/>
-          <w:lang w:eastAsia="nl-NL"/>
-        </w:rPr>
-      </w:pPr>
-      <w:r>
-        <w:rPr>
-          <w:rFonts w:ascii="Times New Roman" w:eastAsia="Times New Roman" w:hAnsi="Times New Roman" w:cs="Times New Roman"/>
-          <w:sz w:val="24"/>
-          <w:szCs w:val="24"/>
-          <w:lang w:eastAsia="nl-NL"/>
+          <w:lang w:val="la-Latn" w:eastAsia="nl-NL"/>
+        </w:rPr>
+      </w:pPr>
+      <w:r>
+        <w:rPr>
+          <w:rFonts w:ascii="Times New Roman" w:eastAsia="Times New Roman" w:hAnsi="Times New Roman" w:cs="Times New Roman"/>
+          <w:sz w:val="24"/>
+          <w:szCs w:val="24"/>
+          <w:lang w:val="la-Latn" w:eastAsia="nl-NL"/>
         </w:rPr>
         <w:t>Orator</w:t>
       </w:r>
@@ -4499,15 +4499,15 @@
           <w:rFonts w:ascii="Times New Roman" w:eastAsia="Times New Roman" w:hAnsi="Times New Roman" w:cs="Times New Roman"/>
           <w:sz w:val="24"/>
           <w:szCs w:val="24"/>
-          <w:lang w:eastAsia="nl-NL"/>
-        </w:rPr>
-      </w:pPr>
-      <w:r>
-        <w:rPr>
-          <w:rFonts w:ascii="Times New Roman" w:eastAsia="Times New Roman" w:hAnsi="Times New Roman" w:cs="Times New Roman"/>
-          <w:sz w:val="24"/>
-          <w:szCs w:val="24"/>
-          <w:lang w:eastAsia="nl-NL"/>
+          <w:lang w:val="la-Latn" w:eastAsia="nl-NL"/>
+        </w:rPr>
+      </w:pPr>
+      <w:r>
+        <w:rPr>
+          <w:rFonts w:ascii="Times New Roman" w:eastAsia="Times New Roman" w:hAnsi="Times New Roman" w:cs="Times New Roman"/>
+          <w:sz w:val="24"/>
+          <w:szCs w:val="24"/>
+          <w:lang w:val="la-Latn" w:eastAsia="nl-NL"/>
         </w:rPr>
         <w:t>Heroum interpres uenio, fraudique peritus.</w:t>
       </w:r>
@@ -4520,15 +4520,15 @@
           <w:rFonts w:ascii="Times New Roman" w:eastAsia="Times New Roman" w:hAnsi="Times New Roman" w:cs="Times New Roman"/>
           <w:sz w:val="24"/>
           <w:szCs w:val="24"/>
-          <w:lang w:eastAsia="nl-NL"/>
-        </w:rPr>
-      </w:pPr>
-      <w:r>
-        <w:rPr>
-          <w:rFonts w:ascii="Times New Roman" w:eastAsia="Times New Roman" w:hAnsi="Times New Roman" w:cs="Times New Roman"/>
-          <w:sz w:val="24"/>
-          <w:szCs w:val="24"/>
-          <w:lang w:eastAsia="nl-NL"/>
+          <w:lang w:val="la-Latn" w:eastAsia="nl-NL"/>
+        </w:rPr>
+      </w:pPr>
+      <w:r>
+        <w:rPr>
+          <w:rFonts w:ascii="Times New Roman" w:eastAsia="Times New Roman" w:hAnsi="Times New Roman" w:cs="Times New Roman"/>
+          <w:sz w:val="24"/>
+          <w:szCs w:val="24"/>
+          <w:lang w:val="la-Latn" w:eastAsia="nl-NL"/>
         </w:rPr>
         <w:t xml:space="preserve">(135) Bellorum strepitus compono, et bella reduco, </w:t>
       </w:r>
@@ -4541,15 +4541,15 @@
           <w:rFonts w:ascii="Times New Roman" w:eastAsia="Times New Roman" w:hAnsi="Times New Roman" w:cs="Times New Roman"/>
           <w:sz w:val="24"/>
           <w:szCs w:val="24"/>
-          <w:lang w:eastAsia="nl-NL"/>
-        </w:rPr>
-      </w:pPr>
-      <w:r>
-        <w:rPr>
-          <w:rFonts w:ascii="Times New Roman" w:eastAsia="Times New Roman" w:hAnsi="Times New Roman" w:cs="Times New Roman"/>
-          <w:sz w:val="24"/>
-          <w:szCs w:val="24"/>
-          <w:lang w:eastAsia="nl-NL"/>
+          <w:lang w:val="la-Latn" w:eastAsia="nl-NL"/>
+        </w:rPr>
+      </w:pPr>
+      <w:r>
+        <w:rPr>
+          <w:rFonts w:ascii="Times New Roman" w:eastAsia="Times New Roman" w:hAnsi="Times New Roman" w:cs="Times New Roman"/>
+          <w:sz w:val="24"/>
+          <w:szCs w:val="24"/>
+          <w:lang w:val="la-Latn" w:eastAsia="nl-NL"/>
         </w:rPr>
         <w:t>Meque petunt reges, populus miratur adorans.</w:t>
       </w:r>
@@ -4562,15 +4562,15 @@
           <w:rFonts w:ascii="Times New Roman" w:eastAsia="Times New Roman" w:hAnsi="Times New Roman" w:cs="Times New Roman"/>
           <w:sz w:val="24"/>
           <w:szCs w:val="24"/>
-          <w:lang w:eastAsia="nl-NL"/>
-        </w:rPr>
-      </w:pPr>
-      <w:r>
-        <w:rPr>
-          <w:rFonts w:ascii="Times New Roman" w:eastAsia="Times New Roman" w:hAnsi="Times New Roman" w:cs="Times New Roman"/>
-          <w:sz w:val="24"/>
-          <w:szCs w:val="24"/>
-          <w:lang w:eastAsia="nl-NL"/>
+          <w:lang w:val="la-Latn" w:eastAsia="nl-NL"/>
+        </w:rPr>
+      </w:pPr>
+      <w:r>
+        <w:rPr>
+          <w:rFonts w:ascii="Times New Roman" w:eastAsia="Times New Roman" w:hAnsi="Times New Roman" w:cs="Times New Roman"/>
+          <w:sz w:val="24"/>
+          <w:szCs w:val="24"/>
+          <w:lang w:val="la-Latn" w:eastAsia="nl-NL"/>
         </w:rPr>
         <w:t>Nulla abiget fraudi linguae ue peritia mortem.</w:t>
       </w:r>
@@ -4583,15 +4583,15 @@
           <w:rFonts w:ascii="Times New Roman" w:eastAsia="Times New Roman" w:hAnsi="Times New Roman" w:cs="Times New Roman"/>
           <w:sz w:val="24"/>
           <w:szCs w:val="24"/>
-          <w:lang w:eastAsia="nl-NL"/>
-        </w:rPr>
-      </w:pPr>
-      <w:r>
-        <w:rPr>
-          <w:rFonts w:ascii="Times New Roman" w:eastAsia="Times New Roman" w:hAnsi="Times New Roman" w:cs="Times New Roman"/>
-          <w:sz w:val="24"/>
-          <w:szCs w:val="24"/>
-          <w:lang w:eastAsia="nl-NL"/>
+          <w:lang w:val="la-Latn" w:eastAsia="nl-NL"/>
+        </w:rPr>
+      </w:pPr>
+      <w:r>
+        <w:rPr>
+          <w:rFonts w:ascii="Times New Roman" w:eastAsia="Times New Roman" w:hAnsi="Times New Roman" w:cs="Times New Roman"/>
+          <w:sz w:val="24"/>
+          <w:szCs w:val="24"/>
+          <w:lang w:val="la-Latn" w:eastAsia="nl-NL"/>
         </w:rPr>
         <w:t>Princeps belli</w:t>
       </w:r>
@@ -4604,15 +4604,15 @@
           <w:rFonts w:ascii="Times New Roman" w:eastAsia="Times New Roman" w:hAnsi="Times New Roman" w:cs="Times New Roman"/>
           <w:sz w:val="24"/>
           <w:szCs w:val="24"/>
-          <w:lang w:eastAsia="nl-NL"/>
-        </w:rPr>
-      </w:pPr>
-      <w:r>
-        <w:rPr>
-          <w:rFonts w:ascii="Times New Roman" w:eastAsia="Times New Roman" w:hAnsi="Times New Roman" w:cs="Times New Roman"/>
-          <w:sz w:val="24"/>
-          <w:szCs w:val="24"/>
-          <w:lang w:eastAsia="nl-NL"/>
+          <w:lang w:val="la-Latn" w:eastAsia="nl-NL"/>
+        </w:rPr>
+      </w:pPr>
+      <w:r>
+        <w:rPr>
+          <w:rFonts w:ascii="Times New Roman" w:eastAsia="Times New Roman" w:hAnsi="Times New Roman" w:cs="Times New Roman"/>
+          <w:sz w:val="24"/>
+          <w:szCs w:val="24"/>
+          <w:lang w:val="la-Latn" w:eastAsia="nl-NL"/>
         </w:rPr>
         <w:t>Fulmen ego belli, reges et regna subegi.</w:t>
       </w:r>
@@ -4625,15 +4625,15 @@
           <w:rFonts w:ascii="Times New Roman" w:eastAsia="Times New Roman" w:hAnsi="Times New Roman" w:cs="Times New Roman"/>
           <w:sz w:val="24"/>
           <w:szCs w:val="24"/>
-          <w:lang w:eastAsia="nl-NL"/>
-        </w:rPr>
-      </w:pPr>
-      <w:r>
-        <w:rPr>
-          <w:rFonts w:ascii="Times New Roman" w:eastAsia="Times New Roman" w:hAnsi="Times New Roman" w:cs="Times New Roman"/>
-          <w:sz w:val="24"/>
-          <w:szCs w:val="24"/>
-          <w:lang w:eastAsia="nl-NL"/>
+          <w:lang w:val="la-Latn" w:eastAsia="nl-NL"/>
+        </w:rPr>
+      </w:pPr>
+      <w:r>
+        <w:rPr>
+          <w:rFonts w:ascii="Times New Roman" w:eastAsia="Times New Roman" w:hAnsi="Times New Roman" w:cs="Times New Roman"/>
+          <w:sz w:val="24"/>
+          <w:szCs w:val="24"/>
+          <w:lang w:val="la-Latn" w:eastAsia="nl-NL"/>
         </w:rPr>
         <w:t>Victor ego ex omni praeduro quamlibet ecce</w:t>
       </w:r>
@@ -4646,15 +4646,15 @@
           <w:rFonts w:ascii="Times New Roman" w:eastAsia="Times New Roman" w:hAnsi="Times New Roman" w:cs="Times New Roman"/>
           <w:sz w:val="24"/>
           <w:szCs w:val="24"/>
-          <w:lang w:eastAsia="nl-NL"/>
-        </w:rPr>
-      </w:pPr>
-      <w:r>
-        <w:rPr>
-          <w:rFonts w:ascii="Times New Roman" w:eastAsia="Times New Roman" w:hAnsi="Times New Roman" w:cs="Times New Roman"/>
-          <w:sz w:val="24"/>
-          <w:szCs w:val="24"/>
-          <w:lang w:eastAsia="nl-NL"/>
+          <w:lang w:val="la-Latn" w:eastAsia="nl-NL"/>
+        </w:rPr>
+      </w:pPr>
+      <w:r>
+        <w:rPr>
+          <w:rFonts w:ascii="Times New Roman" w:eastAsia="Times New Roman" w:hAnsi="Times New Roman" w:cs="Times New Roman"/>
+          <w:sz w:val="24"/>
+          <w:szCs w:val="24"/>
+          <w:lang w:val="la-Latn" w:eastAsia="nl-NL"/>
         </w:rPr>
         <w:t xml:space="preserve">(140) Marte fui, uitae hinc timeo discrimina nulla. </w:t>
       </w:r>
@@ -4667,15 +4667,15 @@
           <w:rFonts w:ascii="Times New Roman" w:eastAsia="Times New Roman" w:hAnsi="Times New Roman" w:cs="Times New Roman"/>
           <w:sz w:val="24"/>
           <w:szCs w:val="24"/>
-          <w:lang w:eastAsia="nl-NL"/>
-        </w:rPr>
-      </w:pPr>
-      <w:r>
-        <w:rPr>
-          <w:rFonts w:ascii="Times New Roman" w:eastAsia="Times New Roman" w:hAnsi="Times New Roman" w:cs="Times New Roman"/>
-          <w:sz w:val="24"/>
-          <w:szCs w:val="24"/>
-          <w:lang w:eastAsia="nl-NL"/>
+          <w:lang w:val="la-Latn" w:eastAsia="nl-NL"/>
+        </w:rPr>
+      </w:pPr>
+      <w:r>
+        <w:rPr>
+          <w:rFonts w:ascii="Times New Roman" w:eastAsia="Times New Roman" w:hAnsi="Times New Roman" w:cs="Times New Roman"/>
+          <w:sz w:val="24"/>
+          <w:szCs w:val="24"/>
+          <w:lang w:val="la-Latn" w:eastAsia="nl-NL"/>
         </w:rPr>
         <w:t>Te mors confodiet cauda trigonis aquosi,</w:t>
       </w:r>
@@ -4688,15 +4688,15 @@
           <w:rFonts w:ascii="Times New Roman" w:eastAsia="Times New Roman" w:hAnsi="Times New Roman" w:cs="Times New Roman"/>
           <w:sz w:val="24"/>
           <w:szCs w:val="24"/>
-          <w:lang w:eastAsia="nl-NL"/>
-        </w:rPr>
-      </w:pPr>
-      <w:r>
-        <w:rPr>
-          <w:rFonts w:ascii="Times New Roman" w:eastAsia="Times New Roman" w:hAnsi="Times New Roman" w:cs="Times New Roman"/>
-          <w:sz w:val="24"/>
-          <w:szCs w:val="24"/>
-          <w:lang w:eastAsia="nl-NL"/>
+          <w:lang w:val="la-Latn" w:eastAsia="nl-NL"/>
+        </w:rPr>
+      </w:pPr>
+      <w:r>
+        <w:rPr>
+          <w:rFonts w:ascii="Times New Roman" w:eastAsia="Times New Roman" w:hAnsi="Times New Roman" w:cs="Times New Roman"/>
+          <w:sz w:val="24"/>
+          <w:szCs w:val="24"/>
+          <w:lang w:val="la-Latn" w:eastAsia="nl-NL"/>
         </w:rPr>
         <w:t>Atque eris exanimis moriens uno ictu homo bullae.</w:t>
       </w:r>
@@ -4709,15 +4709,15 @@
           <w:rFonts w:ascii="Times New Roman" w:eastAsia="Times New Roman" w:hAnsi="Times New Roman" w:cs="Times New Roman"/>
           <w:sz w:val="24"/>
           <w:szCs w:val="24"/>
-          <w:lang w:eastAsia="nl-NL"/>
-        </w:rPr>
-      </w:pPr>
-      <w:r>
-        <w:rPr>
-          <w:rFonts w:ascii="Times New Roman" w:eastAsia="Times New Roman" w:hAnsi="Times New Roman" w:cs="Times New Roman"/>
-          <w:sz w:val="24"/>
-          <w:szCs w:val="24"/>
-          <w:lang w:eastAsia="nl-NL"/>
+          <w:lang w:val="la-Latn" w:eastAsia="nl-NL"/>
+        </w:rPr>
+      </w:pPr>
+      <w:r>
+        <w:rPr>
+          <w:rFonts w:ascii="Times New Roman" w:eastAsia="Times New Roman" w:hAnsi="Times New Roman" w:cs="Times New Roman"/>
+          <w:sz w:val="24"/>
+          <w:szCs w:val="24"/>
+          <w:lang w:val="la-Latn" w:eastAsia="nl-NL"/>
         </w:rPr>
         <w:t>Diues</w:t>
       </w:r>
@@ -4730,15 +4730,15 @@
           <w:rFonts w:ascii="Times New Roman" w:eastAsia="Times New Roman" w:hAnsi="Times New Roman" w:cs="Times New Roman"/>
           <w:sz w:val="24"/>
           <w:szCs w:val="24"/>
-          <w:lang w:eastAsia="nl-NL"/>
-        </w:rPr>
-      </w:pPr>
-      <w:r>
-        <w:rPr>
-          <w:rFonts w:ascii="Times New Roman" w:eastAsia="Times New Roman" w:hAnsi="Times New Roman" w:cs="Times New Roman"/>
-          <w:sz w:val="24"/>
-          <w:szCs w:val="24"/>
-          <w:lang w:eastAsia="nl-NL"/>
+          <w:lang w:val="la-Latn" w:eastAsia="nl-NL"/>
+        </w:rPr>
+      </w:pPr>
+      <w:r>
+        <w:rPr>
+          <w:rFonts w:ascii="Times New Roman" w:eastAsia="Times New Roman" w:hAnsi="Times New Roman" w:cs="Times New Roman"/>
+          <w:sz w:val="24"/>
+          <w:szCs w:val="24"/>
+          <w:lang w:val="la-Latn" w:eastAsia="nl-NL"/>
         </w:rPr>
         <w:t>Sum rerum felix, foecunda est prolis et uxor,</w:t>
       </w:r>
@@ -4751,15 +4751,15 @@
           <w:rFonts w:ascii="Times New Roman" w:eastAsia="Times New Roman" w:hAnsi="Times New Roman" w:cs="Times New Roman"/>
           <w:sz w:val="24"/>
           <w:szCs w:val="24"/>
-          <w:lang w:eastAsia="nl-NL"/>
-        </w:rPr>
-      </w:pPr>
-      <w:r>
-        <w:rPr>
-          <w:rFonts w:ascii="Times New Roman" w:eastAsia="Times New Roman" w:hAnsi="Times New Roman" w:cs="Times New Roman"/>
-          <w:sz w:val="24"/>
-          <w:szCs w:val="24"/>
-          <w:lang w:eastAsia="nl-NL"/>
+          <w:lang w:val="la-Latn" w:eastAsia="nl-NL"/>
+        </w:rPr>
+      </w:pPr>
+      <w:r>
+        <w:rPr>
+          <w:rFonts w:ascii="Times New Roman" w:eastAsia="Times New Roman" w:hAnsi="Times New Roman" w:cs="Times New Roman"/>
+          <w:sz w:val="24"/>
+          <w:szCs w:val="24"/>
+          <w:lang w:val="la-Latn" w:eastAsia="nl-NL"/>
         </w:rPr>
         <w:t>P</w:t>
       </w:r>
@@ -4768,7 +4768,7 @@
           <w:rFonts w:ascii="Times New Roman" w:eastAsia="Times New Roman" w:hAnsi="Times New Roman" w:cs="Times New Roman"/>
           <w:sz w:val="24"/>
           <w:szCs w:val="24"/>
-          <w:lang w:eastAsia="nl-NL"/>
+          <w:lang w:val="la-Latn" w:eastAsia="nl-NL"/>
         </w:rPr>
         <w:t>l</w:t>
       </w:r>
@@ -4777,7 +4777,7 @@
           <w:rFonts w:ascii="Times New Roman" w:eastAsia="Times New Roman" w:hAnsi="Times New Roman" w:cs="Times New Roman"/>
           <w:sz w:val="24"/>
           <w:szCs w:val="24"/>
-          <w:lang w:eastAsia="nl-NL"/>
+          <w:lang w:val="la-Latn" w:eastAsia="nl-NL"/>
         </w:rPr>
         <w:t>ena domus, laetum pecus, et cel</w:t>
       </w:r>
@@ -4786,7 +4786,7 @@
           <w:rFonts w:ascii="Times New Roman" w:eastAsia="Times New Roman" w:hAnsi="Times New Roman" w:cs="Times New Roman"/>
           <w:sz w:val="24"/>
           <w:szCs w:val="24"/>
-          <w:lang w:eastAsia="nl-NL"/>
+          <w:lang w:val="la-Latn" w:eastAsia="nl-NL"/>
         </w:rPr>
         <w:t>l</w:t>
       </w:r>
@@ -4795,7 +4795,7 @@
           <w:rFonts w:ascii="Times New Roman" w:eastAsia="Times New Roman" w:hAnsi="Times New Roman" w:cs="Times New Roman"/>
           <w:sz w:val="24"/>
           <w:szCs w:val="24"/>
-          <w:lang w:eastAsia="nl-NL"/>
+          <w:lang w:val="la-Latn" w:eastAsia="nl-NL"/>
         </w:rPr>
         <w:t>ar</w:t>
       </w:r>
@@ -4804,7 +4804,7 @@
           <w:rFonts w:ascii="Times New Roman" w:eastAsia="Times New Roman" w:hAnsi="Times New Roman" w:cs="Times New Roman"/>
           <w:sz w:val="24"/>
           <w:szCs w:val="24"/>
-          <w:lang w:eastAsia="nl-NL"/>
+          <w:lang w:val="la-Latn" w:eastAsia="nl-NL"/>
         </w:rPr>
         <w:t>i</w:t>
       </w:r>
@@ -4813,7 +4813,7 @@
           <w:rFonts w:ascii="Times New Roman" w:eastAsia="Times New Roman" w:hAnsi="Times New Roman" w:cs="Times New Roman"/>
           <w:sz w:val="24"/>
           <w:szCs w:val="24"/>
-          <w:lang w:eastAsia="nl-NL"/>
+          <w:lang w:val="la-Latn" w:eastAsia="nl-NL"/>
         </w:rPr>
         <w:t>a piena</w:t>
       </w:r>
@@ -4826,15 +4826,15 @@
           <w:rFonts w:ascii="Times New Roman" w:eastAsia="Times New Roman" w:hAnsi="Times New Roman" w:cs="Times New Roman"/>
           <w:sz w:val="24"/>
           <w:szCs w:val="24"/>
-          <w:lang w:eastAsia="nl-NL"/>
-        </w:rPr>
-      </w:pPr>
-      <w:r>
-        <w:rPr>
-          <w:rFonts w:ascii="Times New Roman" w:eastAsia="Times New Roman" w:hAnsi="Times New Roman" w:cs="Times New Roman"/>
-          <w:sz w:val="24"/>
-          <w:szCs w:val="24"/>
-          <w:lang w:eastAsia="nl-NL"/>
+          <w:lang w:val="la-Latn" w:eastAsia="nl-NL"/>
+        </w:rPr>
+      </w:pPr>
+      <w:r>
+        <w:rPr>
+          <w:rFonts w:ascii="Times New Roman" w:eastAsia="Times New Roman" w:hAnsi="Times New Roman" w:cs="Times New Roman"/>
+          <w:sz w:val="24"/>
+          <w:szCs w:val="24"/>
+          <w:lang w:val="la-Latn" w:eastAsia="nl-NL"/>
         </w:rPr>
         <w:t>(145) Nil igitur metuo. Quid ais</w:t>
       </w:r>
@@ -4843,7 +4843,7 @@
           <w:rFonts w:ascii="Times New Roman" w:eastAsia="Times New Roman" w:hAnsi="Times New Roman" w:cs="Times New Roman"/>
           <w:sz w:val="24"/>
           <w:szCs w:val="24"/>
-          <w:lang w:eastAsia="nl-NL"/>
+          <w:lang w:val="la-Latn" w:eastAsia="nl-NL"/>
         </w:rPr>
         <w:t>?</w:t>
       </w:r>
@@ -4852,7 +4852,7 @@
           <w:rFonts w:ascii="Times New Roman" w:eastAsia="Times New Roman" w:hAnsi="Times New Roman" w:cs="Times New Roman"/>
           <w:sz w:val="24"/>
           <w:szCs w:val="24"/>
-          <w:lang w:eastAsia="nl-NL"/>
+          <w:lang w:val="la-Latn" w:eastAsia="nl-NL"/>
         </w:rPr>
         <w:t xml:space="preserve"> mors te impia tollet. </w:t>
       </w:r>
@@ -4865,15 +4865,15 @@
           <w:rFonts w:ascii="Times New Roman" w:eastAsia="Times New Roman" w:hAnsi="Times New Roman" w:cs="Times New Roman"/>
           <w:sz w:val="24"/>
           <w:szCs w:val="24"/>
-          <w:lang w:eastAsia="nl-NL"/>
-        </w:rPr>
-      </w:pPr>
-      <w:r>
-        <w:rPr>
-          <w:rFonts w:ascii="Times New Roman" w:eastAsia="Times New Roman" w:hAnsi="Times New Roman" w:cs="Times New Roman"/>
-          <w:sz w:val="24"/>
-          <w:szCs w:val="24"/>
-          <w:lang w:eastAsia="nl-NL"/>
+          <w:lang w:val="la-Latn" w:eastAsia="nl-NL"/>
+        </w:rPr>
+      </w:pPr>
+      <w:r>
+        <w:rPr>
+          <w:rFonts w:ascii="Times New Roman" w:eastAsia="Times New Roman" w:hAnsi="Times New Roman" w:cs="Times New Roman"/>
+          <w:sz w:val="24"/>
+          <w:szCs w:val="24"/>
+          <w:lang w:val="la-Latn" w:eastAsia="nl-NL"/>
         </w:rPr>
         <w:t>Pauper.</w:t>
       </w:r>
@@ -4886,15 +4886,15 @@
           <w:rFonts w:ascii="Times New Roman" w:eastAsia="Times New Roman" w:hAnsi="Times New Roman" w:cs="Times New Roman"/>
           <w:sz w:val="24"/>
           <w:szCs w:val="24"/>
-          <w:lang w:eastAsia="nl-NL"/>
-        </w:rPr>
-      </w:pPr>
-      <w:r>
-        <w:rPr>
-          <w:rFonts w:ascii="Times New Roman" w:eastAsia="Times New Roman" w:hAnsi="Times New Roman" w:cs="Times New Roman"/>
-          <w:sz w:val="24"/>
-          <w:szCs w:val="24"/>
-          <w:lang w:eastAsia="nl-NL"/>
+          <w:lang w:val="la-Latn" w:eastAsia="nl-NL"/>
+        </w:rPr>
+      </w:pPr>
+      <w:r>
+        <w:rPr>
+          <w:rFonts w:ascii="Times New Roman" w:eastAsia="Times New Roman" w:hAnsi="Times New Roman" w:cs="Times New Roman"/>
+          <w:sz w:val="24"/>
+          <w:szCs w:val="24"/>
+          <w:lang w:val="la-Latn" w:eastAsia="nl-NL"/>
         </w:rPr>
         <w:lastRenderedPageBreak/>
         <w:t>Iro ego pauperior, Codroque tenuior omni,</w:t>
@@ -4908,15 +4908,15 @@
           <w:rFonts w:ascii="Times New Roman" w:eastAsia="Times New Roman" w:hAnsi="Times New Roman" w:cs="Times New Roman"/>
           <w:sz w:val="24"/>
           <w:szCs w:val="24"/>
-          <w:lang w:eastAsia="nl-NL"/>
-        </w:rPr>
-      </w:pPr>
-      <w:r>
-        <w:rPr>
-          <w:rFonts w:ascii="Times New Roman" w:eastAsia="Times New Roman" w:hAnsi="Times New Roman" w:cs="Times New Roman"/>
-          <w:sz w:val="24"/>
-          <w:szCs w:val="24"/>
-          <w:lang w:eastAsia="nl-NL"/>
+          <w:lang w:val="la-Latn" w:eastAsia="nl-NL"/>
+        </w:rPr>
+      </w:pPr>
+      <w:r>
+        <w:rPr>
+          <w:rFonts w:ascii="Times New Roman" w:eastAsia="Times New Roman" w:hAnsi="Times New Roman" w:cs="Times New Roman"/>
+          <w:sz w:val="24"/>
+          <w:szCs w:val="24"/>
+          <w:lang w:val="la-Latn" w:eastAsia="nl-NL"/>
         </w:rPr>
         <w:t>Despicior cunctis, nemo est qui subleuet heu heu.</w:t>
       </w:r>
@@ -4929,27 +4929,27 @@
           <w:rFonts w:ascii="Times New Roman" w:eastAsia="Times New Roman" w:hAnsi="Times New Roman" w:cs="Times New Roman"/>
           <w:sz w:val="24"/>
           <w:szCs w:val="24"/>
-          <w:lang w:eastAsia="nl-NL"/>
-        </w:rPr>
-      </w:pPr>
-    </w:p>
-    <w:p>
-      <w:pPr>
-        <w:shd w:val="clear" w:color="auto" w:fill="FFFFFF"/>
-        <w:spacing w:after="0" w:line="240" w:lineRule="auto"/>
-        <w:rPr>
-          <w:rFonts w:ascii="Times New Roman" w:eastAsia="Times New Roman" w:hAnsi="Times New Roman" w:cs="Times New Roman"/>
-          <w:sz w:val="24"/>
-          <w:szCs w:val="24"/>
-          <w:lang w:eastAsia="nl-NL"/>
-        </w:rPr>
-      </w:pPr>
-      <w:r>
-        <w:rPr>
-          <w:rFonts w:ascii="Times New Roman" w:eastAsia="Times New Roman" w:hAnsi="Times New Roman" w:cs="Times New Roman"/>
-          <w:sz w:val="24"/>
-          <w:szCs w:val="24"/>
-          <w:lang w:eastAsia="nl-NL"/>
+          <w:lang w:val="la-Latn" w:eastAsia="nl-NL"/>
+        </w:rPr>
+      </w:pPr>
+    </w:p>
+    <w:p>
+      <w:pPr>
+        <w:shd w:val="clear" w:color="auto" w:fill="FFFFFF"/>
+        <w:spacing w:after="0" w:line="240" w:lineRule="auto"/>
+        <w:rPr>
+          <w:rFonts w:ascii="Times New Roman" w:eastAsia="Times New Roman" w:hAnsi="Times New Roman" w:cs="Times New Roman"/>
+          <w:sz w:val="24"/>
+          <w:szCs w:val="24"/>
+          <w:lang w:val="la-Latn" w:eastAsia="nl-NL"/>
+        </w:rPr>
+      </w:pPr>
+      <w:r>
+        <w:rPr>
+          <w:rFonts w:ascii="Times New Roman" w:eastAsia="Times New Roman" w:hAnsi="Times New Roman" w:cs="Times New Roman"/>
+          <w:sz w:val="24"/>
+          <w:szCs w:val="24"/>
+          <w:lang w:val="la-Latn" w:eastAsia="nl-NL"/>
         </w:rPr>
         <w:t>Hinc parcet ueniens mors: nam nihil auferet a me.</w:t>
       </w:r>
@@ -4962,15 +4962,15 @@
           <w:rFonts w:ascii="Times New Roman" w:eastAsia="Times New Roman" w:hAnsi="Times New Roman" w:cs="Times New Roman"/>
           <w:sz w:val="24"/>
           <w:szCs w:val="24"/>
-          <w:lang w:eastAsia="nl-NL"/>
-        </w:rPr>
-      </w:pPr>
-      <w:r>
-        <w:rPr>
-          <w:rFonts w:ascii="Times New Roman" w:eastAsia="Times New Roman" w:hAnsi="Times New Roman" w:cs="Times New Roman"/>
-          <w:sz w:val="24"/>
-          <w:szCs w:val="24"/>
-          <w:lang w:eastAsia="nl-NL"/>
+          <w:lang w:val="la-Latn" w:eastAsia="nl-NL"/>
+        </w:rPr>
+      </w:pPr>
+      <w:r>
+        <w:rPr>
+          <w:rFonts w:ascii="Times New Roman" w:eastAsia="Times New Roman" w:hAnsi="Times New Roman" w:cs="Times New Roman"/>
+          <w:sz w:val="24"/>
+          <w:szCs w:val="24"/>
+          <w:lang w:val="la-Latn" w:eastAsia="nl-NL"/>
         </w:rPr>
         <w:t>Non sic euades, ditem cum paupere tollit.</w:t>
       </w:r>
@@ -4983,15 +4983,15 @@
           <w:rFonts w:ascii="Times New Roman" w:eastAsia="Times New Roman" w:hAnsi="Times New Roman" w:cs="Times New Roman"/>
           <w:sz w:val="24"/>
           <w:szCs w:val="24"/>
-          <w:lang w:eastAsia="nl-NL"/>
-        </w:rPr>
-      </w:pPr>
-      <w:r>
-        <w:rPr>
-          <w:rFonts w:ascii="Times New Roman" w:eastAsia="Times New Roman" w:hAnsi="Times New Roman" w:cs="Times New Roman"/>
-          <w:sz w:val="24"/>
-          <w:szCs w:val="24"/>
-          <w:lang w:eastAsia="nl-NL"/>
+          <w:lang w:val="la-Latn" w:eastAsia="nl-NL"/>
+        </w:rPr>
+      </w:pPr>
+      <w:r>
+        <w:rPr>
+          <w:rFonts w:ascii="Times New Roman" w:eastAsia="Times New Roman" w:hAnsi="Times New Roman" w:cs="Times New Roman"/>
+          <w:sz w:val="24"/>
+          <w:szCs w:val="24"/>
+          <w:lang w:val="la-Latn" w:eastAsia="nl-NL"/>
         </w:rPr>
         <w:t>Foenerator</w:t>
       </w:r>
@@ -5004,15 +5004,15 @@
           <w:rFonts w:ascii="Times New Roman" w:eastAsia="Times New Roman" w:hAnsi="Times New Roman" w:cs="Times New Roman"/>
           <w:sz w:val="24"/>
           <w:szCs w:val="24"/>
-          <w:lang w:eastAsia="nl-NL"/>
-        </w:rPr>
-      </w:pPr>
-      <w:r>
-        <w:rPr>
-          <w:rFonts w:ascii="Times New Roman" w:eastAsia="Times New Roman" w:hAnsi="Times New Roman" w:cs="Times New Roman"/>
-          <w:sz w:val="24"/>
-          <w:szCs w:val="24"/>
-          <w:lang w:eastAsia="nl-NL"/>
+          <w:lang w:val="la-Latn" w:eastAsia="nl-NL"/>
+        </w:rPr>
+      </w:pPr>
+      <w:r>
+        <w:rPr>
+          <w:rFonts w:ascii="Times New Roman" w:eastAsia="Times New Roman" w:hAnsi="Times New Roman" w:cs="Times New Roman"/>
+          <w:sz w:val="24"/>
+          <w:szCs w:val="24"/>
+          <w:lang w:val="la-Latn" w:eastAsia="nl-NL"/>
         </w:rPr>
         <w:t xml:space="preserve">(150) Vt loculi intumeant auro, ui, fraude, doloque </w:t>
       </w:r>
@@ -5025,15 +5025,15 @@
           <w:rFonts w:ascii="Times New Roman" w:eastAsia="Times New Roman" w:hAnsi="Times New Roman" w:cs="Times New Roman"/>
           <w:sz w:val="24"/>
           <w:szCs w:val="24"/>
-          <w:lang w:eastAsia="nl-NL"/>
-        </w:rPr>
-      </w:pPr>
-      <w:r>
-        <w:rPr>
-          <w:rFonts w:ascii="Times New Roman" w:eastAsia="Times New Roman" w:hAnsi="Times New Roman" w:cs="Times New Roman"/>
-          <w:sz w:val="24"/>
-          <w:szCs w:val="24"/>
-          <w:lang w:eastAsia="nl-NL"/>
+          <w:lang w:val="la-Latn" w:eastAsia="nl-NL"/>
+        </w:rPr>
+      </w:pPr>
+      <w:r>
+        <w:rPr>
+          <w:rFonts w:ascii="Times New Roman" w:eastAsia="Times New Roman" w:hAnsi="Times New Roman" w:cs="Times New Roman"/>
+          <w:sz w:val="24"/>
+          <w:szCs w:val="24"/>
+          <w:lang w:val="la-Latn" w:eastAsia="nl-NL"/>
         </w:rPr>
         <w:t>Foenore nunc quaestum facio. furtoque rapinaque,</w:t>
       </w:r>
@@ -5046,15 +5046,15 @@
           <w:rFonts w:ascii="Times New Roman" w:eastAsia="Times New Roman" w:hAnsi="Times New Roman" w:cs="Times New Roman"/>
           <w:sz w:val="24"/>
           <w:szCs w:val="24"/>
-          <w:lang w:eastAsia="nl-NL"/>
-        </w:rPr>
-      </w:pPr>
-      <w:r>
-        <w:rPr>
-          <w:rFonts w:ascii="Times New Roman" w:eastAsia="Times New Roman" w:hAnsi="Times New Roman" w:cs="Times New Roman"/>
-          <w:sz w:val="24"/>
-          <w:szCs w:val="24"/>
-          <w:lang w:eastAsia="nl-NL"/>
+          <w:lang w:val="la-Latn" w:eastAsia="nl-NL"/>
+        </w:rPr>
+      </w:pPr>
+      <w:r>
+        <w:rPr>
+          <w:rFonts w:ascii="Times New Roman" w:eastAsia="Times New Roman" w:hAnsi="Times New Roman" w:cs="Times New Roman"/>
+          <w:sz w:val="24"/>
+          <w:szCs w:val="24"/>
+          <w:lang w:val="la-Latn" w:eastAsia="nl-NL"/>
         </w:rPr>
         <w:t>Vt proles ditem, passim dicarque beatus,</w:t>
       </w:r>
@@ -5067,15 +5067,15 @@
           <w:rFonts w:ascii="Times New Roman" w:eastAsia="Times New Roman" w:hAnsi="Times New Roman" w:cs="Times New Roman"/>
           <w:sz w:val="24"/>
           <w:szCs w:val="24"/>
-          <w:lang w:eastAsia="nl-NL"/>
-        </w:rPr>
-      </w:pPr>
-      <w:r>
-        <w:rPr>
-          <w:rFonts w:ascii="Times New Roman" w:eastAsia="Times New Roman" w:hAnsi="Times New Roman" w:cs="Times New Roman"/>
-          <w:sz w:val="24"/>
-          <w:szCs w:val="24"/>
-          <w:lang w:eastAsia="nl-NL"/>
+          <w:lang w:val="la-Latn" w:eastAsia="nl-NL"/>
+        </w:rPr>
+      </w:pPr>
+      <w:r>
+        <w:rPr>
+          <w:rFonts w:ascii="Times New Roman" w:eastAsia="Times New Roman" w:hAnsi="Times New Roman" w:cs="Times New Roman"/>
+          <w:sz w:val="24"/>
+          <w:szCs w:val="24"/>
+          <w:lang w:val="la-Latn" w:eastAsia="nl-NL"/>
         </w:rPr>
         <w:t>Per fas perque nefas corradens omnia quaero.</w:t>
       </w:r>
@@ -5088,15 +5088,15 @@
           <w:rFonts w:ascii="Times New Roman" w:eastAsia="Times New Roman" w:hAnsi="Times New Roman" w:cs="Times New Roman"/>
           <w:sz w:val="24"/>
           <w:szCs w:val="24"/>
-          <w:lang w:eastAsia="nl-NL"/>
-        </w:rPr>
-      </w:pPr>
-      <w:r>
-        <w:rPr>
-          <w:rFonts w:ascii="Times New Roman" w:eastAsia="Times New Roman" w:hAnsi="Times New Roman" w:cs="Times New Roman"/>
-          <w:sz w:val="24"/>
-          <w:szCs w:val="24"/>
-          <w:lang w:eastAsia="nl-NL"/>
+          <w:lang w:val="la-Latn" w:eastAsia="nl-NL"/>
+        </w:rPr>
+      </w:pPr>
+      <w:r>
+        <w:rPr>
+          <w:rFonts w:ascii="Times New Roman" w:eastAsia="Times New Roman" w:hAnsi="Times New Roman" w:cs="Times New Roman"/>
+          <w:sz w:val="24"/>
+          <w:szCs w:val="24"/>
+          <w:lang w:val="la-Latn" w:eastAsia="nl-NL"/>
         </w:rPr>
         <w:t>Mors ueniens furtim praedabitur, omnia tollens.</w:t>
       </w:r>
@@ -5109,15 +5109,15 @@
           <w:rFonts w:ascii="Times New Roman" w:eastAsia="Times New Roman" w:hAnsi="Times New Roman" w:cs="Times New Roman"/>
           <w:sz w:val="24"/>
           <w:szCs w:val="24"/>
-          <w:lang w:eastAsia="nl-NL"/>
-        </w:rPr>
-      </w:pPr>
-      <w:r>
-        <w:rPr>
-          <w:rFonts w:ascii="Times New Roman" w:eastAsia="Times New Roman" w:hAnsi="Times New Roman" w:cs="Times New Roman"/>
-          <w:sz w:val="24"/>
-          <w:szCs w:val="24"/>
-          <w:lang w:eastAsia="nl-NL"/>
+          <w:lang w:val="la-Latn" w:eastAsia="nl-NL"/>
+        </w:rPr>
+      </w:pPr>
+      <w:r>
+        <w:rPr>
+          <w:rFonts w:ascii="Times New Roman" w:eastAsia="Times New Roman" w:hAnsi="Times New Roman" w:cs="Times New Roman"/>
+          <w:sz w:val="24"/>
+          <w:szCs w:val="24"/>
+          <w:lang w:val="la-Latn" w:eastAsia="nl-NL"/>
         </w:rPr>
         <w:t>Adolescens.</w:t>
       </w:r>
@@ -5130,15 +5130,15 @@
           <w:rFonts w:ascii="Times New Roman" w:eastAsia="Times New Roman" w:hAnsi="Times New Roman" w:cs="Times New Roman"/>
           <w:sz w:val="24"/>
           <w:szCs w:val="24"/>
-          <w:lang w:eastAsia="nl-NL"/>
-        </w:rPr>
-      </w:pPr>
-      <w:r>
-        <w:rPr>
-          <w:rFonts w:ascii="Times New Roman" w:eastAsia="Times New Roman" w:hAnsi="Times New Roman" w:cs="Times New Roman"/>
-          <w:sz w:val="24"/>
-          <w:szCs w:val="24"/>
-          <w:lang w:eastAsia="nl-NL"/>
+          <w:lang w:val="la-Latn" w:eastAsia="nl-NL"/>
+        </w:rPr>
+      </w:pPr>
+      <w:r>
+        <w:rPr>
+          <w:rFonts w:ascii="Times New Roman" w:eastAsia="Times New Roman" w:hAnsi="Times New Roman" w:cs="Times New Roman"/>
+          <w:sz w:val="24"/>
+          <w:szCs w:val="24"/>
+          <w:lang w:val="la-Latn" w:eastAsia="nl-NL"/>
         </w:rPr>
         <w:t xml:space="preserve">(155) Sum iuuenis, forma spectabilis, indole gaudens </w:t>
       </w:r>
@@ -5151,15 +5151,15 @@
           <w:rFonts w:ascii="Times New Roman" w:eastAsia="Times New Roman" w:hAnsi="Times New Roman" w:cs="Times New Roman"/>
           <w:sz w:val="24"/>
           <w:szCs w:val="24"/>
-          <w:lang w:eastAsia="nl-NL"/>
-        </w:rPr>
-      </w:pPr>
-      <w:r>
-        <w:rPr>
-          <w:rFonts w:ascii="Times New Roman" w:eastAsia="Times New Roman" w:hAnsi="Times New Roman" w:cs="Times New Roman"/>
-          <w:sz w:val="24"/>
-          <w:szCs w:val="24"/>
-          <w:lang w:eastAsia="nl-NL"/>
+          <w:lang w:val="la-Latn" w:eastAsia="nl-NL"/>
+        </w:rPr>
+      </w:pPr>
+      <w:r>
+        <w:rPr>
+          <w:rFonts w:ascii="Times New Roman" w:eastAsia="Times New Roman" w:hAnsi="Times New Roman" w:cs="Times New Roman"/>
+          <w:sz w:val="24"/>
+          <w:szCs w:val="24"/>
+          <w:lang w:val="la-Latn" w:eastAsia="nl-NL"/>
         </w:rPr>
         <w:t>Maturusque aeui, nullus praestantior alter,</w:t>
       </w:r>
@@ -5172,15 +5172,15 @@
           <w:rFonts w:ascii="Times New Roman" w:eastAsia="Times New Roman" w:hAnsi="Times New Roman" w:cs="Times New Roman"/>
           <w:sz w:val="24"/>
           <w:szCs w:val="24"/>
-          <w:lang w:eastAsia="nl-NL"/>
-        </w:rPr>
-      </w:pPr>
-      <w:r>
-        <w:rPr>
-          <w:rFonts w:ascii="Times New Roman" w:eastAsia="Times New Roman" w:hAnsi="Times New Roman" w:cs="Times New Roman"/>
-          <w:sz w:val="24"/>
-          <w:szCs w:val="24"/>
-          <w:lang w:eastAsia="nl-NL"/>
+          <w:lang w:val="la-Latn" w:eastAsia="nl-NL"/>
+        </w:rPr>
+      </w:pPr>
+      <w:r>
+        <w:rPr>
+          <w:rFonts w:ascii="Times New Roman" w:eastAsia="Times New Roman" w:hAnsi="Times New Roman" w:cs="Times New Roman"/>
+          <w:sz w:val="24"/>
+          <w:szCs w:val="24"/>
+          <w:lang w:val="la-Latn" w:eastAsia="nl-NL"/>
         </w:rPr>
         <w:t>Moribus egregiis populo laudatus ab omni.</w:t>
       </w:r>
@@ -5193,15 +5193,15 @@
           <w:rFonts w:ascii="Times New Roman" w:eastAsia="Times New Roman" w:hAnsi="Times New Roman" w:cs="Times New Roman"/>
           <w:sz w:val="24"/>
           <w:szCs w:val="24"/>
-          <w:lang w:eastAsia="nl-NL"/>
-        </w:rPr>
-      </w:pPr>
-      <w:r>
-        <w:rPr>
-          <w:rFonts w:ascii="Times New Roman" w:eastAsia="Times New Roman" w:hAnsi="Times New Roman" w:cs="Times New Roman"/>
-          <w:sz w:val="24"/>
-          <w:szCs w:val="24"/>
-          <w:lang w:eastAsia="nl-NL"/>
+          <w:lang w:val="la-Latn" w:eastAsia="nl-NL"/>
+        </w:rPr>
+      </w:pPr>
+      <w:r>
+        <w:rPr>
+          <w:rFonts w:ascii="Times New Roman" w:eastAsia="Times New Roman" w:hAnsi="Times New Roman" w:cs="Times New Roman"/>
+          <w:sz w:val="24"/>
+          <w:szCs w:val="24"/>
+          <w:lang w:val="la-Latn" w:eastAsia="nl-NL"/>
         </w:rPr>
         <w:t>Pallida, difformis mors auferet omnia raptim.</w:t>
       </w:r>
@@ -5214,15 +5214,15 @@
           <w:rFonts w:ascii="Times New Roman" w:eastAsia="Times New Roman" w:hAnsi="Times New Roman" w:cs="Times New Roman"/>
           <w:sz w:val="24"/>
           <w:szCs w:val="24"/>
-          <w:lang w:eastAsia="nl-NL"/>
-        </w:rPr>
-      </w:pPr>
-      <w:r>
-        <w:rPr>
-          <w:rFonts w:ascii="Times New Roman" w:eastAsia="Times New Roman" w:hAnsi="Times New Roman" w:cs="Times New Roman"/>
-          <w:sz w:val="24"/>
-          <w:szCs w:val="24"/>
-          <w:lang w:eastAsia="nl-NL"/>
+          <w:lang w:val="la-Latn" w:eastAsia="nl-NL"/>
+        </w:rPr>
+      </w:pPr>
+      <w:r>
+        <w:rPr>
+          <w:rFonts w:ascii="Times New Roman" w:eastAsia="Times New Roman" w:hAnsi="Times New Roman" w:cs="Times New Roman"/>
+          <w:sz w:val="24"/>
+          <w:szCs w:val="24"/>
+          <w:lang w:val="la-Latn" w:eastAsia="nl-NL"/>
         </w:rPr>
         <w:t>Puella</w:t>
       </w:r>
@@ -5235,7 +5235,7 @@
           <w:rFonts w:ascii="Times New Roman" w:eastAsia="Times New Roman" w:hAnsi="Times New Roman" w:cs="Times New Roman"/>
           <w:sz w:val="24"/>
           <w:szCs w:val="24"/>
-          <w:lang w:eastAsia="nl-NL"/>
+          <w:lang w:val="la-Latn" w:eastAsia="nl-NL"/>
         </w:rPr>
       </w:pPr>
       <w:r>
@@ -5244,7 +5244,7 @@
           <w:b/>
           <w:sz w:val="24"/>
           <w:szCs w:val="24"/>
-          <w:lang w:eastAsia="nl-NL"/>
+          <w:lang w:val="la-Latn" w:eastAsia="nl-NL"/>
         </w:rPr>
         <w:t>P</w:t>
       </w:r>
@@ -5253,7 +5253,7 @@
           <w:rFonts w:ascii="Times New Roman" w:eastAsia="Times New Roman" w:hAnsi="Times New Roman" w:cs="Times New Roman"/>
           <w:sz w:val="24"/>
           <w:szCs w:val="24"/>
-          <w:lang w:eastAsia="nl-NL"/>
+          <w:lang w:val="la-Latn" w:eastAsia="nl-NL"/>
         </w:rPr>
         <w:t>. Ecce puellarum pulcherrima, mortis iniquae</w:t>
       </w:r>
@@ -5266,15 +5266,15 @@
           <w:rFonts w:ascii="Times New Roman" w:eastAsia="Times New Roman" w:hAnsi="Times New Roman" w:cs="Times New Roman"/>
           <w:sz w:val="24"/>
           <w:szCs w:val="24"/>
-          <w:lang w:eastAsia="nl-NL"/>
-        </w:rPr>
-      </w:pPr>
-      <w:r>
-        <w:rPr>
-          <w:rFonts w:ascii="Times New Roman" w:eastAsia="Times New Roman" w:hAnsi="Times New Roman" w:cs="Times New Roman"/>
-          <w:sz w:val="24"/>
-          <w:szCs w:val="24"/>
-          <w:lang w:eastAsia="nl-NL"/>
+          <w:lang w:val="la-Latn" w:eastAsia="nl-NL"/>
+        </w:rPr>
+      </w:pPr>
+      <w:r>
+        <w:rPr>
+          <w:rFonts w:ascii="Times New Roman" w:eastAsia="Times New Roman" w:hAnsi="Times New Roman" w:cs="Times New Roman"/>
+          <w:sz w:val="24"/>
+          <w:szCs w:val="24"/>
+          <w:lang w:val="la-Latn" w:eastAsia="nl-NL"/>
         </w:rPr>
         <w:t xml:space="preserve">(160) Spicula nil meditor, iuuenilibus et fruor annis, </w:t>
       </w:r>
@@ -5287,15 +5287,15 @@
           <w:rFonts w:ascii="Times New Roman" w:eastAsia="Times New Roman" w:hAnsi="Times New Roman" w:cs="Times New Roman"/>
           <w:sz w:val="24"/>
           <w:szCs w:val="24"/>
-          <w:lang w:eastAsia="nl-NL"/>
-        </w:rPr>
-      </w:pPr>
-      <w:r>
-        <w:rPr>
-          <w:rFonts w:ascii="Times New Roman" w:eastAsia="Times New Roman" w:hAnsi="Times New Roman" w:cs="Times New Roman"/>
-          <w:sz w:val="24"/>
-          <w:szCs w:val="24"/>
-          <w:lang w:eastAsia="nl-NL"/>
+          <w:lang w:val="la-Latn" w:eastAsia="nl-NL"/>
+        </w:rPr>
+      </w:pPr>
+      <w:r>
+        <w:rPr>
+          <w:rFonts w:ascii="Times New Roman" w:eastAsia="Times New Roman" w:hAnsi="Times New Roman" w:cs="Times New Roman"/>
+          <w:sz w:val="24"/>
+          <w:szCs w:val="24"/>
+          <w:lang w:val="la-Latn" w:eastAsia="nl-NL"/>
         </w:rPr>
         <w:t>Meque proci expectant comp</w:t>
       </w:r>
@@ -5304,7 +5304,7 @@
           <w:rFonts w:ascii="Times New Roman" w:eastAsia="Times New Roman" w:hAnsi="Times New Roman" w:cs="Times New Roman"/>
           <w:sz w:val="24"/>
           <w:szCs w:val="24"/>
-          <w:lang w:eastAsia="nl-NL"/>
+          <w:lang w:val="la-Latn" w:eastAsia="nl-NL"/>
         </w:rPr>
         <w:t>t</w:t>
       </w:r>
@@ -5313,7 +5313,7 @@
           <w:rFonts w:ascii="Times New Roman" w:eastAsia="Times New Roman" w:hAnsi="Times New Roman" w:cs="Times New Roman"/>
           <w:sz w:val="24"/>
           <w:szCs w:val="24"/>
-          <w:lang w:eastAsia="nl-NL"/>
+          <w:lang w:val="la-Latn" w:eastAsia="nl-NL"/>
         </w:rPr>
         <w:t>i, facieque uenusti.</w:t>
       </w:r>
@@ -5326,15 +5326,15 @@
           <w:rFonts w:ascii="Times New Roman" w:eastAsia="Times New Roman" w:hAnsi="Times New Roman" w:cs="Times New Roman"/>
           <w:sz w:val="24"/>
           <w:szCs w:val="24"/>
-          <w:lang w:eastAsia="nl-NL"/>
-        </w:rPr>
-      </w:pPr>
-      <w:r>
-        <w:rPr>
-          <w:rFonts w:ascii="Times New Roman" w:eastAsia="Times New Roman" w:hAnsi="Times New Roman" w:cs="Times New Roman"/>
-          <w:sz w:val="24"/>
-          <w:szCs w:val="24"/>
-          <w:lang w:eastAsia="nl-NL"/>
+          <w:lang w:val="la-Latn" w:eastAsia="nl-NL"/>
+        </w:rPr>
+      </w:pPr>
+      <w:r>
+        <w:rPr>
+          <w:rFonts w:ascii="Times New Roman" w:eastAsia="Times New Roman" w:hAnsi="Times New Roman" w:cs="Times New Roman"/>
+          <w:sz w:val="24"/>
+          <w:szCs w:val="24"/>
+          <w:lang w:val="la-Latn" w:eastAsia="nl-NL"/>
         </w:rPr>
         <w:t>Stulta, quid in uana spe iactas? Mors metet omnes</w:t>
       </w:r>
@@ -5347,15 +5347,15 @@
           <w:rFonts w:ascii="Times New Roman" w:eastAsia="Times New Roman" w:hAnsi="Times New Roman" w:cs="Times New Roman"/>
           <w:sz w:val="24"/>
           <w:szCs w:val="24"/>
-          <w:lang w:eastAsia="nl-NL"/>
-        </w:rPr>
-      </w:pPr>
-      <w:r>
-        <w:rPr>
-          <w:rFonts w:ascii="Times New Roman" w:eastAsia="Times New Roman" w:hAnsi="Times New Roman" w:cs="Times New Roman"/>
-          <w:sz w:val="24"/>
-          <w:szCs w:val="24"/>
-          <w:lang w:eastAsia="nl-NL"/>
+          <w:lang w:val="la-Latn" w:eastAsia="nl-NL"/>
+        </w:rPr>
+      </w:pPr>
+      <w:r>
+        <w:rPr>
+          <w:rFonts w:ascii="Times New Roman" w:eastAsia="Times New Roman" w:hAnsi="Times New Roman" w:cs="Times New Roman"/>
+          <w:sz w:val="24"/>
+          <w:szCs w:val="24"/>
+          <w:lang w:val="la-Latn" w:eastAsia="nl-NL"/>
         </w:rPr>
         <w:t>Difformes, pulchrosque simul cum paupere dites.</w:t>
       </w:r>
@@ -5368,15 +5368,15 @@
           <w:rFonts w:ascii="Times New Roman" w:eastAsia="Times New Roman" w:hAnsi="Times New Roman" w:cs="Times New Roman"/>
           <w:sz w:val="24"/>
           <w:szCs w:val="24"/>
-          <w:lang w:eastAsia="nl-NL"/>
-        </w:rPr>
-      </w:pPr>
-      <w:r>
-        <w:rPr>
-          <w:rFonts w:ascii="Times New Roman" w:eastAsia="Times New Roman" w:hAnsi="Times New Roman" w:cs="Times New Roman"/>
-          <w:sz w:val="24"/>
-          <w:szCs w:val="24"/>
-          <w:lang w:eastAsia="nl-NL"/>
+          <w:lang w:val="la-Latn" w:eastAsia="nl-NL"/>
+        </w:rPr>
+      </w:pPr>
+      <w:r>
+        <w:rPr>
+          <w:rFonts w:ascii="Times New Roman" w:eastAsia="Times New Roman" w:hAnsi="Times New Roman" w:cs="Times New Roman"/>
+          <w:sz w:val="24"/>
+          <w:szCs w:val="24"/>
+          <w:lang w:val="la-Latn" w:eastAsia="nl-NL"/>
         </w:rPr>
         <w:t>Nuncius</w:t>
       </w:r>
@@ -5389,7 +5389,7 @@
           <w:rFonts w:ascii="Times New Roman" w:eastAsia="Times New Roman" w:hAnsi="Times New Roman" w:cs="Times New Roman"/>
           <w:sz w:val="24"/>
           <w:szCs w:val="24"/>
-          <w:lang w:eastAsia="nl-NL"/>
+          <w:lang w:val="la-Latn" w:eastAsia="nl-NL"/>
         </w:rPr>
       </w:pPr>
       <w:r>
@@ -5398,7 +5398,7 @@
           <w:b/>
           <w:sz w:val="24"/>
           <w:szCs w:val="24"/>
-          <w:lang w:eastAsia="nl-NL"/>
+          <w:lang w:val="la-Latn" w:eastAsia="nl-NL"/>
         </w:rPr>
         <w:t>P</w:t>
       </w:r>
@@ -5407,7 +5407,7 @@
           <w:rFonts w:ascii="Times New Roman" w:eastAsia="Times New Roman" w:hAnsi="Times New Roman" w:cs="Times New Roman"/>
           <w:sz w:val="24"/>
           <w:szCs w:val="24"/>
-          <w:lang w:eastAsia="nl-NL"/>
+          <w:lang w:val="la-Latn" w:eastAsia="nl-NL"/>
         </w:rPr>
         <w:t>. Nuncius ecce ego sum, qui nuncia perfero pernix.</w:t>
       </w:r>
@@ -5420,15 +5420,15 @@
           <w:rFonts w:ascii="Times New Roman" w:eastAsia="Times New Roman" w:hAnsi="Times New Roman" w:cs="Times New Roman"/>
           <w:sz w:val="24"/>
           <w:szCs w:val="24"/>
-          <w:lang w:eastAsia="nl-NL"/>
-        </w:rPr>
-      </w:pPr>
-      <w:r>
-        <w:rPr>
-          <w:rFonts w:ascii="Times New Roman" w:eastAsia="Times New Roman" w:hAnsi="Times New Roman" w:cs="Times New Roman"/>
-          <w:sz w:val="24"/>
-          <w:szCs w:val="24"/>
-          <w:lang w:eastAsia="nl-NL"/>
+          <w:lang w:val="la-Latn" w:eastAsia="nl-NL"/>
+        </w:rPr>
+      </w:pPr>
+      <w:r>
+        <w:rPr>
+          <w:rFonts w:ascii="Times New Roman" w:eastAsia="Times New Roman" w:hAnsi="Times New Roman" w:cs="Times New Roman"/>
+          <w:sz w:val="24"/>
+          <w:szCs w:val="24"/>
+          <w:lang w:val="la-Latn" w:eastAsia="nl-NL"/>
         </w:rPr>
         <w:t xml:space="preserve">(165) Sed retrospectans post terga, pape audio quidnam? </w:t>
       </w:r>
@@ -5441,15 +5441,15 @@
           <w:rFonts w:ascii="Times New Roman" w:eastAsia="Times New Roman" w:hAnsi="Times New Roman" w:cs="Times New Roman"/>
           <w:sz w:val="24"/>
           <w:szCs w:val="24"/>
-          <w:lang w:eastAsia="nl-NL"/>
-        </w:rPr>
-      </w:pPr>
-      <w:r>
-        <w:rPr>
-          <w:rFonts w:ascii="Times New Roman" w:eastAsia="Times New Roman" w:hAnsi="Times New Roman" w:cs="Times New Roman"/>
-          <w:sz w:val="24"/>
-          <w:szCs w:val="24"/>
-          <w:lang w:eastAsia="nl-NL"/>
+          <w:lang w:val="la-Latn" w:eastAsia="nl-NL"/>
+        </w:rPr>
+      </w:pPr>
+      <w:r>
+        <w:rPr>
+          <w:rFonts w:ascii="Times New Roman" w:eastAsia="Times New Roman" w:hAnsi="Times New Roman" w:cs="Times New Roman"/>
+          <w:sz w:val="24"/>
+          <w:szCs w:val="24"/>
+          <w:lang w:val="la-Latn" w:eastAsia="nl-NL"/>
         </w:rPr>
         <w:t>Me tuba terrifican</w:t>
       </w:r>
@@ -5458,7 +5458,7 @@
           <w:rFonts w:ascii="Times New Roman" w:eastAsia="Times New Roman" w:hAnsi="Times New Roman" w:cs="Times New Roman"/>
           <w:sz w:val="24"/>
           <w:szCs w:val="24"/>
-          <w:lang w:eastAsia="nl-NL"/>
+          <w:lang w:val="la-Latn" w:eastAsia="nl-NL"/>
         </w:rPr>
         <w:t>s</w:t>
       </w:r>
@@ -5467,7 +5467,7 @@
           <w:rFonts w:ascii="Times New Roman" w:eastAsia="Times New Roman" w:hAnsi="Times New Roman" w:cs="Times New Roman"/>
           <w:sz w:val="24"/>
           <w:szCs w:val="24"/>
-          <w:lang w:eastAsia="nl-NL"/>
+          <w:lang w:val="la-Latn" w:eastAsia="nl-NL"/>
         </w:rPr>
         <w:t xml:space="preserve"> mortis uocat. Heu moriendum est.</w:t>
       </w:r>
@@ -5480,15 +5480,15 @@
           <w:rFonts w:ascii="Times New Roman" w:eastAsia="Times New Roman" w:hAnsi="Times New Roman" w:cs="Times New Roman"/>
           <w:sz w:val="24"/>
           <w:szCs w:val="24"/>
-          <w:lang w:eastAsia="nl-NL"/>
-        </w:rPr>
-      </w:pPr>
-      <w:r>
-        <w:rPr>
-          <w:rFonts w:ascii="Times New Roman" w:eastAsia="Times New Roman" w:hAnsi="Times New Roman" w:cs="Times New Roman"/>
-          <w:sz w:val="24"/>
-          <w:szCs w:val="24"/>
-          <w:lang w:eastAsia="nl-NL"/>
+          <w:lang w:val="la-Latn" w:eastAsia="nl-NL"/>
+        </w:rPr>
+      </w:pPr>
+      <w:r>
+        <w:rPr>
+          <w:rFonts w:ascii="Times New Roman" w:eastAsia="Times New Roman" w:hAnsi="Times New Roman" w:cs="Times New Roman"/>
+          <w:sz w:val="24"/>
+          <w:szCs w:val="24"/>
+          <w:lang w:val="la-Latn" w:eastAsia="nl-NL"/>
         </w:rPr>
         <w:t>PERORATIO</w:t>
       </w:r>
@@ -5497,7 +5497,7 @@
           <w:rFonts w:ascii="Times New Roman" w:eastAsia="Times New Roman" w:hAnsi="Times New Roman" w:cs="Times New Roman"/>
           <w:sz w:val="24"/>
           <w:szCs w:val="24"/>
-          <w:lang w:eastAsia="nl-NL"/>
+          <w:lang w:val="la-Latn" w:eastAsia="nl-NL"/>
         </w:rPr>
         <w:t>.</w:t>
       </w:r>
@@ -5510,15 +5510,15 @@
           <w:rFonts w:ascii="Times New Roman" w:eastAsia="Times New Roman" w:hAnsi="Times New Roman" w:cs="Times New Roman"/>
           <w:sz w:val="24"/>
           <w:szCs w:val="24"/>
-          <w:lang w:eastAsia="nl-NL"/>
-        </w:rPr>
-      </w:pPr>
-      <w:r>
-        <w:rPr>
-          <w:rFonts w:ascii="Times New Roman" w:eastAsia="Times New Roman" w:hAnsi="Times New Roman" w:cs="Times New Roman"/>
-          <w:sz w:val="24"/>
-          <w:szCs w:val="24"/>
-          <w:lang w:eastAsia="nl-NL"/>
+          <w:lang w:val="la-Latn" w:eastAsia="nl-NL"/>
+        </w:rPr>
+      </w:pPr>
+      <w:r>
+        <w:rPr>
+          <w:rFonts w:ascii="Times New Roman" w:eastAsia="Times New Roman" w:hAnsi="Times New Roman" w:cs="Times New Roman"/>
+          <w:sz w:val="24"/>
+          <w:szCs w:val="24"/>
+          <w:lang w:val="la-Latn" w:eastAsia="nl-NL"/>
         </w:rPr>
         <w:t>Mortales igitur memores modo uiuite laeti</w:t>
       </w:r>
@@ -5531,27 +5531,27 @@
           <w:rFonts w:ascii="Times New Roman" w:eastAsia="Times New Roman" w:hAnsi="Times New Roman" w:cs="Times New Roman"/>
           <w:sz w:val="24"/>
           <w:szCs w:val="24"/>
-          <w:lang w:eastAsia="nl-NL"/>
-        </w:rPr>
-      </w:pPr>
-    </w:p>
-    <w:p>
-      <w:pPr>
-        <w:shd w:val="clear" w:color="auto" w:fill="FFFFFF"/>
-        <w:spacing w:after="0" w:line="240" w:lineRule="auto"/>
-        <w:rPr>
-          <w:rFonts w:ascii="Times New Roman" w:eastAsia="Times New Roman" w:hAnsi="Times New Roman" w:cs="Times New Roman"/>
-          <w:sz w:val="24"/>
-          <w:szCs w:val="24"/>
-          <w:lang w:eastAsia="nl-NL"/>
-        </w:rPr>
-      </w:pPr>
-      <w:r>
-        <w:rPr>
-          <w:rFonts w:ascii="Times New Roman" w:eastAsia="Times New Roman" w:hAnsi="Times New Roman" w:cs="Times New Roman"/>
-          <w:sz w:val="24"/>
-          <w:szCs w:val="24"/>
-          <w:lang w:eastAsia="nl-NL"/>
+          <w:lang w:val="la-Latn" w:eastAsia="nl-NL"/>
+        </w:rPr>
+      </w:pPr>
+    </w:p>
+    <w:p>
+      <w:pPr>
+        <w:shd w:val="clear" w:color="auto" w:fill="FFFFFF"/>
+        <w:spacing w:after="0" w:line="240" w:lineRule="auto"/>
+        <w:rPr>
+          <w:rFonts w:ascii="Times New Roman" w:eastAsia="Times New Roman" w:hAnsi="Times New Roman" w:cs="Times New Roman"/>
+          <w:sz w:val="24"/>
+          <w:szCs w:val="24"/>
+          <w:lang w:val="la-Latn" w:eastAsia="nl-NL"/>
+        </w:rPr>
+      </w:pPr>
+      <w:r>
+        <w:rPr>
+          <w:rFonts w:ascii="Times New Roman" w:eastAsia="Times New Roman" w:hAnsi="Times New Roman" w:cs="Times New Roman"/>
+          <w:sz w:val="24"/>
+          <w:szCs w:val="24"/>
+          <w:lang w:val="la-Latn" w:eastAsia="nl-NL"/>
         </w:rPr>
         <w:t>Instar uenturi furis, discrimine nullo</w:t>
       </w:r>
@@ -5564,15 +5564,15 @@
           <w:rFonts w:ascii="Times New Roman" w:eastAsia="Times New Roman" w:hAnsi="Times New Roman" w:cs="Times New Roman"/>
           <w:sz w:val="24"/>
           <w:szCs w:val="24"/>
-          <w:lang w:eastAsia="nl-NL"/>
-        </w:rPr>
-      </w:pPr>
-      <w:r>
-        <w:rPr>
-          <w:rFonts w:ascii="Times New Roman" w:eastAsia="Times New Roman" w:hAnsi="Times New Roman" w:cs="Times New Roman"/>
-          <w:sz w:val="24"/>
-          <w:szCs w:val="24"/>
-          <w:lang w:eastAsia="nl-NL"/>
+          <w:lang w:val="la-Latn" w:eastAsia="nl-NL"/>
+        </w:rPr>
+      </w:pPr>
+      <w:r>
+        <w:rPr>
+          <w:rFonts w:ascii="Times New Roman" w:eastAsia="Times New Roman" w:hAnsi="Times New Roman" w:cs="Times New Roman"/>
+          <w:sz w:val="24"/>
+          <w:szCs w:val="24"/>
+          <w:lang w:val="la-Latn" w:eastAsia="nl-NL"/>
         </w:rPr>
         <w:t>Cunctos rapturi passim ditesque inopesque.</w:t>
       </w:r>
@@ -5585,15 +5585,15 @@
           <w:rFonts w:ascii="Times New Roman" w:eastAsia="Times New Roman" w:hAnsi="Times New Roman" w:cs="Times New Roman"/>
           <w:sz w:val="24"/>
           <w:szCs w:val="24"/>
-          <w:lang w:eastAsia="nl-NL"/>
-        </w:rPr>
-      </w:pPr>
-      <w:r>
-        <w:rPr>
-          <w:rFonts w:ascii="Times New Roman" w:eastAsia="Times New Roman" w:hAnsi="Times New Roman" w:cs="Times New Roman"/>
-          <w:sz w:val="24"/>
-          <w:szCs w:val="24"/>
-          <w:lang w:eastAsia="nl-NL"/>
+          <w:lang w:val="la-Latn" w:eastAsia="nl-NL"/>
+        </w:rPr>
+      </w:pPr>
+      <w:r>
+        <w:rPr>
+          <w:rFonts w:ascii="Times New Roman" w:eastAsia="Times New Roman" w:hAnsi="Times New Roman" w:cs="Times New Roman"/>
+          <w:sz w:val="24"/>
+          <w:szCs w:val="24"/>
+          <w:lang w:val="la-Latn" w:eastAsia="nl-NL"/>
         </w:rPr>
         <w:t xml:space="preserve">(170) Stultus et insipiens uita qui sperat in ista, </w:t>
       </w:r>
@@ -5606,15 +5606,15 @@
           <w:rFonts w:ascii="Times New Roman" w:eastAsia="Times New Roman" w:hAnsi="Times New Roman" w:cs="Times New Roman"/>
           <w:sz w:val="24"/>
           <w:szCs w:val="24"/>
-          <w:lang w:eastAsia="nl-NL"/>
-        </w:rPr>
-      </w:pPr>
-      <w:r>
-        <w:rPr>
-          <w:rFonts w:ascii="Times New Roman" w:eastAsia="Times New Roman" w:hAnsi="Times New Roman" w:cs="Times New Roman"/>
-          <w:sz w:val="24"/>
-          <w:szCs w:val="24"/>
-          <w:lang w:eastAsia="nl-NL"/>
+          <w:lang w:val="la-Latn" w:eastAsia="nl-NL"/>
+        </w:rPr>
+      </w:pPr>
+      <w:r>
+        <w:rPr>
+          <w:rFonts w:ascii="Times New Roman" w:eastAsia="Times New Roman" w:hAnsi="Times New Roman" w:cs="Times New Roman"/>
+          <w:sz w:val="24"/>
+          <w:szCs w:val="24"/>
+          <w:lang w:val="la-Latn" w:eastAsia="nl-NL"/>
         </w:rPr>
         <w:t>Instar quae fumi perit, et cito desinit esse.</w:t>
       </w:r>
@@ -5627,15 +5627,15 @@
           <w:rFonts w:ascii="Times New Roman" w:eastAsia="Times New Roman" w:hAnsi="Times New Roman" w:cs="Times New Roman"/>
           <w:sz w:val="24"/>
           <w:szCs w:val="24"/>
-          <w:lang w:eastAsia="nl-NL"/>
-        </w:rPr>
-      </w:pPr>
-      <w:r>
-        <w:rPr>
-          <w:rFonts w:ascii="Times New Roman" w:eastAsia="Times New Roman" w:hAnsi="Times New Roman" w:cs="Times New Roman"/>
-          <w:sz w:val="24"/>
-          <w:szCs w:val="24"/>
-          <w:lang w:eastAsia="nl-NL"/>
+          <w:lang w:val="la-Latn" w:eastAsia="nl-NL"/>
+        </w:rPr>
+      </w:pPr>
+      <w:r>
+        <w:rPr>
+          <w:rFonts w:ascii="Times New Roman" w:eastAsia="Times New Roman" w:hAnsi="Times New Roman" w:cs="Times New Roman"/>
+          <w:sz w:val="24"/>
+          <w:szCs w:val="24"/>
+          <w:lang w:val="la-Latn" w:eastAsia="nl-NL"/>
         </w:rPr>
         <w:t>Fac igitur tota uirtuti incumbito mente,</w:t>
       </w:r>
@@ -5648,15 +5648,15 @@
           <w:rFonts w:ascii="Times New Roman" w:eastAsia="Times New Roman" w:hAnsi="Times New Roman" w:cs="Times New Roman"/>
           <w:sz w:val="24"/>
           <w:szCs w:val="24"/>
-          <w:lang w:eastAsia="nl-NL"/>
-        </w:rPr>
-      </w:pPr>
-      <w:r>
-        <w:rPr>
-          <w:rFonts w:ascii="Times New Roman" w:eastAsia="Times New Roman" w:hAnsi="Times New Roman" w:cs="Times New Roman"/>
-          <w:sz w:val="24"/>
-          <w:szCs w:val="24"/>
-          <w:lang w:eastAsia="nl-NL"/>
+          <w:lang w:val="la-Latn" w:eastAsia="nl-NL"/>
+        </w:rPr>
+      </w:pPr>
+      <w:r>
+        <w:rPr>
+          <w:rFonts w:ascii="Times New Roman" w:eastAsia="Times New Roman" w:hAnsi="Times New Roman" w:cs="Times New Roman"/>
+          <w:sz w:val="24"/>
+          <w:szCs w:val="24"/>
+          <w:lang w:val="la-Latn" w:eastAsia="nl-NL"/>
         </w:rPr>
         <w:t>Quae nescit mortem, sed scandii ad ardua coeli,</w:t>
       </w:r>
@@ -5669,15 +5669,15 @@
           <w:rFonts w:ascii="Times New Roman" w:eastAsia="Times New Roman" w:hAnsi="Times New Roman" w:cs="Times New Roman"/>
           <w:sz w:val="24"/>
           <w:szCs w:val="24"/>
-          <w:lang w:eastAsia="nl-NL"/>
-        </w:rPr>
-      </w:pPr>
-      <w:r>
-        <w:rPr>
-          <w:rFonts w:ascii="Times New Roman" w:eastAsia="Times New Roman" w:hAnsi="Times New Roman" w:cs="Times New Roman"/>
-          <w:sz w:val="24"/>
-          <w:szCs w:val="24"/>
-          <w:lang w:eastAsia="nl-NL"/>
+          <w:lang w:val="la-Latn" w:eastAsia="nl-NL"/>
+        </w:rPr>
+      </w:pPr>
+      <w:r>
+        <w:rPr>
+          <w:rFonts w:ascii="Times New Roman" w:eastAsia="Times New Roman" w:hAnsi="Times New Roman" w:cs="Times New Roman"/>
+          <w:sz w:val="24"/>
+          <w:szCs w:val="24"/>
+          <w:lang w:val="la-Latn" w:eastAsia="nl-NL"/>
         </w:rPr>
         <w:t>Quo nos a fatis ducat rex Iuppiter. Amen.</w:t>
       </w:r>
@@ -5690,27 +5690,27 @@
           <w:rFonts w:ascii="Times New Roman" w:eastAsia="Times New Roman" w:hAnsi="Times New Roman" w:cs="Times New Roman"/>
           <w:sz w:val="24"/>
           <w:szCs w:val="24"/>
-          <w:lang w:eastAsia="nl-NL"/>
-        </w:rPr>
-      </w:pPr>
-    </w:p>
-    <w:p>
-      <w:pPr>
-        <w:shd w:val="clear" w:color="auto" w:fill="FFFFFF"/>
-        <w:spacing w:after="0" w:line="240" w:lineRule="auto"/>
-        <w:rPr>
-          <w:rFonts w:ascii="Times New Roman" w:eastAsia="Times New Roman" w:hAnsi="Times New Roman" w:cs="Times New Roman"/>
-          <w:sz w:val="24"/>
-          <w:szCs w:val="24"/>
-          <w:lang w:eastAsia="nl-NL"/>
-        </w:rPr>
-      </w:pPr>
-      <w:r>
-        <w:rPr>
-          <w:rFonts w:ascii="Times New Roman" w:eastAsia="Times New Roman" w:hAnsi="Times New Roman" w:cs="Times New Roman"/>
-          <w:sz w:val="24"/>
-          <w:szCs w:val="24"/>
-          <w:lang w:eastAsia="nl-NL"/>
+          <w:lang w:val="la-Latn" w:eastAsia="nl-NL"/>
+        </w:rPr>
+      </w:pPr>
+    </w:p>
+    <w:p>
+      <w:pPr>
+        <w:shd w:val="clear" w:color="auto" w:fill="FFFFFF"/>
+        <w:spacing w:after="0" w:line="240" w:lineRule="auto"/>
+        <w:rPr>
+          <w:rFonts w:ascii="Times New Roman" w:eastAsia="Times New Roman" w:hAnsi="Times New Roman" w:cs="Times New Roman"/>
+          <w:sz w:val="24"/>
+          <w:szCs w:val="24"/>
+          <w:lang w:val="la-Latn" w:eastAsia="nl-NL"/>
+        </w:rPr>
+      </w:pPr>
+      <w:r>
+        <w:rPr>
+          <w:rFonts w:ascii="Times New Roman" w:eastAsia="Times New Roman" w:hAnsi="Times New Roman" w:cs="Times New Roman"/>
+          <w:sz w:val="24"/>
+          <w:szCs w:val="24"/>
+          <w:lang w:val="la-Latn" w:eastAsia="nl-NL"/>
         </w:rPr>
         <w:t xml:space="preserve">Plaudite nunc, animum cuncti retinete fauentes. </w:t>
       </w:r>
@@ -5723,15 +5723,15 @@
           <w:rFonts w:ascii="Times New Roman" w:eastAsia="Times New Roman" w:hAnsi="Times New Roman" w:cs="Times New Roman"/>
           <w:sz w:val="24"/>
           <w:szCs w:val="24"/>
-          <w:lang w:eastAsia="nl-NL"/>
-        </w:rPr>
-      </w:pPr>
-      <w:r>
-        <w:rPr>
-          <w:rFonts w:ascii="Times New Roman" w:eastAsia="Times New Roman" w:hAnsi="Times New Roman" w:cs="Times New Roman"/>
-          <w:sz w:val="24"/>
-          <w:szCs w:val="24"/>
-          <w:lang w:eastAsia="nl-NL"/>
+          <w:lang w:val="la-Latn" w:eastAsia="nl-NL"/>
+        </w:rPr>
+      </w:pPr>
+      <w:r>
+        <w:rPr>
+          <w:rFonts w:ascii="Times New Roman" w:eastAsia="Times New Roman" w:hAnsi="Times New Roman" w:cs="Times New Roman"/>
+          <w:sz w:val="24"/>
+          <w:szCs w:val="24"/>
+          <w:lang w:val="la-Latn" w:eastAsia="nl-NL"/>
         </w:rPr>
         <w:t>/back/</w:t>
       </w:r>
@@ -5744,15 +5744,15 @@
           <w:rFonts w:ascii="Times New Roman" w:eastAsia="Times New Roman" w:hAnsi="Times New Roman" w:cs="Times New Roman"/>
           <w:sz w:val="24"/>
           <w:szCs w:val="24"/>
-          <w:lang w:eastAsia="nl-NL"/>
-        </w:rPr>
-      </w:pPr>
-      <w:r>
-        <w:rPr>
-          <w:rFonts w:ascii="Times New Roman" w:eastAsia="Times New Roman" w:hAnsi="Times New Roman" w:cs="Times New Roman"/>
-          <w:sz w:val="24"/>
-          <w:szCs w:val="24"/>
-          <w:lang w:eastAsia="nl-NL"/>
+          <w:lang w:val="la-Latn" w:eastAsia="nl-NL"/>
+        </w:rPr>
+      </w:pPr>
+      <w:r>
+        <w:rPr>
+          <w:rFonts w:ascii="Times New Roman" w:eastAsia="Times New Roman" w:hAnsi="Times New Roman" w:cs="Times New Roman"/>
+          <w:sz w:val="24"/>
+          <w:szCs w:val="24"/>
+          <w:lang w:val="la-Latn" w:eastAsia="nl-NL"/>
         </w:rPr>
         <w:t>FINIS</w:t>
       </w:r>
@@ -5765,27 +5765,27 @@
           <w:rFonts w:ascii="Times New Roman" w:eastAsia="Times New Roman" w:hAnsi="Times New Roman" w:cs="Times New Roman"/>
           <w:sz w:val="24"/>
           <w:szCs w:val="24"/>
-          <w:lang w:eastAsia="nl-NL"/>
-        </w:rPr>
-      </w:pPr>
-    </w:p>
-    <w:p>
-      <w:pPr>
-        <w:shd w:val="clear" w:color="auto" w:fill="FFFFFF"/>
-        <w:spacing w:after="0" w:line="240" w:lineRule="auto"/>
-        <w:rPr>
-          <w:rFonts w:ascii="Times New Roman" w:eastAsia="Times New Roman" w:hAnsi="Times New Roman" w:cs="Times New Roman"/>
-          <w:sz w:val="24"/>
-          <w:szCs w:val="24"/>
-          <w:lang w:eastAsia="nl-NL"/>
-        </w:rPr>
-      </w:pPr>
-      <w:r>
-        <w:rPr>
-          <w:rFonts w:ascii="Times New Roman" w:eastAsia="Times New Roman" w:hAnsi="Times New Roman" w:cs="Times New Roman"/>
-          <w:sz w:val="24"/>
-          <w:szCs w:val="24"/>
-          <w:lang w:eastAsia="nl-NL"/>
+          <w:lang w:val="la-Latn" w:eastAsia="nl-NL"/>
+        </w:rPr>
+      </w:pPr>
+    </w:p>
+    <w:p>
+      <w:pPr>
+        <w:shd w:val="clear" w:color="auto" w:fill="FFFFFF"/>
+        <w:spacing w:after="0" w:line="240" w:lineRule="auto"/>
+        <w:rPr>
+          <w:rFonts w:ascii="Times New Roman" w:eastAsia="Times New Roman" w:hAnsi="Times New Roman" w:cs="Times New Roman"/>
+          <w:sz w:val="24"/>
+          <w:szCs w:val="24"/>
+          <w:lang w:val="la-Latn" w:eastAsia="nl-NL"/>
+        </w:rPr>
+      </w:pPr>
+      <w:r>
+        <w:rPr>
+          <w:rFonts w:ascii="Times New Roman" w:eastAsia="Times New Roman" w:hAnsi="Times New Roman" w:cs="Times New Roman"/>
+          <w:sz w:val="24"/>
+          <w:szCs w:val="24"/>
+          <w:lang w:val="la-Latn" w:eastAsia="nl-NL"/>
         </w:rPr>
         <w:t>AN</w:t>
       </w:r>
@@ -5794,7 +5794,7 @@
           <w:rFonts w:ascii="Times New Roman" w:eastAsia="Times New Roman" w:hAnsi="Times New Roman" w:cs="Times New Roman"/>
           <w:sz w:val="24"/>
           <w:szCs w:val="24"/>
-          <w:lang w:eastAsia="nl-NL"/>
+          <w:lang w:val="la-Latn" w:eastAsia="nl-NL"/>
         </w:rPr>
         <w:t>T</w:t>
       </w:r>
@@ -5803,7 +5803,7 @@
           <w:rFonts w:ascii="Times New Roman" w:eastAsia="Times New Roman" w:hAnsi="Times New Roman" w:cs="Times New Roman"/>
           <w:sz w:val="24"/>
           <w:szCs w:val="24"/>
-          <w:lang w:eastAsia="nl-NL"/>
+          <w:lang w:val="la-Latn" w:eastAsia="nl-NL"/>
         </w:rPr>
         <w:t>VERPIAE</w:t>
       </w:r>
@@ -5816,15 +5816,15 @@
           <w:rFonts w:ascii="Times New Roman" w:eastAsia="Times New Roman" w:hAnsi="Times New Roman" w:cs="Times New Roman"/>
           <w:sz w:val="24"/>
           <w:szCs w:val="24"/>
-          <w:lang w:eastAsia="nl-NL"/>
-        </w:rPr>
-      </w:pPr>
-      <w:r>
-        <w:rPr>
-          <w:rFonts w:ascii="Times New Roman" w:eastAsia="Times New Roman" w:hAnsi="Times New Roman" w:cs="Times New Roman"/>
-          <w:sz w:val="24"/>
-          <w:szCs w:val="24"/>
-          <w:lang w:eastAsia="nl-NL"/>
+          <w:lang w:val="la-Latn" w:eastAsia="nl-NL"/>
+        </w:rPr>
+      </w:pPr>
+      <w:r>
+        <w:rPr>
+          <w:rFonts w:ascii="Times New Roman" w:eastAsia="Times New Roman" w:hAnsi="Times New Roman" w:cs="Times New Roman"/>
+          <w:sz w:val="24"/>
+          <w:szCs w:val="24"/>
+          <w:lang w:val="la-Latn" w:eastAsia="nl-NL"/>
         </w:rPr>
         <w:t>MARTINVS CAESAR</w:t>
       </w:r>
@@ -5837,15 +5837,15 @@
           <w:rFonts w:ascii="Times New Roman" w:eastAsia="Times New Roman" w:hAnsi="Times New Roman" w:cs="Times New Roman"/>
           <w:sz w:val="24"/>
           <w:szCs w:val="24"/>
-          <w:lang w:eastAsia="nl-NL"/>
-        </w:rPr>
-      </w:pPr>
-      <w:r>
-        <w:rPr>
-          <w:rFonts w:ascii="Times New Roman" w:eastAsia="Times New Roman" w:hAnsi="Times New Roman" w:cs="Times New Roman"/>
-          <w:sz w:val="24"/>
-          <w:szCs w:val="24"/>
-          <w:lang w:eastAsia="nl-NL"/>
+          <w:lang w:val="la-Latn" w:eastAsia="nl-NL"/>
+        </w:rPr>
+      </w:pPr>
+      <w:r>
+        <w:rPr>
+          <w:rFonts w:ascii="Times New Roman" w:eastAsia="Times New Roman" w:hAnsi="Times New Roman" w:cs="Times New Roman"/>
+          <w:sz w:val="24"/>
+          <w:szCs w:val="24"/>
+          <w:lang w:val="la-Latn" w:eastAsia="nl-NL"/>
         </w:rPr>
         <w:t>excudebat An. M.D.XXXIIII.</w:t>
       </w:r>
@@ -5858,15 +5858,15 @@
           <w:rFonts w:ascii="Times New Roman" w:eastAsia="Times New Roman" w:hAnsi="Times New Roman" w:cs="Times New Roman"/>
           <w:sz w:val="24"/>
           <w:szCs w:val="24"/>
-          <w:lang w:eastAsia="nl-NL"/>
-        </w:rPr>
-      </w:pPr>
-      <w:r>
-        <w:rPr>
-          <w:rFonts w:ascii="Times New Roman" w:eastAsia="Times New Roman" w:hAnsi="Times New Roman" w:cs="Times New Roman"/>
-          <w:sz w:val="24"/>
-          <w:szCs w:val="24"/>
-          <w:lang w:eastAsia="nl-NL"/>
+          <w:lang w:val="la-Latn" w:eastAsia="nl-NL"/>
+        </w:rPr>
+      </w:pPr>
+      <w:r>
+        <w:rPr>
+          <w:rFonts w:ascii="Times New Roman" w:eastAsia="Times New Roman" w:hAnsi="Times New Roman" w:cs="Times New Roman"/>
+          <w:sz w:val="24"/>
+          <w:szCs w:val="24"/>
+          <w:lang w:val="la-Latn" w:eastAsia="nl-NL"/>
         </w:rPr>
         <w:t>Mensis Decembris die sexto.</w:t>
       </w:r>
